--- a/Documentacion/Planificacion/Planes/PLAN DE GESTIÓN DE CALIDAD.docx
+++ b/Documentacion/Planificacion/Planes/PLAN DE GESTIÓN DE CALIDAD.docx
@@ -4,7 +4,7 @@
   <w:body>
     <w:tbl>
       <w:tblPr>
-        <w:tblStyle w:val="TableGrid"/>
+        <w:tblStyle w:val="Tablaconcuadrcula"/>
         <w:tblW w:w="0" w:type="auto"/>
         <w:tblLook w:val="04A0" w:firstRow="1" w:lastRow="0" w:firstColumn="1" w:lastColumn="0" w:noHBand="0" w:noVBand="1"/>
       </w:tblPr>
@@ -242,33 +242,19 @@
     </w:tbl>
     <w:p>
       <w:pPr>
-        <w:spacing w:after="0" w:afterAutospacing="0"/>
-        <w:rPr>
-          <w:rFonts w:ascii="Tahoma" w:hAnsi="Tahoma" w:cs="Tahoma"/>
-          <w:sz w:val="20"/>
-        </w:rPr>
-      </w:pPr>
-    </w:p>
-    <w:p>
-      <w:pPr>
-        <w:shd w:val="clear" w:color="auto" w:fill="D9D9D9" w:themeFill="background1" w:themeFillShade="D9"/>
+        <w:shd w:val="clear" w:color="auto" w:fill="FFFFFF" w:themeFill="background1"/>
         <w:spacing w:after="0" w:afterAutospacing="0"/>
         <w:rPr>
           <w:rFonts w:ascii="Tahoma" w:hAnsi="Tahoma" w:cs="Tahoma"/>
           <w:b/>
+          <w:sz w:val="20"/>
+          <w:szCs w:val="20"/>
         </w:rPr>
       </w:pPr>
-      <w:r>
-        <w:rPr>
-          <w:rFonts w:ascii="Tahoma" w:hAnsi="Tahoma" w:cs="Tahoma"/>
-          <w:b/>
-        </w:rPr>
-        <w:t>NORMAS Y PROCEDIMIENTOS A APLICAR (de los FAE)</w:t>
-      </w:r>
     </w:p>
     <w:tbl>
       <w:tblPr>
-        <w:tblStyle w:val="TableGrid"/>
+        <w:tblStyle w:val="Tablaconcuadrcula"/>
         <w:tblW w:w="0" w:type="auto"/>
         <w:tblLook w:val="04A0" w:firstRow="1" w:lastRow="0" w:firstColumn="1" w:lastColumn="0" w:noHBand="0" w:noVBand="1"/>
       </w:tblPr>
@@ -278,7 +264,47 @@
       <w:tr>
         <w:tc>
           <w:tcPr>
-            <w:tcW w:w="14540" w:type="dxa"/>
+            <w:tcW w:w="10456" w:type="dxa"/>
+            <w:shd w:val="clear" w:color="auto" w:fill="D9D9D9" w:themeFill="background1" w:themeFillShade="D9"/>
+          </w:tcPr>
+          <w:p>
+            <w:pPr>
+              <w:shd w:val="clear" w:color="auto" w:fill="D9D9D9" w:themeFill="background1" w:themeFillShade="D9"/>
+              <w:spacing w:after="0" w:afterAutospacing="0"/>
+              <w:rPr>
+                <w:rFonts w:ascii="Tahoma" w:hAnsi="Tahoma" w:cs="Tahoma"/>
+                <w:b/>
+                <w:sz w:val="20"/>
+                <w:szCs w:val="20"/>
+              </w:rPr>
+            </w:pPr>
+            <w:proofErr w:type="gramStart"/>
+            <w:r>
+              <w:rPr>
+                <w:rFonts w:ascii="Tahoma" w:hAnsi="Tahoma" w:cs="Tahoma"/>
+                <w:b/>
+                <w:sz w:val="20"/>
+                <w:szCs w:val="20"/>
+              </w:rPr>
+              <w:t>NORMAS Y PROCEDIMIENTOS A APLICAR</w:t>
+            </w:r>
+            <w:proofErr w:type="gramEnd"/>
+            <w:r>
+              <w:rPr>
+                <w:rFonts w:ascii="Tahoma" w:hAnsi="Tahoma" w:cs="Tahoma"/>
+                <w:b/>
+                <w:sz w:val="20"/>
+                <w:szCs w:val="20"/>
+              </w:rPr>
+              <w:t xml:space="preserve"> (de los FAE)</w:t>
+            </w:r>
+          </w:p>
+        </w:tc>
+      </w:tr>
+      <w:tr>
+        <w:tc>
+          <w:tcPr>
+            <w:tcW w:w="10456" w:type="dxa"/>
           </w:tcPr>
           <w:p>
             <w:pPr>
@@ -399,6 +425,7 @@
               </w:rPr>
               <w:t xml:space="preserve">Se utilizará control de versiones mediante Git, con un flujo de ramas destinado a las distintas funcionalidades. Las nuevas funcionalidades se integrarán en la rama principal a través de </w:t>
             </w:r>
+            <w:proofErr w:type="spellStart"/>
             <w:r>
               <w:rPr>
                 <w:rFonts w:ascii="Tahoma" w:hAnsi="Tahoma" w:cs="Tahoma"/>
@@ -408,8 +435,33 @@
                 <w:szCs w:val="20"/>
                 <w:lang w:val="es-ES"/>
               </w:rPr>
-              <w:t>pull requests</w:t>
-            </w:r>
+              <w:t>pull</w:t>
+            </w:r>
+            <w:proofErr w:type="spellEnd"/>
+            <w:r>
+              <w:rPr>
+                <w:rFonts w:ascii="Tahoma" w:hAnsi="Tahoma" w:cs="Tahoma"/>
+                <w:i/>
+                <w:iCs/>
+                <w:sz w:val="20"/>
+                <w:szCs w:val="20"/>
+                <w:lang w:val="es-ES"/>
+              </w:rPr>
+              <w:t xml:space="preserve"> </w:t>
+            </w:r>
+            <w:proofErr w:type="spellStart"/>
+            <w:r>
+              <w:rPr>
+                <w:rFonts w:ascii="Tahoma" w:hAnsi="Tahoma" w:cs="Tahoma"/>
+                <w:i/>
+                <w:iCs/>
+                <w:sz w:val="20"/>
+                <w:szCs w:val="20"/>
+                <w:lang w:val="es-ES"/>
+              </w:rPr>
+              <w:t>requests</w:t>
+            </w:r>
+            <w:proofErr w:type="spellEnd"/>
             <w:r>
               <w:rPr>
                 <w:rFonts w:ascii="Tahoma" w:hAnsi="Tahoma" w:cs="Tahoma"/>
@@ -447,9 +499,9 @@
         <w:tblLook w:val="00A0" w:firstRow="1" w:lastRow="0" w:firstColumn="1" w:lastColumn="0" w:noHBand="0" w:noVBand="0"/>
       </w:tblPr>
       <w:tblGrid>
-        <w:gridCol w:w="1678"/>
-        <w:gridCol w:w="5459"/>
-        <w:gridCol w:w="3309"/>
+        <w:gridCol w:w="1567"/>
+        <w:gridCol w:w="5515"/>
+        <w:gridCol w:w="3364"/>
       </w:tblGrid>
       <w:tr>
         <w:trPr>
@@ -470,6 +522,8 @@
                 <w:rFonts w:ascii="Tahoma" w:eastAsia="Calibri" w:hAnsi="Tahoma" w:cs="Tahoma"/>
                 <w:b/>
                 <w:bCs/>
+                <w:sz w:val="20"/>
+                <w:szCs w:val="20"/>
               </w:rPr>
             </w:pPr>
             <w:r>
@@ -477,6 +531,8 @@
                 <w:rFonts w:ascii="Tahoma" w:eastAsia="Calibri" w:hAnsi="Tahoma" w:cs="Tahoma"/>
                 <w:b/>
                 <w:bCs/>
+                <w:sz w:val="20"/>
+                <w:szCs w:val="20"/>
               </w:rPr>
               <w:t>OBJETIVOS DE CALIDAD</w:t>
             </w:r>
@@ -501,6 +557,8 @@
                 <w:rFonts w:ascii="Tahoma" w:eastAsia="Calibri" w:hAnsi="Tahoma" w:cs="Tahoma"/>
                 <w:b/>
                 <w:bCs/>
+                <w:sz w:val="20"/>
+                <w:szCs w:val="20"/>
               </w:rPr>
             </w:pPr>
             <w:r>
@@ -508,6 +566,8 @@
                 <w:rFonts w:ascii="Tahoma" w:eastAsia="Calibri" w:hAnsi="Tahoma" w:cs="Tahoma"/>
                 <w:b/>
                 <w:bCs/>
+                <w:sz w:val="20"/>
+                <w:szCs w:val="20"/>
               </w:rPr>
               <w:t>ENTREGABLE</w:t>
             </w:r>
@@ -527,6 +587,8 @@
                 <w:rFonts w:ascii="Tahoma" w:eastAsia="Calibri" w:hAnsi="Tahoma" w:cs="Tahoma"/>
                 <w:b/>
                 <w:bCs/>
+                <w:sz w:val="20"/>
+                <w:szCs w:val="20"/>
               </w:rPr>
             </w:pPr>
             <w:r>
@@ -534,6 +596,8 @@
                 <w:rFonts w:ascii="Tahoma" w:eastAsia="Calibri" w:hAnsi="Tahoma" w:cs="Tahoma"/>
                 <w:b/>
                 <w:bCs/>
+                <w:sz w:val="20"/>
+                <w:szCs w:val="20"/>
               </w:rPr>
               <w:t>OBJETIVO</w:t>
             </w:r>
@@ -553,6 +617,8 @@
                 <w:rFonts w:ascii="Tahoma" w:eastAsia="Calibri" w:hAnsi="Tahoma" w:cs="Tahoma"/>
                 <w:b/>
                 <w:bCs/>
+                <w:sz w:val="20"/>
+                <w:szCs w:val="20"/>
               </w:rPr>
             </w:pPr>
             <w:r>
@@ -560,6 +626,8 @@
                 <w:rFonts w:ascii="Tahoma" w:eastAsia="Calibri" w:hAnsi="Tahoma" w:cs="Tahoma"/>
                 <w:b/>
                 <w:bCs/>
+                <w:sz w:val="20"/>
+                <w:szCs w:val="20"/>
               </w:rPr>
               <w:t>MÉTRICA</w:t>
             </w:r>
@@ -686,14 +754,25 @@
                 <w:szCs w:val="20"/>
               </w:rPr>
             </w:pPr>
-            <w:r>
-              <w:rPr>
-                <w:rFonts w:ascii="Tahoma" w:eastAsia="Calibri" w:hAnsi="Tahoma" w:cs="Tahoma"/>
-                <w:iCs/>
-                <w:sz w:val="20"/>
-                <w:szCs w:val="20"/>
-              </w:rPr>
-              <w:t>Build jugable</w:t>
+            <w:proofErr w:type="spellStart"/>
+            <w:r>
+              <w:rPr>
+                <w:rFonts w:ascii="Tahoma" w:eastAsia="Calibri" w:hAnsi="Tahoma" w:cs="Tahoma"/>
+                <w:iCs/>
+                <w:sz w:val="20"/>
+                <w:szCs w:val="20"/>
+              </w:rPr>
+              <w:t>Build</w:t>
+            </w:r>
+            <w:proofErr w:type="spellEnd"/>
+            <w:r>
+              <w:rPr>
+                <w:rFonts w:ascii="Tahoma" w:eastAsia="Calibri" w:hAnsi="Tahoma" w:cs="Tahoma"/>
+                <w:iCs/>
+                <w:sz w:val="20"/>
+                <w:szCs w:val="20"/>
+              </w:rPr>
+              <w:t xml:space="preserve"> jugable</w:t>
             </w:r>
           </w:p>
         </w:tc>
@@ -739,7 +818,27 @@
                 <w:sz w:val="20"/>
                 <w:szCs w:val="20"/>
               </w:rPr>
-              <w:t>Correcta integración de sistemas complejos como IA y Leaderboard</w:t>
+              <w:t xml:space="preserve">Correcta integración de sistemas complejos como IA y </w:t>
+            </w:r>
+            <w:proofErr w:type="spellStart"/>
+            <w:r>
+              <w:rPr>
+                <w:rFonts w:ascii="Tahoma" w:eastAsia="Calibri" w:hAnsi="Tahoma" w:cs="Tahoma"/>
+                <w:iCs/>
+                <w:sz w:val="20"/>
+                <w:szCs w:val="20"/>
+              </w:rPr>
+              <w:t>Leaderboard</w:t>
+            </w:r>
+            <w:proofErr w:type="spellEnd"/>
+            <w:r>
+              <w:rPr>
+                <w:rFonts w:ascii="Tahoma" w:eastAsia="Calibri" w:hAnsi="Tahoma" w:cs="Tahoma"/>
+                <w:iCs/>
+                <w:sz w:val="20"/>
+                <w:szCs w:val="20"/>
+              </w:rPr>
+              <w:t>.</w:t>
             </w:r>
           </w:p>
         </w:tc>
@@ -838,16 +937,7 @@
     </w:tbl>
     <w:p>
       <w:pPr>
-        <w:spacing w:after="0" w:afterAutospacing="0"/>
-        <w:jc w:val="both"/>
-        <w:rPr>
-          <w:rFonts w:ascii="Tahoma" w:hAnsi="Tahoma" w:cs="Tahoma"/>
-        </w:rPr>
-      </w:pPr>
-    </w:p>
-    <w:p>
-      <w:pPr>
-        <w:shd w:val="clear" w:color="auto" w:fill="D9D9D9" w:themeFill="background1" w:themeFillShade="D9"/>
+        <w:shd w:val="clear" w:color="auto" w:fill="FFFFFF" w:themeFill="background1"/>
         <w:spacing w:after="0" w:afterAutospacing="0"/>
         <w:jc w:val="both"/>
         <w:rPr>
@@ -855,17 +945,10 @@
           <w:b/>
         </w:rPr>
       </w:pPr>
-      <w:r>
-        <w:rPr>
-          <w:rFonts w:ascii="Tahoma" w:hAnsi="Tahoma" w:cs="Tahoma"/>
-          <w:b/>
-        </w:rPr>
-        <w:t>ACTIVIDADES DE CONTROL DE CALIDAD DE LOS ENTREGABLES</w:t>
-      </w:r>
     </w:p>
     <w:tbl>
       <w:tblPr>
-        <w:tblStyle w:val="TableGrid"/>
+        <w:tblStyle w:val="Tablaconcuadrcula"/>
         <w:tblW w:w="10490" w:type="dxa"/>
         <w:tblInd w:w="-5" w:type="dxa"/>
         <w:tblLook w:val="04A0" w:firstRow="1" w:lastRow="0" w:firstColumn="1" w:lastColumn="0" w:noHBand="0" w:noVBand="1"/>
@@ -882,6 +965,40 @@
         </w:trPr>
         <w:tc>
           <w:tcPr>
+            <w:tcW w:w="10490" w:type="dxa"/>
+            <w:gridSpan w:val="4"/>
+            <w:shd w:val="clear" w:color="auto" w:fill="D9D9D9" w:themeFill="background1" w:themeFillShade="D9"/>
+          </w:tcPr>
+          <w:p>
+            <w:pPr>
+              <w:shd w:val="clear" w:color="auto" w:fill="D9D9D9" w:themeFill="background1" w:themeFillShade="D9"/>
+              <w:spacing w:after="0" w:afterAutospacing="0"/>
+              <w:jc w:val="both"/>
+              <w:rPr>
+                <w:rFonts w:ascii="Tahoma" w:hAnsi="Tahoma" w:cs="Tahoma"/>
+                <w:b/>
+                <w:sz w:val="20"/>
+                <w:szCs w:val="20"/>
+              </w:rPr>
+            </w:pPr>
+            <w:r>
+              <w:rPr>
+                <w:rFonts w:ascii="Tahoma" w:hAnsi="Tahoma" w:cs="Tahoma"/>
+                <w:b/>
+                <w:sz w:val="20"/>
+                <w:szCs w:val="20"/>
+              </w:rPr>
+              <w:t>ACTIVIDADES DE CONTROL DE CALIDAD DE LOS ENTREGABLES</w:t>
+            </w:r>
+          </w:p>
+        </w:tc>
+      </w:tr>
+      <w:tr>
+        <w:trPr>
+          <w:trHeight w:val="299"/>
+        </w:trPr>
+        <w:tc>
+          <w:tcPr>
             <w:tcW w:w="709" w:type="dxa"/>
             <w:shd w:val="clear" w:color="auto" w:fill="D9D9D9" w:themeFill="background1" w:themeFillShade="D9"/>
           </w:tcPr>
@@ -893,13 +1010,17 @@
               <w:rPr>
                 <w:rFonts w:ascii="Tahoma" w:hAnsi="Tahoma" w:cs="Tahoma"/>
                 <w:b/>
-                <w:lang w:val="es-ES"/>
-              </w:rPr>
-            </w:pPr>
-            <w:r>
-              <w:rPr>
-                <w:rFonts w:ascii="Tahoma" w:hAnsi="Tahoma" w:cs="Tahoma"/>
-                <w:b/>
+                <w:sz w:val="20"/>
+                <w:szCs w:val="20"/>
+                <w:lang w:val="es-ES"/>
+              </w:rPr>
+            </w:pPr>
+            <w:r>
+              <w:rPr>
+                <w:rFonts w:ascii="Tahoma" w:hAnsi="Tahoma" w:cs="Tahoma"/>
+                <w:b/>
+                <w:sz w:val="20"/>
+                <w:szCs w:val="20"/>
                 <w:lang w:val="es-ES"/>
               </w:rPr>
               <w:t>EDT #</w:t>
@@ -919,13 +1040,17 @@
               <w:rPr>
                 <w:rFonts w:ascii="Tahoma" w:hAnsi="Tahoma" w:cs="Tahoma"/>
                 <w:b/>
-                <w:lang w:val="es-ES"/>
-              </w:rPr>
-            </w:pPr>
-            <w:r>
-              <w:rPr>
-                <w:rFonts w:ascii="Tahoma" w:hAnsi="Tahoma" w:cs="Tahoma"/>
-                <w:b/>
+                <w:sz w:val="20"/>
+                <w:szCs w:val="20"/>
+                <w:lang w:val="es-ES"/>
+              </w:rPr>
+            </w:pPr>
+            <w:r>
+              <w:rPr>
+                <w:rFonts w:ascii="Tahoma" w:hAnsi="Tahoma" w:cs="Tahoma"/>
+                <w:b/>
+                <w:sz w:val="20"/>
+                <w:szCs w:val="20"/>
                 <w:lang w:val="es-ES"/>
               </w:rPr>
               <w:t>PAQUETE DE TRABAJO</w:t>
@@ -945,13 +1070,17 @@
               <w:rPr>
                 <w:rFonts w:ascii="Tahoma" w:hAnsi="Tahoma" w:cs="Tahoma"/>
                 <w:b/>
-                <w:lang w:val="es-ES"/>
-              </w:rPr>
-            </w:pPr>
-            <w:r>
-              <w:rPr>
-                <w:rFonts w:ascii="Tahoma" w:hAnsi="Tahoma" w:cs="Tahoma"/>
-                <w:b/>
+                <w:sz w:val="20"/>
+                <w:szCs w:val="20"/>
+                <w:lang w:val="es-ES"/>
+              </w:rPr>
+            </w:pPr>
+            <w:r>
+              <w:rPr>
+                <w:rFonts w:ascii="Tahoma" w:hAnsi="Tahoma" w:cs="Tahoma"/>
+                <w:b/>
+                <w:sz w:val="20"/>
+                <w:szCs w:val="20"/>
                 <w:lang w:val="es-ES"/>
               </w:rPr>
               <w:t>ACTIVIDAD</w:t>
@@ -971,13 +1100,17 @@
               <w:rPr>
                 <w:rFonts w:ascii="Tahoma" w:hAnsi="Tahoma" w:cs="Tahoma"/>
                 <w:b/>
-                <w:lang w:val="es-ES"/>
-              </w:rPr>
-            </w:pPr>
-            <w:r>
-              <w:rPr>
-                <w:rFonts w:ascii="Tahoma" w:hAnsi="Tahoma" w:cs="Tahoma"/>
-                <w:b/>
+                <w:sz w:val="20"/>
+                <w:szCs w:val="20"/>
+                <w:lang w:val="es-ES"/>
+              </w:rPr>
+            </w:pPr>
+            <w:r>
+              <w:rPr>
+                <w:rFonts w:ascii="Tahoma" w:hAnsi="Tahoma" w:cs="Tahoma"/>
+                <w:b/>
+                <w:sz w:val="20"/>
+                <w:szCs w:val="20"/>
                 <w:lang w:val="es-ES"/>
               </w:rPr>
               <w:t>RESPONSABLE</w:t>
@@ -1031,7 +1164,6 @@
           <w:p>
             <w:pPr>
               <w:spacing w:afterAutospacing="0"/>
-              <w:jc w:val="both"/>
               <w:rPr>
                 <w:rFonts w:ascii="Tahoma" w:hAnsi="Tahoma" w:cs="Tahoma"/>
                 <w:sz w:val="20"/>
@@ -1166,7 +1298,6 @@
           <w:p>
             <w:pPr>
               <w:spacing w:afterAutospacing="0"/>
-              <w:jc w:val="both"/>
               <w:rPr>
                 <w:rFonts w:ascii="Tahoma" w:hAnsi="Tahoma" w:cs="Tahoma"/>
                 <w:sz w:val="20"/>
@@ -1302,7 +1433,6 @@
           <w:p>
             <w:pPr>
               <w:spacing w:afterAutospacing="0"/>
-              <w:jc w:val="both"/>
               <w:rPr>
                 <w:rFonts w:ascii="Tahoma" w:hAnsi="Tahoma" w:cs="Tahoma"/>
                 <w:sz w:val="20"/>
@@ -1438,7 +1568,6 @@
           <w:p>
             <w:pPr>
               <w:spacing w:afterAutospacing="0"/>
-              <w:jc w:val="both"/>
               <w:rPr>
                 <w:rFonts w:ascii="Tahoma" w:hAnsi="Tahoma" w:cs="Tahoma"/>
                 <w:sz w:val="20"/>
@@ -1583,7 +1712,6 @@
           <w:p>
             <w:pPr>
               <w:spacing w:afterAutospacing="0"/>
-              <w:jc w:val="both"/>
               <w:rPr>
                 <w:rFonts w:ascii="Tahoma" w:hAnsi="Tahoma" w:cs="Tahoma"/>
                 <w:sz w:val="20"/>
@@ -1719,7 +1847,6 @@
           <w:p>
             <w:pPr>
               <w:spacing w:afterAutospacing="0"/>
-              <w:jc w:val="both"/>
               <w:rPr>
                 <w:rFonts w:ascii="Tahoma" w:hAnsi="Tahoma" w:cs="Tahoma"/>
                 <w:sz w:val="20"/>
@@ -1846,6 +1973,42 @@
           <w:p>
             <w:pPr>
               <w:spacing w:afterAutospacing="0"/>
+              <w:rPr>
+                <w:rFonts w:ascii="Tahoma" w:hAnsi="Tahoma" w:cs="Tahoma"/>
+                <w:sz w:val="20"/>
+                <w:szCs w:val="20"/>
+                <w:lang w:val="es-ES"/>
+              </w:rPr>
+            </w:pPr>
+            <w:r>
+              <w:rPr>
+                <w:rFonts w:ascii="Tahoma" w:hAnsi="Tahoma" w:cs="Tahoma"/>
+                <w:sz w:val="20"/>
+                <w:szCs w:val="20"/>
+                <w:lang w:val="es-ES"/>
+              </w:rPr>
+              <w:t>Pruebas de jugabilidad </w:t>
+            </w:r>
+          </w:p>
+          <w:p>
+            <w:pPr>
+              <w:spacing w:afterAutospacing="0"/>
+              <w:rPr>
+                <w:rFonts w:ascii="Tahoma" w:hAnsi="Tahoma" w:cs="Tahoma"/>
+                <w:sz w:val="20"/>
+                <w:szCs w:val="20"/>
+                <w:lang w:val="es-ES"/>
+              </w:rPr>
+            </w:pPr>
+          </w:p>
+        </w:tc>
+        <w:tc>
+          <w:tcPr>
+            <w:tcW w:w="5697" w:type="dxa"/>
+          </w:tcPr>
+          <w:p>
+            <w:pPr>
+              <w:spacing w:afterAutospacing="0"/>
               <w:jc w:val="both"/>
               <w:rPr>
                 <w:rFonts w:ascii="Tahoma" w:hAnsi="Tahoma" w:cs="Tahoma"/>
@@ -1861,46 +2024,9 @@
                 <w:szCs w:val="20"/>
                 <w:lang w:val="es-ES"/>
               </w:rPr>
-              <w:t>Pruebas de jugabilidad </w:t>
-            </w:r>
-          </w:p>
-          <w:p>
-            <w:pPr>
-              <w:spacing w:afterAutospacing="0"/>
-              <w:jc w:val="both"/>
-              <w:rPr>
-                <w:rFonts w:ascii="Tahoma" w:hAnsi="Tahoma" w:cs="Tahoma"/>
-                <w:sz w:val="20"/>
-                <w:szCs w:val="20"/>
-                <w:lang w:val="es-ES"/>
-              </w:rPr>
-            </w:pPr>
-          </w:p>
-        </w:tc>
-        <w:tc>
-          <w:tcPr>
-            <w:tcW w:w="5697" w:type="dxa"/>
-          </w:tcPr>
-          <w:p>
-            <w:pPr>
-              <w:spacing w:afterAutospacing="0"/>
-              <w:jc w:val="both"/>
-              <w:rPr>
-                <w:rFonts w:ascii="Tahoma" w:hAnsi="Tahoma" w:cs="Tahoma"/>
-                <w:sz w:val="20"/>
-                <w:szCs w:val="20"/>
-                <w:lang w:val="es-ES"/>
-              </w:rPr>
-            </w:pPr>
-            <w:r>
-              <w:rPr>
-                <w:rFonts w:ascii="Tahoma" w:hAnsi="Tahoma" w:cs="Tahoma"/>
-                <w:sz w:val="20"/>
-                <w:szCs w:val="20"/>
-                <w:lang w:val="es-ES"/>
-              </w:rPr>
               <w:t xml:space="preserve">Realizar sesiones de </w:t>
             </w:r>
+            <w:proofErr w:type="spellStart"/>
             <w:r>
               <w:rPr>
                 <w:rFonts w:ascii="Tahoma" w:hAnsi="Tahoma" w:cs="Tahoma"/>
@@ -1912,6 +2038,7 @@
               </w:rPr>
               <w:t>playtesting</w:t>
             </w:r>
+            <w:proofErr w:type="spellEnd"/>
             <w:r>
               <w:rPr>
                 <w:rFonts w:ascii="Tahoma" w:hAnsi="Tahoma" w:cs="Tahoma"/>
@@ -1999,6 +2126,7 @@
                 <w:szCs w:val="20"/>
                 <w:lang w:val="es-ES"/>
               </w:rPr>
+              <w:lastRenderedPageBreak/>
               <w:t>A1</w:t>
             </w:r>
             <w:r>
@@ -2396,6 +2524,8 @@
                 <w:rFonts w:ascii="Tahoma" w:eastAsia="Calibri" w:hAnsi="Tahoma" w:cs="Tahoma"/>
                 <w:b/>
                 <w:bCs/>
+                <w:sz w:val="20"/>
+                <w:szCs w:val="20"/>
               </w:rPr>
             </w:pPr>
             <w:r>
@@ -2403,6 +2533,8 @@
                 <w:rFonts w:ascii="Tahoma" w:eastAsia="Calibri" w:hAnsi="Tahoma" w:cs="Tahoma"/>
                 <w:b/>
                 <w:bCs/>
+                <w:sz w:val="20"/>
+                <w:szCs w:val="20"/>
               </w:rPr>
               <w:t>LISTAS DE CONTROL DE LOS ENTREGABLES</w:t>
             </w:r>
@@ -2427,6 +2559,8 @@
                 <w:rFonts w:ascii="Tahoma" w:eastAsia="Calibri" w:hAnsi="Tahoma" w:cs="Tahoma"/>
                 <w:b/>
                 <w:bCs/>
+                <w:sz w:val="20"/>
+                <w:szCs w:val="20"/>
               </w:rPr>
             </w:pPr>
             <w:r>
@@ -2434,6 +2568,8 @@
                 <w:rFonts w:ascii="Tahoma" w:eastAsia="Calibri" w:hAnsi="Tahoma" w:cs="Tahoma"/>
                 <w:b/>
                 <w:bCs/>
+                <w:sz w:val="20"/>
+                <w:szCs w:val="20"/>
               </w:rPr>
               <w:t>#</w:t>
             </w:r>
@@ -2453,6 +2589,8 @@
                 <w:rFonts w:ascii="Tahoma" w:eastAsia="Calibri" w:hAnsi="Tahoma" w:cs="Tahoma"/>
                 <w:b/>
                 <w:bCs/>
+                <w:sz w:val="20"/>
+                <w:szCs w:val="20"/>
               </w:rPr>
             </w:pPr>
             <w:r>
@@ -2460,6 +2598,8 @@
                 <w:rFonts w:ascii="Tahoma" w:eastAsia="Calibri" w:hAnsi="Tahoma" w:cs="Tahoma"/>
                 <w:b/>
                 <w:bCs/>
+                <w:sz w:val="20"/>
+                <w:szCs w:val="20"/>
               </w:rPr>
               <w:t>DESCRIPCIÓN</w:t>
             </w:r>
@@ -2703,33 +2843,19 @@
     </w:tbl>
     <w:p>
       <w:pPr>
-        <w:spacing w:after="0" w:afterAutospacing="0"/>
-        <w:jc w:val="both"/>
-        <w:rPr>
-          <w:rFonts w:ascii="Tahoma" w:hAnsi="Tahoma" w:cs="Tahoma"/>
-        </w:rPr>
-      </w:pPr>
-    </w:p>
-    <w:p>
-      <w:pPr>
-        <w:shd w:val="clear" w:color="auto" w:fill="D9D9D9" w:themeFill="background1" w:themeFillShade="D9"/>
+        <w:shd w:val="clear" w:color="auto" w:fill="FFFFFF" w:themeFill="background1"/>
         <w:spacing w:after="0" w:afterAutospacing="0"/>
         <w:rPr>
           <w:rFonts w:ascii="Tahoma" w:hAnsi="Tahoma" w:cs="Tahoma"/>
           <w:b/>
+          <w:sz w:val="20"/>
+          <w:szCs w:val="20"/>
         </w:rPr>
       </w:pPr>
-      <w:r>
-        <w:rPr>
-          <w:rFonts w:ascii="Tahoma" w:hAnsi="Tahoma" w:cs="Tahoma"/>
-          <w:b/>
-        </w:rPr>
-        <w:t>PLAN DE MEJORA DE LOS PROCESOS DE GESTIÓN</w:t>
-      </w:r>
     </w:p>
     <w:tbl>
       <w:tblPr>
-        <w:tblStyle w:val="TableGrid"/>
+        <w:tblStyle w:val="Tablaconcuadrcula"/>
         <w:tblW w:w="0" w:type="auto"/>
         <w:tblLook w:val="04A0" w:firstRow="1" w:lastRow="0" w:firstColumn="1" w:lastColumn="0" w:noHBand="0" w:noVBand="1"/>
       </w:tblPr>
@@ -2742,6 +2868,39 @@
       <w:tr>
         <w:tc>
           <w:tcPr>
+            <w:tcW w:w="10456" w:type="dxa"/>
+            <w:gridSpan w:val="4"/>
+            <w:shd w:val="clear" w:color="auto" w:fill="D9D9D9" w:themeFill="background1" w:themeFillShade="D9"/>
+          </w:tcPr>
+          <w:p>
+            <w:pPr>
+              <w:shd w:val="clear" w:color="auto" w:fill="D9D9D9" w:themeFill="background1" w:themeFillShade="D9"/>
+              <w:spacing w:after="0" w:afterAutospacing="0"/>
+              <w:rPr>
+                <w:rFonts w:ascii="Tahoma" w:hAnsi="Tahoma" w:cs="Tahoma"/>
+                <w:b/>
+                <w:sz w:val="20"/>
+                <w:szCs w:val="20"/>
+              </w:rPr>
+            </w:pPr>
+            <w:r>
+              <w:rPr>
+                <w:rFonts w:ascii="Tahoma" w:hAnsi="Tahoma" w:cs="Tahoma"/>
+                <w:b/>
+                <w:sz w:val="20"/>
+                <w:szCs w:val="20"/>
+              </w:rPr>
+              <w:t>PLAN DE MEJORA DE LOS PROCESOS DE GESTIÓN</w:t>
+            </w:r>
+          </w:p>
+        </w:tc>
+      </w:tr>
+      <w:tr>
+        <w:trPr>
+          <w:trHeight w:val="506"/>
+        </w:trPr>
+        <w:tc>
+          <w:tcPr>
             <w:tcW w:w="1176" w:type="dxa"/>
             <w:shd w:val="clear" w:color="auto" w:fill="D9D9D9" w:themeFill="background1" w:themeFillShade="D9"/>
           </w:tcPr>
@@ -2753,13 +2912,17 @@
               <w:rPr>
                 <w:rFonts w:ascii="Tahoma" w:hAnsi="Tahoma" w:cs="Tahoma"/>
                 <w:b/>
-                <w:lang w:val="es-ES"/>
-              </w:rPr>
-            </w:pPr>
-            <w:r>
-              <w:rPr>
-                <w:rFonts w:ascii="Tahoma" w:hAnsi="Tahoma" w:cs="Tahoma"/>
-                <w:b/>
+                <w:sz w:val="20"/>
+                <w:szCs w:val="20"/>
+                <w:lang w:val="es-ES"/>
+              </w:rPr>
+            </w:pPr>
+            <w:r>
+              <w:rPr>
+                <w:rFonts w:ascii="Tahoma" w:hAnsi="Tahoma" w:cs="Tahoma"/>
+                <w:b/>
+                <w:sz w:val="20"/>
+                <w:szCs w:val="20"/>
                 <w:lang w:val="es-ES"/>
               </w:rPr>
               <w:t>EDT #</w:t>
@@ -2775,17 +2938,20 @@
             <w:pPr>
               <w:shd w:val="clear" w:color="auto" w:fill="D9D9D9" w:themeFill="background1" w:themeFillShade="D9"/>
               <w:spacing w:afterAutospacing="0"/>
-              <w:jc w:val="both"/>
-              <w:rPr>
-                <w:rFonts w:ascii="Tahoma" w:hAnsi="Tahoma" w:cs="Tahoma"/>
-                <w:b/>
-                <w:lang w:val="es-ES"/>
-              </w:rPr>
-            </w:pPr>
-            <w:r>
-              <w:rPr>
-                <w:rFonts w:ascii="Tahoma" w:hAnsi="Tahoma" w:cs="Tahoma"/>
-                <w:b/>
+              <w:rPr>
+                <w:rFonts w:ascii="Tahoma" w:hAnsi="Tahoma" w:cs="Tahoma"/>
+                <w:b/>
+                <w:sz w:val="20"/>
+                <w:szCs w:val="20"/>
+                <w:lang w:val="es-ES"/>
+              </w:rPr>
+            </w:pPr>
+            <w:r>
+              <w:rPr>
+                <w:rFonts w:ascii="Tahoma" w:hAnsi="Tahoma" w:cs="Tahoma"/>
+                <w:b/>
+                <w:sz w:val="20"/>
+                <w:szCs w:val="20"/>
                 <w:lang w:val="es-ES"/>
               </w:rPr>
               <w:t>PAQUETE DE TRABAJO</w:t>
@@ -2805,13 +2971,17 @@
               <w:rPr>
                 <w:rFonts w:ascii="Tahoma" w:hAnsi="Tahoma" w:cs="Tahoma"/>
                 <w:b/>
-                <w:lang w:val="es-ES"/>
-              </w:rPr>
-            </w:pPr>
-            <w:r>
-              <w:rPr>
-                <w:rFonts w:ascii="Tahoma" w:hAnsi="Tahoma" w:cs="Tahoma"/>
-                <w:b/>
+                <w:sz w:val="20"/>
+                <w:szCs w:val="20"/>
+                <w:lang w:val="es-ES"/>
+              </w:rPr>
+            </w:pPr>
+            <w:r>
+              <w:rPr>
+                <w:rFonts w:ascii="Tahoma" w:hAnsi="Tahoma" w:cs="Tahoma"/>
+                <w:b/>
+                <w:sz w:val="20"/>
+                <w:szCs w:val="20"/>
                 <w:lang w:val="es-ES"/>
               </w:rPr>
               <w:t>ACTIVIDAD</w:t>
@@ -2825,6 +2995,8 @@
               <w:rPr>
                 <w:rFonts w:ascii="Tahoma" w:hAnsi="Tahoma" w:cs="Tahoma"/>
                 <w:b/>
+                <w:sz w:val="20"/>
+                <w:szCs w:val="20"/>
                 <w:lang w:val="es-ES"/>
               </w:rPr>
             </w:pPr>
@@ -2843,13 +3015,17 @@
               <w:rPr>
                 <w:rFonts w:ascii="Tahoma" w:hAnsi="Tahoma" w:cs="Tahoma"/>
                 <w:b/>
-                <w:lang w:val="es-ES"/>
-              </w:rPr>
-            </w:pPr>
-            <w:r>
-              <w:rPr>
-                <w:rFonts w:ascii="Tahoma" w:hAnsi="Tahoma" w:cs="Tahoma"/>
-                <w:b/>
+                <w:sz w:val="20"/>
+                <w:szCs w:val="20"/>
+                <w:lang w:val="es-ES"/>
+              </w:rPr>
+            </w:pPr>
+            <w:r>
+              <w:rPr>
+                <w:rFonts w:ascii="Tahoma" w:hAnsi="Tahoma" w:cs="Tahoma"/>
+                <w:b/>
+                <w:sz w:val="20"/>
+                <w:szCs w:val="20"/>
                 <w:lang w:val="es-ES"/>
               </w:rPr>
               <w:t>RESPONSABLE</w:t>
@@ -3129,16 +3305,22 @@
                 <w:rFonts w:ascii="Tahoma" w:eastAsia="Calibri" w:hAnsi="Tahoma" w:cs="Tahoma"/>
                 <w:b/>
                 <w:bCs/>
-              </w:rPr>
-            </w:pPr>
+                <w:sz w:val="20"/>
+                <w:szCs w:val="20"/>
+              </w:rPr>
+            </w:pPr>
+            <w:proofErr w:type="gramStart"/>
             <w:r>
               <w:rPr>
                 <w:rFonts w:ascii="Tahoma" w:eastAsia="Calibri" w:hAnsi="Tahoma" w:cs="Tahoma"/>
                 <w:b/>
                 <w:bCs/>
+                <w:sz w:val="20"/>
+                <w:szCs w:val="20"/>
               </w:rPr>
               <w:t>HITOS A INCLUIR</w:t>
             </w:r>
+            <w:proofErr w:type="gramEnd"/>
           </w:p>
         </w:tc>
       </w:tr>
@@ -3160,6 +3342,8 @@
                 <w:rFonts w:ascii="Tahoma" w:eastAsia="Calibri" w:hAnsi="Tahoma" w:cs="Tahoma"/>
                 <w:b/>
                 <w:bCs/>
+                <w:sz w:val="20"/>
+                <w:szCs w:val="20"/>
               </w:rPr>
             </w:pPr>
             <w:r>
@@ -3167,6 +3351,8 @@
                 <w:rFonts w:ascii="Tahoma" w:eastAsia="Calibri" w:hAnsi="Tahoma" w:cs="Tahoma"/>
                 <w:b/>
                 <w:bCs/>
+                <w:sz w:val="20"/>
+                <w:szCs w:val="20"/>
               </w:rPr>
               <w:t>#</w:t>
             </w:r>
@@ -3186,6 +3372,8 @@
                 <w:rFonts w:ascii="Tahoma" w:eastAsia="Calibri" w:hAnsi="Tahoma" w:cs="Tahoma"/>
                 <w:b/>
                 <w:bCs/>
+                <w:sz w:val="20"/>
+                <w:szCs w:val="20"/>
               </w:rPr>
             </w:pPr>
             <w:r>
@@ -3193,6 +3381,8 @@
                 <w:rFonts w:ascii="Tahoma" w:eastAsia="Calibri" w:hAnsi="Tahoma" w:cs="Tahoma"/>
                 <w:b/>
                 <w:bCs/>
+                <w:sz w:val="20"/>
+                <w:szCs w:val="20"/>
               </w:rPr>
               <w:t>DESCRIPCIÓN</w:t>
             </w:r>
@@ -3465,16 +3655,22 @@
                 <w:rFonts w:ascii="Tahoma" w:eastAsia="Calibri" w:hAnsi="Tahoma" w:cs="Tahoma"/>
                 <w:b/>
                 <w:bCs/>
-              </w:rPr>
-            </w:pPr>
+                <w:sz w:val="20"/>
+                <w:szCs w:val="20"/>
+              </w:rPr>
+            </w:pPr>
+            <w:proofErr w:type="gramStart"/>
             <w:r>
               <w:rPr>
                 <w:rFonts w:ascii="Tahoma" w:eastAsia="Calibri" w:hAnsi="Tahoma" w:cs="Tahoma"/>
                 <w:b/>
                 <w:bCs/>
+                <w:sz w:val="20"/>
+                <w:szCs w:val="20"/>
               </w:rPr>
               <w:t>REUNIONES A REALIZAR</w:t>
             </w:r>
+            <w:proofErr w:type="gramEnd"/>
           </w:p>
         </w:tc>
       </w:tr>
@@ -3496,6 +3692,8 @@
                 <w:rFonts w:ascii="Tahoma" w:eastAsia="Calibri" w:hAnsi="Tahoma" w:cs="Tahoma"/>
                 <w:b/>
                 <w:bCs/>
+                <w:sz w:val="20"/>
+                <w:szCs w:val="20"/>
               </w:rPr>
             </w:pPr>
             <w:r>
@@ -3503,6 +3701,8 @@
                 <w:rFonts w:ascii="Tahoma" w:eastAsia="Calibri" w:hAnsi="Tahoma" w:cs="Tahoma"/>
                 <w:b/>
                 <w:bCs/>
+                <w:sz w:val="20"/>
+                <w:szCs w:val="20"/>
               </w:rPr>
               <w:t>#</w:t>
             </w:r>
@@ -3522,6 +3722,8 @@
                 <w:rFonts w:ascii="Tahoma" w:eastAsia="Calibri" w:hAnsi="Tahoma" w:cs="Tahoma"/>
                 <w:b/>
                 <w:bCs/>
+                <w:sz w:val="20"/>
+                <w:szCs w:val="20"/>
               </w:rPr>
             </w:pPr>
             <w:r>
@@ -3529,6 +3731,8 @@
                 <w:rFonts w:ascii="Tahoma" w:eastAsia="Calibri" w:hAnsi="Tahoma" w:cs="Tahoma"/>
                 <w:b/>
                 <w:bCs/>
+                <w:sz w:val="20"/>
+                <w:szCs w:val="20"/>
               </w:rPr>
               <w:t>DESCRIPCIÓN</w:t>
             </w:r>
@@ -3695,16 +3899,22 @@
                 <w:rFonts w:ascii="Tahoma" w:eastAsia="Calibri" w:hAnsi="Tahoma" w:cs="Tahoma"/>
                 <w:b/>
                 <w:bCs/>
-              </w:rPr>
-            </w:pPr>
+                <w:sz w:val="20"/>
+                <w:szCs w:val="20"/>
+              </w:rPr>
+            </w:pPr>
+            <w:proofErr w:type="gramStart"/>
             <w:r>
               <w:rPr>
                 <w:rFonts w:ascii="Tahoma" w:eastAsia="Calibri" w:hAnsi="Tahoma" w:cs="Tahoma"/>
                 <w:b/>
                 <w:bCs/>
+                <w:sz w:val="20"/>
+                <w:szCs w:val="20"/>
               </w:rPr>
               <w:t>INFORMES A ELABORAR</w:t>
             </w:r>
+            <w:proofErr w:type="gramEnd"/>
           </w:p>
         </w:tc>
       </w:tr>
@@ -3726,6 +3936,8 @@
                 <w:rFonts w:ascii="Tahoma" w:eastAsia="Calibri" w:hAnsi="Tahoma" w:cs="Tahoma"/>
                 <w:b/>
                 <w:bCs/>
+                <w:sz w:val="20"/>
+                <w:szCs w:val="20"/>
               </w:rPr>
             </w:pPr>
             <w:r>
@@ -3733,6 +3945,8 @@
                 <w:rFonts w:ascii="Tahoma" w:eastAsia="Calibri" w:hAnsi="Tahoma" w:cs="Tahoma"/>
                 <w:b/>
                 <w:bCs/>
+                <w:sz w:val="20"/>
+                <w:szCs w:val="20"/>
               </w:rPr>
               <w:t>#</w:t>
             </w:r>
@@ -3752,6 +3966,8 @@
                 <w:rFonts w:ascii="Tahoma" w:eastAsia="Calibri" w:hAnsi="Tahoma" w:cs="Tahoma"/>
                 <w:b/>
                 <w:bCs/>
+                <w:sz w:val="20"/>
+                <w:szCs w:val="20"/>
               </w:rPr>
             </w:pPr>
             <w:r>
@@ -3759,6 +3975,8 @@
                 <w:rFonts w:ascii="Tahoma" w:eastAsia="Calibri" w:hAnsi="Tahoma" w:cs="Tahoma"/>
                 <w:b/>
                 <w:bCs/>
+                <w:sz w:val="20"/>
+                <w:szCs w:val="20"/>
               </w:rPr>
               <w:t>DESCRIPCIÓN</w:t>
             </w:r>
@@ -3843,33 +4061,37 @@
     </w:tbl>
     <w:p>
       <w:pPr>
-        <w:spacing w:after="0" w:afterAutospacing="0"/>
-        <w:jc w:val="both"/>
-        <w:rPr>
-          <w:rFonts w:ascii="Tahoma" w:hAnsi="Tahoma" w:cs="Tahoma"/>
-        </w:rPr>
-      </w:pPr>
-    </w:p>
-    <w:p>
-      <w:pPr>
-        <w:shd w:val="clear" w:color="auto" w:fill="D9D9D9" w:themeFill="background1" w:themeFillShade="D9"/>
+        <w:shd w:val="clear" w:color="auto" w:fill="FFFFFF" w:themeFill="background1"/>
         <w:spacing w:after="0" w:afterAutospacing="0"/>
         <w:rPr>
           <w:rFonts w:ascii="Tahoma" w:hAnsi="Tahoma" w:cs="Tahoma"/>
           <w:b/>
         </w:rPr>
       </w:pPr>
-      <w:r>
+    </w:p>
+    <w:p>
+      <w:pPr>
+        <w:shd w:val="clear" w:color="auto" w:fill="FFFFFF" w:themeFill="background1"/>
+        <w:spacing w:after="0" w:afterAutospacing="0"/>
         <w:rPr>
           <w:rFonts w:ascii="Tahoma" w:hAnsi="Tahoma" w:cs="Tahoma"/>
           <w:b/>
         </w:rPr>
-        <w:t>HERRAMIENTAS PARA LA GESTIÓN DE LA CALIDAD</w:t>
-      </w:r>
+      </w:pPr>
+    </w:p>
+    <w:p>
+      <w:pPr>
+        <w:shd w:val="clear" w:color="auto" w:fill="FFFFFF" w:themeFill="background1"/>
+        <w:spacing w:after="0" w:afterAutospacing="0"/>
+        <w:rPr>
+          <w:rFonts w:ascii="Tahoma" w:hAnsi="Tahoma" w:cs="Tahoma"/>
+          <w:b/>
+        </w:rPr>
+      </w:pPr>
     </w:p>
     <w:tbl>
       <w:tblPr>
-        <w:tblStyle w:val="TableGrid"/>
+        <w:tblStyle w:val="Tablaconcuadrcula"/>
         <w:tblW w:w="0" w:type="auto"/>
         <w:tblLook w:val="04A0" w:firstRow="1" w:lastRow="0" w:firstColumn="1" w:lastColumn="0" w:noHBand="0" w:noVBand="1"/>
       </w:tblPr>
@@ -3879,7 +4101,37 @@
       <w:tr>
         <w:tc>
           <w:tcPr>
-            <w:tcW w:w="14540" w:type="dxa"/>
+            <w:tcW w:w="10456" w:type="dxa"/>
+            <w:shd w:val="clear" w:color="auto" w:fill="D9D9D9" w:themeFill="background1" w:themeFillShade="D9"/>
+          </w:tcPr>
+          <w:p>
+            <w:pPr>
+              <w:shd w:val="clear" w:color="auto" w:fill="D9D9D9" w:themeFill="background1" w:themeFillShade="D9"/>
+              <w:spacing w:after="0" w:afterAutospacing="0"/>
+              <w:rPr>
+                <w:rFonts w:ascii="Tahoma" w:hAnsi="Tahoma" w:cs="Tahoma"/>
+                <w:b/>
+                <w:sz w:val="20"/>
+                <w:szCs w:val="20"/>
+              </w:rPr>
+            </w:pPr>
+            <w:r>
+              <w:rPr>
+                <w:rFonts w:ascii="Tahoma" w:hAnsi="Tahoma" w:cs="Tahoma"/>
+                <w:b/>
+                <w:sz w:val="20"/>
+                <w:szCs w:val="20"/>
+              </w:rPr>
+              <w:lastRenderedPageBreak/>
+              <w:t>HERRAMIENTAS PARA LA GESTIÓN DE LA CALIDAD</w:t>
+            </w:r>
+          </w:p>
+        </w:tc>
+      </w:tr>
+      <w:tr>
+        <w:tc>
+          <w:tcPr>
+            <w:tcW w:w="10456" w:type="dxa"/>
           </w:tcPr>
           <w:p>
             <w:pPr>
@@ -3904,7 +4156,25 @@
                 <w:sz w:val="20"/>
                 <w:lang w:val="es-ES"/>
               </w:rPr>
-              <w:t>Godot Unit Test</w:t>
+              <w:t xml:space="preserve">Godot </w:t>
+            </w:r>
+            <w:proofErr w:type="spellStart"/>
+            <w:r>
+              <w:rPr>
+                <w:rFonts w:ascii="Tahoma" w:hAnsi="Tahoma" w:cs="Tahoma"/>
+                <w:sz w:val="20"/>
+                <w:lang w:val="es-ES"/>
+              </w:rPr>
+              <w:t>Unit</w:t>
+            </w:r>
+            <w:proofErr w:type="spellEnd"/>
+            <w:r>
+              <w:rPr>
+                <w:rFonts w:ascii="Tahoma" w:hAnsi="Tahoma" w:cs="Tahoma"/>
+                <w:sz w:val="20"/>
+                <w:lang w:val="es-ES"/>
+              </w:rPr>
+              <w:t xml:space="preserve"> Test</w:t>
             </w:r>
           </w:p>
           <w:p>
@@ -3968,14 +4238,34 @@
               </w:rPr>
               <w:t xml:space="preserve"> de calidad con </w:t>
             </w:r>
-            <w:r>
-              <w:rPr>
-                <w:rFonts w:ascii="Tahoma" w:hAnsi="Tahoma" w:cs="Tahoma"/>
-                <w:sz w:val="20"/>
-                <w:lang w:val="es-ES"/>
-              </w:rPr>
-              <w:t>GDScript Toolkit</w:t>
-            </w:r>
+            <w:proofErr w:type="spellStart"/>
+            <w:r>
+              <w:rPr>
+                <w:rFonts w:ascii="Tahoma" w:hAnsi="Tahoma" w:cs="Tahoma"/>
+                <w:sz w:val="20"/>
+                <w:lang w:val="es-ES"/>
+              </w:rPr>
+              <w:t>GDScript</w:t>
+            </w:r>
+            <w:proofErr w:type="spellEnd"/>
+            <w:r>
+              <w:rPr>
+                <w:rFonts w:ascii="Tahoma" w:hAnsi="Tahoma" w:cs="Tahoma"/>
+                <w:sz w:val="20"/>
+                <w:lang w:val="es-ES"/>
+              </w:rPr>
+              <w:t xml:space="preserve"> </w:t>
+            </w:r>
+            <w:proofErr w:type="spellStart"/>
+            <w:r>
+              <w:rPr>
+                <w:rFonts w:ascii="Tahoma" w:hAnsi="Tahoma" w:cs="Tahoma"/>
+                <w:sz w:val="20"/>
+                <w:lang w:val="es-ES"/>
+              </w:rPr>
+              <w:t>Toolkit</w:t>
+            </w:r>
+            <w:proofErr w:type="spellEnd"/>
             <w:r>
               <w:rPr>
                 <w:rFonts w:ascii="Tahoma" w:hAnsi="Tahoma" w:cs="Tahoma"/>
@@ -4018,6 +4308,7 @@
               </w:rPr>
               <w:t xml:space="preserve">para </w:t>
             </w:r>
+            <w:proofErr w:type="spellStart"/>
             <w:r>
               <w:rPr>
                 <w:rFonts w:ascii="Tahoma" w:hAnsi="Tahoma" w:cs="Tahoma"/>
@@ -4026,6 +4317,7 @@
               </w:rPr>
               <w:t>feedback</w:t>
             </w:r>
+            <w:proofErr w:type="spellEnd"/>
           </w:p>
         </w:tc>
       </w:tr>
@@ -4104,7 +4396,7 @@
         </w:tcPr>
         <w:p>
           <w:pPr>
-            <w:pStyle w:val="Footer"/>
+            <w:pStyle w:val="Piedepgina"/>
             <w:jc w:val="right"/>
             <w:rPr>
               <w:lang w:val="es-PR"/>
@@ -4125,7 +4417,7 @@
         </w:tcPr>
         <w:p>
           <w:pPr>
-            <w:pStyle w:val="Footer"/>
+            <w:pStyle w:val="Piedepgina"/>
             <w:rPr>
               <w:lang w:val="es-PR"/>
             </w:rPr>
@@ -4136,7 +4428,7 @@
   </w:tbl>
   <w:p>
     <w:pPr>
-      <w:pStyle w:val="Footer"/>
+      <w:pStyle w:val="Piedepgina"/>
       <w:jc w:val="right"/>
       <w:rPr>
         <w:lang w:val="es-PR"/>
@@ -4241,7 +4533,7 @@
 <w:hdr xmlns:wpc="http://schemas.microsoft.com/office/word/2010/wordprocessingCanvas" xmlns:cx="http://schemas.microsoft.com/office/drawing/2014/chartex" xmlns:cx1="http://schemas.microsoft.com/office/drawing/2015/9/8/chartex" xmlns:cx2="http://schemas.microsoft.com/office/drawing/2015/10/21/chartex" xmlns:cx3="http://schemas.microsoft.com/office/drawing/2016/5/9/chartex" xmlns:cx4="http://schemas.microsoft.com/office/drawing/2016/5/10/chartex" xmlns:cx5="http://schemas.microsoft.com/office/drawing/2016/5/11/chartex" xmlns:cx6="http://schemas.microsoft.com/office/drawing/2016/5/12/chartex" xmlns:cx7="http://schemas.microsoft.com/office/drawing/2016/5/13/chartex" xmlns:cx8="http://schemas.microsoft.com/office/drawing/2016/5/14/chartex" xmlns:mc="http://schemas.openxmlformats.org/markup-compatibility/2006" xmlns:aink="http://schemas.microsoft.com/office/drawing/2016/ink" xmlns:am3d="http://schemas.microsoft.com/office/drawing/2017/model3d" xmlns:o="urn:schemas-microsoft-com:office:office" xmlns:oel="http://schemas.microsoft.com/office/2019/extlst" xmlns:r="http://schemas.openxmlformats.org/officeDocument/2006/relationships" xmlns:m="http://schemas.openxmlformats.org/officeDocument/2006/math" xmlns:v="urn:schemas-microsoft-com:vml" xmlns:wp14="http://schemas.microsoft.com/office/word/2010/wordprocessingDrawing" xmlns:wp="http://schemas.openxmlformats.org/drawingml/2006/wordprocessingDrawing" xmlns:w10="urn:schemas-microsoft-com:office:word" xmlns:w="http://schemas.openxmlformats.org/wordprocessingml/2006/main" xmlns:w14="http://schemas.microsoft.com/office/word/2010/wordml" xmlns:w15="http://schemas.microsoft.com/office/word/2012/wordml" xmlns:w16cex="http://schemas.microsoft.com/office/word/2018/wordml/cex" xmlns:w16cid="http://schemas.microsoft.com/office/word/2016/wordml/cid" xmlns:w16="http://schemas.microsoft.com/office/word/2018/wordml" xmlns:w16du="http://schemas.microsoft.com/office/word/2023/wordml/word16du" xmlns:w16sdtdh="http://schemas.microsoft.com/office/word/2020/wordml/sdtdatahash" xmlns:w16sdtfl="http://schemas.microsoft.com/office/word/2024/wordml/sdtformatlock" xmlns:w16se="http://schemas.microsoft.com/office/word/2015/wordml/symex" xmlns:wpg="http://schemas.microsoft.com/office/word/2010/wordprocessingGroup" xmlns:wpi="http://schemas.microsoft.com/office/word/2010/wordprocessingInk" xmlns:wne="http://schemas.microsoft.com/office/word/2006/wordml" xmlns:wps="http://schemas.microsoft.com/office/word/2010/wordprocessingShape" mc:Ignorable="w14 w15 w16se w16cid w16 w16cex w16sdtdh w16sdtfl w16du wp14">
   <w:p>
     <w:pPr>
-      <w:pStyle w:val="Header"/>
+      <w:pStyle w:val="Encabezado"/>
     </w:pPr>
     <w:r>
       <w:rPr>
@@ -4312,7 +4604,6 @@
                         <w:sdt>
                           <w:sdtPr>
                             <w:rPr>
-                              <w:rFonts w:ascii="Tahoma" w:hAnsi="Tahoma" w:cs="Tahoma"/>
                               <w:caps/>
                               <w:color w:val="FFFFFF" w:themeColor="background1"/>
                             </w:rPr>
@@ -4325,17 +4616,16 @@
                           <w:sdtContent>
                             <w:p>
                               <w:pPr>
-                                <w:pStyle w:val="Header"/>
+                                <w:pStyle w:val="Encabezado"/>
+                                <w:spacing w:afterAutospacing="0"/>
                                 <w:jc w:val="center"/>
                                 <w:rPr>
-                                  <w:rFonts w:ascii="Tahoma" w:hAnsi="Tahoma" w:cs="Tahoma"/>
                                   <w:caps/>
                                   <w:color w:val="FFFFFF" w:themeColor="background1"/>
                                 </w:rPr>
                               </w:pPr>
                               <w:r>
                                 <w:rPr>
-                                  <w:rFonts w:ascii="Tahoma" w:hAnsi="Tahoma" w:cs="Tahoma"/>
                                   <w:caps/>
                                   <w:color w:val="FFFFFF" w:themeColor="background1"/>
                                 </w:rPr>
@@ -4364,15 +4654,14 @@
             </wp:anchor>
           </w:drawing>
         </mc:Choice>
-        <mc:Fallback xmlns:a="http://schemas.openxmlformats.org/drawingml/2006/main" xmlns:arto="http://schemas.microsoft.com/office/word/2006/arto">
+        <mc:Fallback>
           <w:pict>
-            <v:rect id="Rectángulo 200" style="position:absolute;margin-left:0;margin-top:0;width:468.5pt;height:21.3pt;z-index:-251658240;visibility:visible;mso-wrap-style:square;mso-width-percent:1000;mso-height-percent:27;mso-top-percent:45;mso-wrap-distance-left:9.35pt;mso-wrap-distance-top:0;mso-wrap-distance-right:9.35pt;mso-wrap-distance-bottom:0;mso-position-horizontal:center;mso-position-horizontal-relative:margin;mso-position-vertical-relative:page;mso-width-percent:1000;mso-height-percent:27;mso-top-percent:45;mso-width-relative:margin;mso-height-relative:page;v-text-anchor:middle" o:spid="_x0000_s1026" o:allowoverlap="f" fillcolor="#156082 [3204]" stroked="f" strokeweight="1.5pt" w14:anchorId="466FCC39" o:gfxdata="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">
+            <v:rect w14:anchorId="466FCC39" id="Rectángulo 200" o:spid="_x0000_s1026" style="position:absolute;margin-left:0;margin-top:0;width:468.5pt;height:21.3pt;z-index:-251658240;visibility:visible;mso-wrap-style:square;mso-width-percent:1000;mso-height-percent:27;mso-top-percent:45;mso-wrap-distance-left:9.35pt;mso-wrap-distance-top:0;mso-wrap-distance-right:9.35pt;mso-wrap-distance-bottom:0;mso-position-horizontal:center;mso-position-horizontal-relative:margin;mso-position-vertical-relative:page;mso-width-percent:1000;mso-height-percent:27;mso-top-percent:45;mso-width-relative:margin;mso-height-relative:page;v-text-anchor:middle" o:gfxdata="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" o:allowoverlap="f" fillcolor="#156082 [3204]" stroked="f" strokeweight="1.5pt">
               <v:textbox style="mso-fit-shape-to-text:t">
                 <w:txbxContent>
                   <w:sdt>
                     <w:sdtPr>
                       <w:rPr>
-                        <w:rFonts w:ascii="Tahoma" w:hAnsi="Tahoma" w:cs="Tahoma"/>
                         <w:caps/>
                         <w:color w:val="FFFFFF" w:themeColor="background1"/>
                       </w:rPr>
@@ -4385,17 +4674,16 @@
                     <w:sdtContent>
                       <w:p>
                         <w:pPr>
-                          <w:pStyle w:val="Header"/>
+                          <w:pStyle w:val="Encabezado"/>
+                          <w:spacing w:afterAutospacing="0"/>
                           <w:jc w:val="center"/>
                           <w:rPr>
-                            <w:rFonts w:ascii="Tahoma" w:hAnsi="Tahoma" w:cs="Tahoma"/>
                             <w:caps/>
                             <w:color w:val="FFFFFF" w:themeColor="background1"/>
                           </w:rPr>
                         </w:pPr>
                         <w:r>
                           <w:rPr>
-                            <w:rFonts w:ascii="Tahoma" w:hAnsi="Tahoma" w:cs="Tahoma"/>
                             <w:caps/>
                             <w:color w:val="FFFFFF" w:themeColor="background1"/>
                           </w:rPr>
@@ -4827,11 +5115,11 @@
       <w14:ligatures w14:val="none"/>
     </w:rPr>
   </w:style>
-  <w:style w:type="paragraph" w:styleId="Heading1">
+  <w:style w:type="paragraph" w:styleId="Ttulo1">
     <w:name w:val="heading 1"/>
     <w:basedOn w:val="Normal"/>
     <w:next w:val="Normal"/>
-    <w:link w:val="Heading1Char"/>
+    <w:link w:val="Ttulo1Car"/>
     <w:uiPriority w:val="9"/>
     <w:qFormat/>
     <w:rsid w:val="00F86B65"/>
@@ -4850,11 +5138,11 @@
       <w14:ligatures w14:val="standardContextual"/>
     </w:rPr>
   </w:style>
-  <w:style w:type="paragraph" w:styleId="Heading2">
+  <w:style w:type="paragraph" w:styleId="Ttulo2">
     <w:name w:val="heading 2"/>
     <w:basedOn w:val="Normal"/>
     <w:next w:val="Normal"/>
-    <w:link w:val="Heading2Char"/>
+    <w:link w:val="Ttulo2Car"/>
     <w:uiPriority w:val="9"/>
     <w:semiHidden/>
     <w:unhideWhenUsed/>
@@ -4875,11 +5163,11 @@
       <w14:ligatures w14:val="standardContextual"/>
     </w:rPr>
   </w:style>
-  <w:style w:type="paragraph" w:styleId="Heading3">
+  <w:style w:type="paragraph" w:styleId="Ttulo3">
     <w:name w:val="heading 3"/>
     <w:basedOn w:val="Normal"/>
     <w:next w:val="Normal"/>
-    <w:link w:val="Heading3Char"/>
+    <w:link w:val="Ttulo3Car"/>
     <w:uiPriority w:val="9"/>
     <w:semiHidden/>
     <w:unhideWhenUsed/>
@@ -4900,11 +5188,11 @@
       <w14:ligatures w14:val="standardContextual"/>
     </w:rPr>
   </w:style>
-  <w:style w:type="paragraph" w:styleId="Heading4">
+  <w:style w:type="paragraph" w:styleId="Ttulo4">
     <w:name w:val="heading 4"/>
     <w:basedOn w:val="Normal"/>
     <w:next w:val="Normal"/>
-    <w:link w:val="Heading4Char"/>
+    <w:link w:val="Ttulo4Car"/>
     <w:uiPriority w:val="9"/>
     <w:semiHidden/>
     <w:unhideWhenUsed/>
@@ -4927,11 +5215,11 @@
       <w14:ligatures w14:val="standardContextual"/>
     </w:rPr>
   </w:style>
-  <w:style w:type="paragraph" w:styleId="Heading5">
+  <w:style w:type="paragraph" w:styleId="Ttulo5">
     <w:name w:val="heading 5"/>
     <w:basedOn w:val="Normal"/>
     <w:next w:val="Normal"/>
-    <w:link w:val="Heading5Char"/>
+    <w:link w:val="Ttulo5Car"/>
     <w:uiPriority w:val="9"/>
     <w:semiHidden/>
     <w:unhideWhenUsed/>
@@ -4952,11 +5240,11 @@
       <w14:ligatures w14:val="standardContextual"/>
     </w:rPr>
   </w:style>
-  <w:style w:type="paragraph" w:styleId="Heading6">
+  <w:style w:type="paragraph" w:styleId="Ttulo6">
     <w:name w:val="heading 6"/>
     <w:basedOn w:val="Normal"/>
     <w:next w:val="Normal"/>
-    <w:link w:val="Heading6Char"/>
+    <w:link w:val="Ttulo6Car"/>
     <w:uiPriority w:val="9"/>
     <w:semiHidden/>
     <w:unhideWhenUsed/>
@@ -4979,11 +5267,11 @@
       <w14:ligatures w14:val="standardContextual"/>
     </w:rPr>
   </w:style>
-  <w:style w:type="paragraph" w:styleId="Heading7">
+  <w:style w:type="paragraph" w:styleId="Ttulo7">
     <w:name w:val="heading 7"/>
     <w:basedOn w:val="Normal"/>
     <w:next w:val="Normal"/>
-    <w:link w:val="Heading7Char"/>
+    <w:link w:val="Ttulo7Car"/>
     <w:uiPriority w:val="9"/>
     <w:semiHidden/>
     <w:unhideWhenUsed/>
@@ -5004,11 +5292,11 @@
       <w14:ligatures w14:val="standardContextual"/>
     </w:rPr>
   </w:style>
-  <w:style w:type="paragraph" w:styleId="Heading8">
+  <w:style w:type="paragraph" w:styleId="Ttulo8">
     <w:name w:val="heading 8"/>
     <w:basedOn w:val="Normal"/>
     <w:next w:val="Normal"/>
-    <w:link w:val="Heading8Char"/>
+    <w:link w:val="Ttulo8Car"/>
     <w:uiPriority w:val="9"/>
     <w:semiHidden/>
     <w:unhideWhenUsed/>
@@ -5031,11 +5319,11 @@
       <w14:ligatures w14:val="standardContextual"/>
     </w:rPr>
   </w:style>
-  <w:style w:type="paragraph" w:styleId="Heading9">
+  <w:style w:type="paragraph" w:styleId="Ttulo9">
     <w:name w:val="heading 9"/>
     <w:basedOn w:val="Normal"/>
     <w:next w:val="Normal"/>
-    <w:link w:val="Heading9Char"/>
+    <w:link w:val="Ttulo9Car"/>
     <w:uiPriority w:val="9"/>
     <w:semiHidden/>
     <w:unhideWhenUsed/>
@@ -5056,13 +5344,13 @@
       <w14:ligatures w14:val="standardContextual"/>
     </w:rPr>
   </w:style>
-  <w:style w:type="character" w:default="1" w:styleId="DefaultParagraphFont">
+  <w:style w:type="character" w:default="1" w:styleId="Fuentedeprrafopredeter">
     <w:name w:val="Default Paragraph Font"/>
     <w:uiPriority w:val="1"/>
     <w:semiHidden/>
     <w:unhideWhenUsed/>
   </w:style>
-  <w:style w:type="table" w:default="1" w:styleId="TableNormal">
+  <w:style w:type="table" w:default="1" w:styleId="Tablanormal">
     <w:name w:val="Normal Table"/>
     <w:uiPriority w:val="99"/>
     <w:semiHidden/>
@@ -5077,16 +5365,16 @@
       </w:tblCellMar>
     </w:tblPr>
   </w:style>
-  <w:style w:type="numbering" w:default="1" w:styleId="NoList">
+  <w:style w:type="numbering" w:default="1" w:styleId="Sinlista">
     <w:name w:val="No List"/>
     <w:uiPriority w:val="99"/>
     <w:semiHidden/>
     <w:unhideWhenUsed/>
   </w:style>
-  <w:style w:type="character" w:customStyle="1" w:styleId="Heading1Char">
-    <w:name w:val="Heading 1 Char"/>
-    <w:basedOn w:val="DefaultParagraphFont"/>
-    <w:link w:val="Heading1"/>
+  <w:style w:type="character" w:customStyle="1" w:styleId="Ttulo1Car">
+    <w:name w:val="Título 1 Car"/>
+    <w:basedOn w:val="Fuentedeprrafopredeter"/>
+    <w:link w:val="Ttulo1"/>
     <w:uiPriority w:val="9"/>
     <w:rsid w:val="00F86B65"/>
     <w:rPr>
@@ -5096,10 +5384,10 @@
       <w:szCs w:val="40"/>
     </w:rPr>
   </w:style>
-  <w:style w:type="character" w:customStyle="1" w:styleId="Heading2Char">
-    <w:name w:val="Heading 2 Char"/>
-    <w:basedOn w:val="DefaultParagraphFont"/>
-    <w:link w:val="Heading2"/>
+  <w:style w:type="character" w:customStyle="1" w:styleId="Ttulo2Car">
+    <w:name w:val="Título 2 Car"/>
+    <w:basedOn w:val="Fuentedeprrafopredeter"/>
+    <w:link w:val="Ttulo2"/>
     <w:uiPriority w:val="9"/>
     <w:semiHidden/>
     <w:rsid w:val="00F86B65"/>
@@ -5110,10 +5398,10 @@
       <w:szCs w:val="32"/>
     </w:rPr>
   </w:style>
-  <w:style w:type="character" w:customStyle="1" w:styleId="Heading3Char">
-    <w:name w:val="Heading 3 Char"/>
-    <w:basedOn w:val="DefaultParagraphFont"/>
-    <w:link w:val="Heading3"/>
+  <w:style w:type="character" w:customStyle="1" w:styleId="Ttulo3Car">
+    <w:name w:val="Título 3 Car"/>
+    <w:basedOn w:val="Fuentedeprrafopredeter"/>
+    <w:link w:val="Ttulo3"/>
     <w:uiPriority w:val="9"/>
     <w:semiHidden/>
     <w:rsid w:val="00F86B65"/>
@@ -5124,10 +5412,10 @@
       <w:szCs w:val="28"/>
     </w:rPr>
   </w:style>
-  <w:style w:type="character" w:customStyle="1" w:styleId="Heading4Char">
-    <w:name w:val="Heading 4 Char"/>
-    <w:basedOn w:val="DefaultParagraphFont"/>
-    <w:link w:val="Heading4"/>
+  <w:style w:type="character" w:customStyle="1" w:styleId="Ttulo4Car">
+    <w:name w:val="Título 4 Car"/>
+    <w:basedOn w:val="Fuentedeprrafopredeter"/>
+    <w:link w:val="Ttulo4"/>
     <w:uiPriority w:val="9"/>
     <w:semiHidden/>
     <w:rsid w:val="00F86B65"/>
@@ -5138,10 +5426,10 @@
       <w:color w:val="0F4761" w:themeColor="accent1" w:themeShade="BF"/>
     </w:rPr>
   </w:style>
-  <w:style w:type="character" w:customStyle="1" w:styleId="Heading5Char">
-    <w:name w:val="Heading 5 Char"/>
-    <w:basedOn w:val="DefaultParagraphFont"/>
-    <w:link w:val="Heading5"/>
+  <w:style w:type="character" w:customStyle="1" w:styleId="Ttulo5Car">
+    <w:name w:val="Título 5 Car"/>
+    <w:basedOn w:val="Fuentedeprrafopredeter"/>
+    <w:link w:val="Ttulo5"/>
     <w:uiPriority w:val="9"/>
     <w:semiHidden/>
     <w:rsid w:val="00F86B65"/>
@@ -5150,10 +5438,10 @@
       <w:color w:val="0F4761" w:themeColor="accent1" w:themeShade="BF"/>
     </w:rPr>
   </w:style>
-  <w:style w:type="character" w:customStyle="1" w:styleId="Heading6Char">
-    <w:name w:val="Heading 6 Char"/>
-    <w:basedOn w:val="DefaultParagraphFont"/>
-    <w:link w:val="Heading6"/>
+  <w:style w:type="character" w:customStyle="1" w:styleId="Ttulo6Car">
+    <w:name w:val="Título 6 Car"/>
+    <w:basedOn w:val="Fuentedeprrafopredeter"/>
+    <w:link w:val="Ttulo6"/>
     <w:uiPriority w:val="9"/>
     <w:semiHidden/>
     <w:rsid w:val="00F86B65"/>
@@ -5164,10 +5452,10 @@
       <w:color w:val="595959" w:themeColor="text1" w:themeTint="A6"/>
     </w:rPr>
   </w:style>
-  <w:style w:type="character" w:customStyle="1" w:styleId="Heading7Char">
-    <w:name w:val="Heading 7 Char"/>
-    <w:basedOn w:val="DefaultParagraphFont"/>
-    <w:link w:val="Heading7"/>
+  <w:style w:type="character" w:customStyle="1" w:styleId="Ttulo7Car">
+    <w:name w:val="Título 7 Car"/>
+    <w:basedOn w:val="Fuentedeprrafopredeter"/>
+    <w:link w:val="Ttulo7"/>
     <w:uiPriority w:val="9"/>
     <w:semiHidden/>
     <w:rsid w:val="00F86B65"/>
@@ -5176,10 +5464,10 @@
       <w:color w:val="595959" w:themeColor="text1" w:themeTint="A6"/>
     </w:rPr>
   </w:style>
-  <w:style w:type="character" w:customStyle="1" w:styleId="Heading8Char">
-    <w:name w:val="Heading 8 Char"/>
-    <w:basedOn w:val="DefaultParagraphFont"/>
-    <w:link w:val="Heading8"/>
+  <w:style w:type="character" w:customStyle="1" w:styleId="Ttulo8Car">
+    <w:name w:val="Título 8 Car"/>
+    <w:basedOn w:val="Fuentedeprrafopredeter"/>
+    <w:link w:val="Ttulo8"/>
     <w:uiPriority w:val="9"/>
     <w:semiHidden/>
     <w:rsid w:val="00F86B65"/>
@@ -5190,10 +5478,10 @@
       <w:color w:val="272727" w:themeColor="text1" w:themeTint="D8"/>
     </w:rPr>
   </w:style>
-  <w:style w:type="character" w:customStyle="1" w:styleId="Heading9Char">
-    <w:name w:val="Heading 9 Char"/>
-    <w:basedOn w:val="DefaultParagraphFont"/>
-    <w:link w:val="Heading9"/>
+  <w:style w:type="character" w:customStyle="1" w:styleId="Ttulo9Car">
+    <w:name w:val="Título 9 Car"/>
+    <w:basedOn w:val="Fuentedeprrafopredeter"/>
+    <w:link w:val="Ttulo9"/>
     <w:uiPriority w:val="9"/>
     <w:semiHidden/>
     <w:rsid w:val="00F86B65"/>
@@ -5202,11 +5490,11 @@
       <w:color w:val="272727" w:themeColor="text1" w:themeTint="D8"/>
     </w:rPr>
   </w:style>
-  <w:style w:type="paragraph" w:styleId="Title">
+  <w:style w:type="paragraph" w:styleId="Ttulo">
     <w:name w:val="Title"/>
     <w:basedOn w:val="Normal"/>
     <w:next w:val="Normal"/>
-    <w:link w:val="TitleChar"/>
+    <w:link w:val="TtuloCar"/>
     <w:uiPriority w:val="10"/>
     <w:qFormat/>
     <w:rsid w:val="00F86B65"/>
@@ -5223,10 +5511,10 @@
       <w14:ligatures w14:val="standardContextual"/>
     </w:rPr>
   </w:style>
-  <w:style w:type="character" w:customStyle="1" w:styleId="TitleChar">
-    <w:name w:val="Title Char"/>
-    <w:basedOn w:val="DefaultParagraphFont"/>
-    <w:link w:val="Title"/>
+  <w:style w:type="character" w:customStyle="1" w:styleId="TtuloCar">
+    <w:name w:val="Título Car"/>
+    <w:basedOn w:val="Fuentedeprrafopredeter"/>
+    <w:link w:val="Ttulo"/>
     <w:uiPriority w:val="10"/>
     <w:rsid w:val="00F86B65"/>
     <w:rPr>
@@ -5237,11 +5525,11 @@
       <w:szCs w:val="56"/>
     </w:rPr>
   </w:style>
-  <w:style w:type="paragraph" w:styleId="Subtitle">
+  <w:style w:type="paragraph" w:styleId="Subttulo">
     <w:name w:val="Subtitle"/>
     <w:basedOn w:val="Normal"/>
     <w:next w:val="Normal"/>
-    <w:link w:val="SubtitleChar"/>
+    <w:link w:val="SubttuloCar"/>
     <w:uiPriority w:val="11"/>
     <w:qFormat/>
     <w:rsid w:val="00F86B65"/>
@@ -5261,10 +5549,10 @@
       <w14:ligatures w14:val="standardContextual"/>
     </w:rPr>
   </w:style>
-  <w:style w:type="character" w:customStyle="1" w:styleId="SubtitleChar">
-    <w:name w:val="Subtitle Char"/>
-    <w:basedOn w:val="DefaultParagraphFont"/>
-    <w:link w:val="Subtitle"/>
+  <w:style w:type="character" w:customStyle="1" w:styleId="SubttuloCar">
+    <w:name w:val="Subtítulo Car"/>
+    <w:basedOn w:val="Fuentedeprrafopredeter"/>
+    <w:link w:val="Subttulo"/>
     <w:uiPriority w:val="11"/>
     <w:rsid w:val="00F86B65"/>
     <w:rPr>
@@ -5275,11 +5563,11 @@
       <w:szCs w:val="28"/>
     </w:rPr>
   </w:style>
-  <w:style w:type="paragraph" w:styleId="Quote">
+  <w:style w:type="paragraph" w:styleId="Cita">
     <w:name w:val="Quote"/>
     <w:basedOn w:val="Normal"/>
     <w:next w:val="Normal"/>
-    <w:link w:val="QuoteChar"/>
+    <w:link w:val="CitaCar"/>
     <w:uiPriority w:val="29"/>
     <w:qFormat/>
     <w:rsid w:val="00F86B65"/>
@@ -5297,10 +5585,10 @@
       <w14:ligatures w14:val="standardContextual"/>
     </w:rPr>
   </w:style>
-  <w:style w:type="character" w:customStyle="1" w:styleId="QuoteChar">
-    <w:name w:val="Quote Char"/>
-    <w:basedOn w:val="DefaultParagraphFont"/>
-    <w:link w:val="Quote"/>
+  <w:style w:type="character" w:customStyle="1" w:styleId="CitaCar">
+    <w:name w:val="Cita Car"/>
+    <w:basedOn w:val="Fuentedeprrafopredeter"/>
+    <w:link w:val="Cita"/>
     <w:uiPriority w:val="29"/>
     <w:rsid w:val="00F86B65"/>
     <w:rPr>
@@ -5309,7 +5597,7 @@
       <w:color w:val="404040" w:themeColor="text1" w:themeTint="BF"/>
     </w:rPr>
   </w:style>
-  <w:style w:type="paragraph" w:styleId="ListParagraph">
+  <w:style w:type="paragraph" w:styleId="Prrafodelista">
     <w:name w:val="List Paragraph"/>
     <w:basedOn w:val="Normal"/>
     <w:uiPriority w:val="34"/>
@@ -5327,9 +5615,9 @@
       <w14:ligatures w14:val="standardContextual"/>
     </w:rPr>
   </w:style>
-  <w:style w:type="character" w:styleId="IntenseEmphasis">
+  <w:style w:type="character" w:styleId="nfasisintenso">
     <w:name w:val="Intense Emphasis"/>
-    <w:basedOn w:val="DefaultParagraphFont"/>
+    <w:basedOn w:val="Fuentedeprrafopredeter"/>
     <w:uiPriority w:val="21"/>
     <w:qFormat/>
     <w:rsid w:val="00F86B65"/>
@@ -5339,11 +5627,11 @@
       <w:color w:val="0F4761" w:themeColor="accent1" w:themeShade="BF"/>
     </w:rPr>
   </w:style>
-  <w:style w:type="paragraph" w:styleId="IntenseQuote">
+  <w:style w:type="paragraph" w:styleId="Citadestacada">
     <w:name w:val="Intense Quote"/>
     <w:basedOn w:val="Normal"/>
     <w:next w:val="Normal"/>
-    <w:link w:val="IntenseQuoteChar"/>
+    <w:link w:val="CitadestacadaCar"/>
     <w:uiPriority w:val="30"/>
     <w:qFormat/>
     <w:rsid w:val="00F86B65"/>
@@ -5366,10 +5654,10 @@
       <w14:ligatures w14:val="standardContextual"/>
     </w:rPr>
   </w:style>
-  <w:style w:type="character" w:customStyle="1" w:styleId="IntenseQuoteChar">
-    <w:name w:val="Intense Quote Char"/>
-    <w:basedOn w:val="DefaultParagraphFont"/>
-    <w:link w:val="IntenseQuote"/>
+  <w:style w:type="character" w:customStyle="1" w:styleId="CitadestacadaCar">
+    <w:name w:val="Cita destacada Car"/>
+    <w:basedOn w:val="Fuentedeprrafopredeter"/>
+    <w:link w:val="Citadestacada"/>
     <w:uiPriority w:val="30"/>
     <w:rsid w:val="00F86B65"/>
     <w:rPr>
@@ -5378,9 +5666,9 @@
       <w:color w:val="0F4761" w:themeColor="accent1" w:themeShade="BF"/>
     </w:rPr>
   </w:style>
-  <w:style w:type="character" w:styleId="IntenseReference">
+  <w:style w:type="character" w:styleId="Referenciaintensa">
     <w:name w:val="Intense Reference"/>
-    <w:basedOn w:val="DefaultParagraphFont"/>
+    <w:basedOn w:val="Fuentedeprrafopredeter"/>
     <w:uiPriority w:val="32"/>
     <w:qFormat/>
     <w:rsid w:val="00F86B65"/>
@@ -5392,9 +5680,9 @@
       <w:spacing w:val="5"/>
     </w:rPr>
   </w:style>
-  <w:style w:type="table" w:styleId="TableGrid">
+  <w:style w:type="table" w:styleId="Tablaconcuadrcula">
     <w:name w:val="Table Grid"/>
-    <w:basedOn w:val="TableNormal"/>
+    <w:basedOn w:val="Tablanormal"/>
     <w:uiPriority w:val="59"/>
     <w:rsid w:val="00F86B65"/>
     <w:pPr>
@@ -5418,10 +5706,10 @@
       </w:tblBorders>
     </w:tblPr>
   </w:style>
-  <w:style w:type="paragraph" w:styleId="Header">
+  <w:style w:type="paragraph" w:styleId="Encabezado">
     <w:name w:val="header"/>
     <w:basedOn w:val="Normal"/>
-    <w:link w:val="HeaderChar"/>
+    <w:link w:val="EncabezadoCar"/>
     <w:uiPriority w:val="99"/>
     <w:unhideWhenUsed/>
     <w:rsid w:val="00F86B65"/>
@@ -5433,10 +5721,10 @@
       <w:spacing w:after="0" w:line="240" w:lineRule="auto"/>
     </w:pPr>
   </w:style>
-  <w:style w:type="character" w:customStyle="1" w:styleId="HeaderChar">
-    <w:name w:val="Header Char"/>
-    <w:basedOn w:val="DefaultParagraphFont"/>
-    <w:link w:val="Header"/>
+  <w:style w:type="character" w:customStyle="1" w:styleId="EncabezadoCar">
+    <w:name w:val="Encabezado Car"/>
+    <w:basedOn w:val="Fuentedeprrafopredeter"/>
+    <w:link w:val="Encabezado"/>
     <w:uiPriority w:val="99"/>
     <w:rsid w:val="00F86B65"/>
     <w:rPr>
@@ -5447,10 +5735,10 @@
       <w14:ligatures w14:val="none"/>
     </w:rPr>
   </w:style>
-  <w:style w:type="paragraph" w:styleId="Footer">
+  <w:style w:type="paragraph" w:styleId="Piedepgina">
     <w:name w:val="footer"/>
     <w:basedOn w:val="Normal"/>
-    <w:link w:val="FooterChar"/>
+    <w:link w:val="PiedepginaCar"/>
     <w:uiPriority w:val="99"/>
     <w:unhideWhenUsed/>
     <w:rsid w:val="00F86B65"/>
@@ -5462,10 +5750,10 @@
       <w:spacing w:after="0" w:line="240" w:lineRule="auto"/>
     </w:pPr>
   </w:style>
-  <w:style w:type="character" w:customStyle="1" w:styleId="FooterChar">
-    <w:name w:val="Footer Char"/>
-    <w:basedOn w:val="DefaultParagraphFont"/>
-    <w:link w:val="Footer"/>
+  <w:style w:type="character" w:customStyle="1" w:styleId="PiedepginaCar">
+    <w:name w:val="Pie de página Car"/>
+    <w:basedOn w:val="Fuentedeprrafopredeter"/>
+    <w:link w:val="Piedepgina"/>
     <w:uiPriority w:val="99"/>
     <w:rsid w:val="00F86B65"/>
     <w:rPr>

--- a/Documentacion/Planificacion/Planes/PLAN DE GESTIÓN DE CALIDAD.docx
+++ b/Documentacion/Planificacion/Planes/PLAN DE GESTIÓN DE CALIDAD.docx
@@ -4,7 +4,7 @@
   <w:body>
     <w:tbl>
       <w:tblPr>
-        <w:tblStyle w:val="Tablaconcuadrcula"/>
+        <w:tblStyle w:val="TableGrid"/>
         <w:tblW w:w="0" w:type="auto"/>
         <w:tblLook w:val="04A0" w:firstRow="1" w:lastRow="0" w:firstColumn="1" w:lastColumn="0" w:noHBand="0" w:noVBand="1"/>
       </w:tblPr>
@@ -254,7 +254,7 @@
     </w:p>
     <w:tbl>
       <w:tblPr>
-        <w:tblStyle w:val="Tablaconcuadrcula"/>
+        <w:tblStyle w:val="TableGrid"/>
         <w:tblW w:w="0" w:type="auto"/>
         <w:tblLook w:val="04A0" w:firstRow="1" w:lastRow="0" w:firstColumn="1" w:lastColumn="0" w:noHBand="0" w:noVBand="1"/>
       </w:tblPr>
@@ -278,7 +278,6 @@
                 <w:szCs w:val="20"/>
               </w:rPr>
             </w:pPr>
-            <w:proofErr w:type="gramStart"/>
             <w:r>
               <w:rPr>
                 <w:rFonts w:ascii="Tahoma" w:hAnsi="Tahoma" w:cs="Tahoma"/>
@@ -286,17 +285,7 @@
                 <w:sz w:val="20"/>
                 <w:szCs w:val="20"/>
               </w:rPr>
-              <w:t>NORMAS Y PROCEDIMIENTOS A APLICAR</w:t>
-            </w:r>
-            <w:proofErr w:type="gramEnd"/>
-            <w:r>
-              <w:rPr>
-                <w:rFonts w:ascii="Tahoma" w:hAnsi="Tahoma" w:cs="Tahoma"/>
-                <w:b/>
-                <w:sz w:val="20"/>
-                <w:szCs w:val="20"/>
-              </w:rPr>
-              <w:t xml:space="preserve"> (de los FAE)</w:t>
+              <w:t>NORMAS Y PROCEDIMIENTOS A APLICAR (de los FAE)</w:t>
             </w:r>
           </w:p>
         </w:tc>
@@ -381,6 +370,164 @@
                 <w:lang w:val="es-ES"/>
               </w:rPr>
               <w:t>las partes desarrolladas</w:t>
+            </w:r>
+            <w:r>
+              <w:rPr>
+                <w:rFonts w:ascii="Tahoma" w:hAnsi="Tahoma" w:cs="Tahoma"/>
+                <w:sz w:val="20"/>
+                <w:szCs w:val="20"/>
+                <w:lang w:val="es-ES"/>
+              </w:rPr>
+              <w:t>.</w:t>
+            </w:r>
+            <w:r>
+              <w:rPr>
+                <w:rFonts w:ascii="Tahoma" w:hAnsi="Tahoma" w:cs="Tahoma"/>
+                <w:sz w:val="20"/>
+                <w:szCs w:val="20"/>
+                <w:lang w:val="es-ES"/>
+              </w:rPr>
+              <w:t xml:space="preserve"> Los tipos de pruebas que se realizarán serán: unitarias,</w:t>
+            </w:r>
+            <w:r>
+              <w:rPr>
+                <w:rFonts w:ascii="Tahoma" w:hAnsi="Tahoma" w:cs="Tahoma"/>
+                <w:sz w:val="20"/>
+                <w:szCs w:val="20"/>
+                <w:lang w:val="es-ES"/>
+              </w:rPr>
+              <w:t xml:space="preserve"> </w:t>
+            </w:r>
+            <w:r>
+              <w:rPr>
+                <w:rFonts w:ascii="Tahoma" w:hAnsi="Tahoma" w:cs="Tahoma"/>
+                <w:sz w:val="20"/>
+                <w:szCs w:val="20"/>
+                <w:lang w:val="es-ES"/>
+              </w:rPr>
+              <w:t>integración, rendimiento y usabilidad.</w:t>
+            </w:r>
+          </w:p>
+          <w:p>
+            <w:pPr>
+              <w:spacing w:afterAutospacing="0"/>
+              <w:jc w:val="both"/>
+              <w:rPr>
+                <w:rFonts w:ascii="Tahoma" w:hAnsi="Tahoma" w:cs="Tahoma"/>
+                <w:sz w:val="20"/>
+                <w:szCs w:val="20"/>
+                <w:lang w:val="es-ES"/>
+              </w:rPr>
+            </w:pPr>
+            <w:r>
+              <w:rPr>
+                <w:rFonts w:ascii="Tahoma" w:hAnsi="Tahoma" w:cs="Tahoma"/>
+                <w:b/>
+                <w:bCs/>
+                <w:sz w:val="20"/>
+                <w:szCs w:val="20"/>
+                <w:lang w:val="es-ES"/>
+              </w:rPr>
+              <w:t xml:space="preserve">Calendario de pruebas: </w:t>
+            </w:r>
+            <w:r>
+              <w:rPr>
+                <w:rFonts w:ascii="Tahoma" w:hAnsi="Tahoma" w:cs="Tahoma"/>
+                <w:sz w:val="20"/>
+                <w:szCs w:val="20"/>
+                <w:lang w:val="es-ES"/>
+              </w:rPr>
+              <w:t xml:space="preserve">Las pruebas se </w:t>
+            </w:r>
+            <w:r>
+              <w:rPr>
+                <w:rFonts w:ascii="Tahoma" w:hAnsi="Tahoma" w:cs="Tahoma"/>
+                <w:sz w:val="20"/>
+                <w:szCs w:val="20"/>
+                <w:lang w:val="es-ES"/>
+              </w:rPr>
+              <w:t xml:space="preserve">implementarán </w:t>
+            </w:r>
+            <w:r>
+              <w:rPr>
+                <w:rFonts w:ascii="Tahoma" w:hAnsi="Tahoma" w:cs="Tahoma"/>
+                <w:sz w:val="20"/>
+                <w:szCs w:val="20"/>
+                <w:lang w:val="es-ES"/>
+              </w:rPr>
+              <w:t xml:space="preserve">y ejecutarán junto a </w:t>
+            </w:r>
+            <w:r>
+              <w:rPr>
+                <w:rFonts w:ascii="Tahoma" w:hAnsi="Tahoma" w:cs="Tahoma"/>
+                <w:sz w:val="20"/>
+                <w:szCs w:val="20"/>
+                <w:lang w:val="es-ES"/>
+              </w:rPr>
+              <w:t>su</w:t>
+            </w:r>
+            <w:r>
+              <w:rPr>
+                <w:rFonts w:ascii="Tahoma" w:hAnsi="Tahoma" w:cs="Tahoma"/>
+                <w:sz w:val="20"/>
+                <w:szCs w:val="20"/>
+                <w:lang w:val="es-ES"/>
+              </w:rPr>
+              <w:t xml:space="preserve">s funcionalidades y mecánicas </w:t>
+            </w:r>
+            <w:r>
+              <w:rPr>
+                <w:rFonts w:ascii="Tahoma" w:hAnsi="Tahoma" w:cs="Tahoma"/>
+                <w:sz w:val="20"/>
+                <w:szCs w:val="20"/>
+                <w:lang w:val="es-ES"/>
+              </w:rPr>
+              <w:t>correspondientes para asegurar la calidad de la implementación. Para las pruebas de usabilidad</w:t>
+            </w:r>
+            <w:r>
+              <w:rPr>
+                <w:rFonts w:ascii="Tahoma" w:hAnsi="Tahoma" w:cs="Tahoma"/>
+                <w:sz w:val="20"/>
+                <w:szCs w:val="20"/>
+                <w:lang w:val="es-ES"/>
+              </w:rPr>
+              <w:t xml:space="preserve"> que requieran de usuarios externos </w:t>
+            </w:r>
+            <w:r>
+              <w:rPr>
+                <w:rFonts w:ascii="Tahoma" w:hAnsi="Tahoma" w:cs="Tahoma"/>
+                <w:sz w:val="20"/>
+                <w:szCs w:val="20"/>
+                <w:lang w:val="es-ES"/>
+              </w:rPr>
+              <w:t>se definirán periodos cortos de tiempo</w:t>
+            </w:r>
+            <w:r>
+              <w:rPr>
+                <w:rFonts w:ascii="Tahoma" w:hAnsi="Tahoma" w:cs="Tahoma"/>
+                <w:sz w:val="20"/>
+                <w:szCs w:val="20"/>
+                <w:lang w:val="es-ES"/>
+              </w:rPr>
+              <w:t>, de no más de 5 días,</w:t>
+            </w:r>
+            <w:r>
+              <w:rPr>
+                <w:rFonts w:ascii="Tahoma" w:hAnsi="Tahoma" w:cs="Tahoma"/>
+                <w:sz w:val="20"/>
+                <w:szCs w:val="20"/>
+                <w:lang w:val="es-ES"/>
+              </w:rPr>
+              <w:t xml:space="preserve"> donde se dejará a los usuarios probar el </w:t>
+            </w:r>
+            <w:r>
+              <w:rPr>
+                <w:rFonts w:ascii="Tahoma" w:hAnsi="Tahoma" w:cs="Tahoma"/>
+                <w:sz w:val="20"/>
+                <w:szCs w:val="20"/>
+                <w:lang w:val="es-ES"/>
+              </w:rPr>
+              <w:t>videojuego y se recogerá su feedback</w:t>
             </w:r>
             <w:r>
               <w:rPr>
@@ -636,101 +783,75 @@
       </w:tr>
       <w:tr>
         <w:trPr>
-          <w:trHeight w:val="386"/>
+          <w:trHeight w:val="406"/>
         </w:trPr>
         <w:tc>
           <w:tcPr>
-            <w:tcW w:w="750" w:type="pct"/>
+            <w:tcW w:w="1567" w:type="dxa"/>
             <w:vAlign w:val="center"/>
           </w:tcPr>
           <w:p>
             <w:pPr>
-              <w:spacing w:after="0" w:line="240" w:lineRule="auto"/>
-              <w:rPr>
-                <w:rFonts w:ascii="Tahoma" w:eastAsia="Calibri" w:hAnsi="Tahoma" w:cs="Tahoma"/>
-                <w:iCs/>
-                <w:sz w:val="20"/>
-                <w:szCs w:val="20"/>
-              </w:rPr>
-            </w:pPr>
-            <w:r>
-              <w:rPr>
-                <w:rFonts w:ascii="Tahoma" w:eastAsia="Calibri" w:hAnsi="Tahoma" w:cs="Tahoma"/>
-                <w:iCs/>
-                <w:sz w:val="20"/>
-                <w:szCs w:val="20"/>
-              </w:rPr>
-              <w:t>GDD</w:t>
-            </w:r>
-          </w:p>
-        </w:tc>
-        <w:tc>
-          <w:tcPr>
-            <w:tcW w:w="2640" w:type="pct"/>
+              <w:spacing w:line="240" w:lineRule="auto"/>
+              <w:rPr>
+                <w:rFonts w:ascii="Tahoma" w:eastAsia="Calibri" w:hAnsi="Tahoma" w:cs="Tahoma"/>
+                <w:sz w:val="20"/>
+                <w:szCs w:val="20"/>
+              </w:rPr>
+            </w:pPr>
+            <w:r>
+              <w:rPr>
+                <w:rFonts w:ascii="Tahoma" w:eastAsia="Calibri" w:hAnsi="Tahoma" w:cs="Tahoma"/>
+                <w:sz w:val="20"/>
+                <w:szCs w:val="20"/>
+              </w:rPr>
+              <w:t>E1</w:t>
+            </w:r>
+            <w:r>
+              <w:rPr>
+                <w:rFonts w:ascii="Tahoma" w:eastAsia="Calibri" w:hAnsi="Tahoma" w:cs="Tahoma"/>
+                <w:sz w:val="20"/>
+                <w:szCs w:val="20"/>
+              </w:rPr>
+              <w:t>: GDD</w:t>
+            </w:r>
+          </w:p>
+        </w:tc>
+        <w:tc>
+          <w:tcPr>
+            <w:tcW w:w="5515" w:type="dxa"/>
             <w:vAlign w:val="center"/>
           </w:tcPr>
           <w:p>
             <w:pPr>
-              <w:spacing w:after="0" w:line="240" w:lineRule="auto"/>
-              <w:rPr>
-                <w:rFonts w:ascii="Tahoma" w:eastAsia="Calibri" w:hAnsi="Tahoma" w:cs="Tahoma"/>
-                <w:iCs/>
-                <w:sz w:val="20"/>
-                <w:szCs w:val="20"/>
-              </w:rPr>
-            </w:pPr>
-            <w:r>
-              <w:rPr>
-                <w:rFonts w:ascii="Tahoma" w:eastAsia="Calibri" w:hAnsi="Tahoma" w:cs="Tahoma"/>
-                <w:iCs/>
-                <w:sz w:val="20"/>
-                <w:szCs w:val="20"/>
-              </w:rPr>
-              <w:t>Servir como referencia inequívoca para el desarrollo, sin contradicciones mecánicas.</w:t>
-            </w:r>
-          </w:p>
-        </w:tc>
-        <w:tc>
-          <w:tcPr>
-            <w:tcW w:w="1610" w:type="pct"/>
+              <w:spacing w:line="240" w:lineRule="auto"/>
+            </w:pPr>
+            <w:r>
+              <w:rPr>
+                <w:rFonts w:ascii="Tahoma" w:eastAsia="Tahoma" w:hAnsi="Tahoma" w:cs="Tahoma"/>
+                <w:sz w:val="20"/>
+                <w:szCs w:val="20"/>
+              </w:rPr>
+              <w:t>Servir como guía completa para el desarrollo del juego.</w:t>
+            </w:r>
+          </w:p>
+        </w:tc>
+        <w:tc>
+          <w:tcPr>
+            <w:tcW w:w="3364" w:type="dxa"/>
             <w:vAlign w:val="center"/>
           </w:tcPr>
           <w:p>
             <w:pPr>
-              <w:spacing w:after="0" w:line="240" w:lineRule="auto"/>
-              <w:rPr>
-                <w:rFonts w:ascii="Tahoma" w:eastAsia="Calibri" w:hAnsi="Tahoma" w:cs="Tahoma"/>
-                <w:iCs/>
-                <w:sz w:val="20"/>
-                <w:szCs w:val="20"/>
-              </w:rPr>
-            </w:pPr>
-            <w:r>
-              <w:rPr>
-                <w:rFonts w:ascii="Tahoma" w:eastAsia="Calibri" w:hAnsi="Tahoma" w:cs="Tahoma"/>
-                <w:iCs/>
-                <w:sz w:val="20"/>
-                <w:szCs w:val="20"/>
-              </w:rPr>
-              <w:t>N</w:t>
-            </w:r>
-            <w:r>
-              <w:rPr>
-                <w:rFonts w:ascii="Tahoma" w:eastAsia="Calibri" w:hAnsi="Tahoma" w:cs="Tahoma"/>
-                <w:iCs/>
-                <w:sz w:val="20"/>
-                <w:szCs w:val="20"/>
-              </w:rPr>
-              <w:t>ú</w:t>
-            </w:r>
-            <w:r>
-              <w:rPr>
-                <w:rFonts w:ascii="Tahoma" w:eastAsia="Calibri" w:hAnsi="Tahoma" w:cs="Tahoma"/>
-                <w:iCs/>
-                <w:sz w:val="20"/>
-                <w:szCs w:val="20"/>
-              </w:rPr>
-              <w:t>mero de mecánicas implementadas que coinciden con la descripción del GDD.</w:t>
+              <w:spacing w:line="240" w:lineRule="auto"/>
+            </w:pPr>
+            <w:r>
+              <w:rPr>
+                <w:rFonts w:ascii="Tahoma" w:eastAsia="Tahoma" w:hAnsi="Tahoma" w:cs="Tahoma"/>
+                <w:sz w:val="20"/>
+                <w:szCs w:val="20"/>
+              </w:rPr>
+              <w:t>Todos los sistemas, niveles, personajes y mecánicas implementados en el juego tienen su correspondiente sección documentada en el GDD.</w:t>
             </w:r>
           </w:p>
         </w:tc>
@@ -746,33 +867,37 @@
           </w:tcPr>
           <w:p>
             <w:pPr>
-              <w:spacing w:after="0" w:line="240" w:lineRule="auto"/>
-              <w:rPr>
-                <w:rFonts w:ascii="Tahoma" w:eastAsia="Calibri" w:hAnsi="Tahoma" w:cs="Tahoma"/>
-                <w:iCs/>
-                <w:sz w:val="20"/>
-                <w:szCs w:val="20"/>
-              </w:rPr>
-            </w:pPr>
-            <w:proofErr w:type="spellStart"/>
-            <w:r>
-              <w:rPr>
-                <w:rFonts w:ascii="Tahoma" w:eastAsia="Calibri" w:hAnsi="Tahoma" w:cs="Tahoma"/>
-                <w:iCs/>
-                <w:sz w:val="20"/>
-                <w:szCs w:val="20"/>
-              </w:rPr>
-              <w:t>Build</w:t>
-            </w:r>
-            <w:proofErr w:type="spellEnd"/>
-            <w:r>
-              <w:rPr>
-                <w:rFonts w:ascii="Tahoma" w:eastAsia="Calibri" w:hAnsi="Tahoma" w:cs="Tahoma"/>
-                <w:iCs/>
-                <w:sz w:val="20"/>
-                <w:szCs w:val="20"/>
-              </w:rPr>
-              <w:t xml:space="preserve"> jugable</w:t>
+              <w:spacing w:after="0" w:afterAutospacing="0" w:line="240" w:lineRule="auto"/>
+              <w:rPr>
+                <w:rFonts w:ascii="Tahoma" w:eastAsia="Calibri" w:hAnsi="Tahoma" w:cs="Tahoma"/>
+                <w:iCs/>
+                <w:sz w:val="20"/>
+                <w:szCs w:val="20"/>
+              </w:rPr>
+            </w:pPr>
+            <w:r>
+              <w:rPr>
+                <w:rFonts w:ascii="Tahoma" w:eastAsia="Calibri" w:hAnsi="Tahoma" w:cs="Tahoma"/>
+                <w:sz w:val="20"/>
+                <w:szCs w:val="20"/>
+              </w:rPr>
+              <w:t>E</w:t>
+            </w:r>
+            <w:r>
+              <w:rPr>
+                <w:rFonts w:ascii="Tahoma" w:eastAsia="Calibri" w:hAnsi="Tahoma" w:cs="Tahoma"/>
+                <w:sz w:val="20"/>
+                <w:szCs w:val="20"/>
+              </w:rPr>
+              <w:t>2</w:t>
+            </w:r>
+            <w:r>
+              <w:rPr>
+                <w:rFonts w:ascii="Tahoma" w:eastAsia="Calibri" w:hAnsi="Tahoma" w:cs="Tahoma"/>
+                <w:sz w:val="20"/>
+                <w:szCs w:val="20"/>
+              </w:rPr>
+              <w:t>: Videojuego</w:t>
             </w:r>
           </w:p>
         </w:tc>
@@ -783,7 +908,7 @@
           </w:tcPr>
           <w:p>
             <w:pPr>
-              <w:spacing w:after="0" w:line="240" w:lineRule="auto"/>
+              <w:spacing w:after="0" w:afterAutospacing="0" w:line="240" w:lineRule="auto"/>
               <w:rPr>
                 <w:rFonts w:ascii="Tahoma" w:eastAsia="Calibri" w:hAnsi="Tahoma" w:cs="Tahoma"/>
                 <w:iCs/>
@@ -803,34 +928,23 @@
           </w:p>
           <w:p>
             <w:pPr>
-              <w:spacing w:after="0" w:line="240" w:lineRule="auto"/>
-              <w:rPr>
-                <w:rFonts w:ascii="Tahoma" w:eastAsia="Calibri" w:hAnsi="Tahoma" w:cs="Tahoma"/>
-                <w:iCs/>
-                <w:sz w:val="20"/>
-                <w:szCs w:val="20"/>
-              </w:rPr>
-            </w:pPr>
-            <w:r>
-              <w:rPr>
-                <w:rFonts w:ascii="Tahoma" w:eastAsia="Calibri" w:hAnsi="Tahoma" w:cs="Tahoma"/>
-                <w:iCs/>
-                <w:sz w:val="20"/>
-                <w:szCs w:val="20"/>
-              </w:rPr>
-              <w:t xml:space="preserve">Correcta integración de sistemas complejos como IA y </w:t>
-            </w:r>
-            <w:proofErr w:type="spellStart"/>
-            <w:r>
-              <w:rPr>
-                <w:rFonts w:ascii="Tahoma" w:eastAsia="Calibri" w:hAnsi="Tahoma" w:cs="Tahoma"/>
-                <w:iCs/>
-                <w:sz w:val="20"/>
-                <w:szCs w:val="20"/>
-              </w:rPr>
-              <w:t>Leaderboard</w:t>
-            </w:r>
-            <w:proofErr w:type="spellEnd"/>
+              <w:spacing w:after="0" w:afterAutospacing="0" w:line="240" w:lineRule="auto"/>
+              <w:rPr>
+                <w:rFonts w:ascii="Tahoma" w:eastAsia="Calibri" w:hAnsi="Tahoma" w:cs="Tahoma"/>
+                <w:iCs/>
+                <w:sz w:val="20"/>
+                <w:szCs w:val="20"/>
+              </w:rPr>
+            </w:pPr>
+            <w:r>
+              <w:rPr>
+                <w:rFonts w:ascii="Tahoma" w:eastAsia="Calibri" w:hAnsi="Tahoma" w:cs="Tahoma"/>
+                <w:iCs/>
+                <w:sz w:val="20"/>
+                <w:szCs w:val="20"/>
+              </w:rPr>
+              <w:t>Correcta integración de sistemas complejos como IA y Leaderboard</w:t>
+            </w:r>
             <w:r>
               <w:rPr>
                 <w:rFonts w:ascii="Tahoma" w:eastAsia="Calibri" w:hAnsi="Tahoma" w:cs="Tahoma"/>
@@ -849,14 +963,29 @@
           </w:tcPr>
           <w:p>
             <w:pPr>
-              <w:spacing w:after="0" w:line="240" w:lineRule="auto"/>
-              <w:rPr>
-                <w:rFonts w:ascii="Tahoma" w:eastAsia="Calibri" w:hAnsi="Tahoma" w:cs="Tahoma"/>
-                <w:iCs/>
-                <w:sz w:val="20"/>
-                <w:szCs w:val="20"/>
-              </w:rPr>
-            </w:pPr>
+              <w:spacing w:after="0" w:afterAutospacing="0" w:line="240" w:lineRule="auto"/>
+            </w:pPr>
+            <w:r>
+              <w:rPr>
+                <w:rFonts w:ascii="Tahoma" w:eastAsia="Tahoma" w:hAnsi="Tahoma" w:cs="Tahoma"/>
+                <w:sz w:val="20"/>
+                <w:szCs w:val="20"/>
+              </w:rPr>
+              <w:t>0 cierres inesperados en una sesión de prueba completa (los 4 niveles).</w:t>
+            </w:r>
+          </w:p>
+          <w:p>
+            <w:pPr>
+              <w:spacing w:after="0" w:afterAutospacing="0" w:line="240" w:lineRule="auto"/>
+            </w:pPr>
+            <w:r>
+              <w:rPr>
+                <w:rFonts w:ascii="Tahoma" w:eastAsia="Tahoma" w:hAnsi="Tahoma" w:cs="Tahoma"/>
+                <w:sz w:val="20"/>
+                <w:szCs w:val="20"/>
+              </w:rPr>
+              <w:t>El sistema de IA de Umbra varía su comportamiento entre encuentros y el Leaderboard registra y muestra datos correctamente en el 100% de las partidas completadas.</w:t>
+            </w:r>
           </w:p>
         </w:tc>
       </w:tr>
@@ -871,14 +1000,38 @@
           </w:tcPr>
           <w:p>
             <w:pPr>
-              <w:spacing w:after="0" w:line="240" w:lineRule="auto"/>
-              <w:rPr>
-                <w:rFonts w:ascii="Tahoma" w:eastAsia="Calibri" w:hAnsi="Tahoma" w:cs="Tahoma"/>
-                <w:iCs/>
-                <w:sz w:val="20"/>
-                <w:szCs w:val="20"/>
-              </w:rPr>
-            </w:pPr>
+              <w:spacing w:line="240" w:lineRule="auto"/>
+              <w:rPr>
+                <w:rFonts w:ascii="Tahoma" w:eastAsia="Calibri" w:hAnsi="Tahoma" w:cs="Tahoma"/>
+                <w:iCs/>
+                <w:sz w:val="20"/>
+                <w:szCs w:val="20"/>
+              </w:rPr>
+            </w:pPr>
+            <w:r>
+              <w:rPr>
+                <w:rFonts w:ascii="Tahoma" w:eastAsia="Calibri" w:hAnsi="Tahoma" w:cs="Tahoma"/>
+                <w:sz w:val="20"/>
+                <w:szCs w:val="20"/>
+              </w:rPr>
+              <w:t>E</w:t>
+            </w:r>
+            <w:r>
+              <w:rPr>
+                <w:rFonts w:ascii="Tahoma" w:eastAsia="Calibri" w:hAnsi="Tahoma" w:cs="Tahoma"/>
+                <w:sz w:val="20"/>
+                <w:szCs w:val="20"/>
+              </w:rPr>
+              <w:t>3</w:t>
+            </w:r>
+            <w:r>
+              <w:rPr>
+                <w:rFonts w:ascii="Tahoma" w:eastAsia="Calibri" w:hAnsi="Tahoma" w:cs="Tahoma"/>
+                <w:sz w:val="20"/>
+                <w:szCs w:val="20"/>
+              </w:rPr>
+              <w:t xml:space="preserve">: </w:t>
+            </w:r>
             <w:r>
               <w:rPr>
                 <w:rFonts w:ascii="Tahoma" w:eastAsia="Calibri" w:hAnsi="Tahoma" w:cs="Tahoma"/>
@@ -924,13 +1077,39 @@
           <w:p>
             <w:pPr>
               <w:spacing w:after="0" w:line="240" w:lineRule="auto"/>
-              <w:rPr>
-                <w:rFonts w:ascii="Tahoma" w:eastAsia="Calibri" w:hAnsi="Tahoma" w:cs="Tahoma"/>
-                <w:iCs/>
-                <w:sz w:val="20"/>
-                <w:szCs w:val="20"/>
-              </w:rPr>
-            </w:pPr>
+            </w:pPr>
+            <w:r>
+              <w:rPr>
+                <w:rFonts w:ascii="Tahoma" w:eastAsia="Tahoma" w:hAnsi="Tahoma" w:cs="Tahoma"/>
+                <w:sz w:val="20"/>
+                <w:szCs w:val="20"/>
+              </w:rPr>
+              <w:t>La memoria cubre todos los apartados</w:t>
+            </w:r>
+            <w:r>
+              <w:rPr>
+                <w:rFonts w:ascii="Tahoma" w:eastAsia="Tahoma" w:hAnsi="Tahoma" w:cs="Tahoma"/>
+                <w:sz w:val="20"/>
+                <w:szCs w:val="20"/>
+              </w:rPr>
+              <w:t xml:space="preserve"> </w:t>
+            </w:r>
+            <w:r>
+              <w:rPr>
+                <w:rFonts w:ascii="Tahoma" w:eastAsia="Tahoma" w:hAnsi="Tahoma" w:cs="Tahoma"/>
+                <w:sz w:val="20"/>
+                <w:szCs w:val="20"/>
+              </w:rPr>
+              <w:t>requeridos en las guías del TFG. Además,</w:t>
+            </w:r>
+            <w:r>
+              <w:rPr>
+                <w:rFonts w:ascii="Tahoma" w:eastAsia="Tahoma" w:hAnsi="Tahoma" w:cs="Tahoma"/>
+                <w:sz w:val="20"/>
+                <w:szCs w:val="20"/>
+              </w:rPr>
+              <w:t xml:space="preserve"> documenta cada sistema implementado, sin secciones incompletas o pendientes.</w:t>
+            </w:r>
           </w:p>
         </w:tc>
       </w:tr>
@@ -948,7 +1127,7 @@
     </w:p>
     <w:tbl>
       <w:tblPr>
-        <w:tblStyle w:val="Tablaconcuadrcula"/>
+        <w:tblStyle w:val="TableGrid"/>
         <w:tblW w:w="10490" w:type="dxa"/>
         <w:tblInd w:w="-5" w:type="dxa"/>
         <w:tblLook w:val="04A0" w:firstRow="1" w:lastRow="0" w:firstColumn="1" w:lastColumn="0" w:noHBand="0" w:noVBand="1"/>
@@ -1508,16 +1687,7 @@
                 <w:szCs w:val="20"/>
                 <w:lang w:val="es-ES"/>
               </w:rPr>
-              <w:t>Jefe</w:t>
-            </w:r>
-            <w:r>
-              <w:rPr>
-                <w:rFonts w:ascii="Tahoma" w:hAnsi="Tahoma" w:cs="Tahoma"/>
-                <w:sz w:val="20"/>
-                <w:szCs w:val="20"/>
-                <w:lang w:val="es-ES"/>
-              </w:rPr>
-              <w:t xml:space="preserve"> de proyecto</w:t>
+              <w:t>Tester</w:t>
             </w:r>
           </w:p>
         </w:tc>
@@ -1652,16 +1822,7 @@
                 <w:szCs w:val="20"/>
                 <w:lang w:val="es-ES"/>
               </w:rPr>
-              <w:t>Jefe</w:t>
-            </w:r>
-            <w:r>
-              <w:rPr>
-                <w:rFonts w:ascii="Tahoma" w:hAnsi="Tahoma" w:cs="Tahoma"/>
-                <w:sz w:val="20"/>
-                <w:szCs w:val="20"/>
-                <w:lang w:val="es-ES"/>
-              </w:rPr>
-              <w:t xml:space="preserve"> de proyecto</w:t>
+              <w:t>Tester</w:t>
             </w:r>
           </w:p>
         </w:tc>
@@ -1787,16 +1948,7 @@
                 <w:szCs w:val="20"/>
                 <w:lang w:val="es-ES"/>
               </w:rPr>
-              <w:t>Jefe</w:t>
-            </w:r>
-            <w:r>
-              <w:rPr>
-                <w:rFonts w:ascii="Tahoma" w:hAnsi="Tahoma" w:cs="Tahoma"/>
-                <w:sz w:val="20"/>
-                <w:szCs w:val="20"/>
-                <w:lang w:val="es-ES"/>
-              </w:rPr>
-              <w:t xml:space="preserve"> de proyecto</w:t>
+              <w:t>Tester</w:t>
             </w:r>
           </w:p>
         </w:tc>
@@ -1913,16 +2065,7 @@
                 <w:szCs w:val="20"/>
                 <w:lang w:val="es-ES"/>
               </w:rPr>
-              <w:t>Jefe</w:t>
-            </w:r>
-            <w:r>
-              <w:rPr>
-                <w:rFonts w:ascii="Tahoma" w:hAnsi="Tahoma" w:cs="Tahoma"/>
-                <w:sz w:val="20"/>
-                <w:szCs w:val="20"/>
-                <w:lang w:val="es-ES"/>
-              </w:rPr>
-              <w:t xml:space="preserve"> de proyecto</w:t>
+              <w:t>Tester</w:t>
             </w:r>
           </w:p>
         </w:tc>
@@ -2086,16 +2229,7 @@
                 <w:szCs w:val="20"/>
                 <w:lang w:val="es-ES"/>
               </w:rPr>
-              <w:t>Jefe</w:t>
-            </w:r>
-            <w:r>
-              <w:rPr>
-                <w:rFonts w:ascii="Tahoma" w:hAnsi="Tahoma" w:cs="Tahoma"/>
-                <w:sz w:val="20"/>
-                <w:szCs w:val="20"/>
-                <w:lang w:val="es-ES"/>
-              </w:rPr>
-              <w:t xml:space="preserve"> de proyecto</w:t>
+              <w:t>Tester</w:t>
             </w:r>
           </w:p>
         </w:tc>
@@ -2126,7 +2260,6 @@
                 <w:szCs w:val="20"/>
                 <w:lang w:val="es-ES"/>
               </w:rPr>
-              <w:lastRenderedPageBreak/>
               <w:t>A1</w:t>
             </w:r>
             <w:r>
@@ -2474,6 +2607,2831 @@
                 <w:lang w:val="es-ES"/>
               </w:rPr>
               <w:t>Tester</w:t>
+            </w:r>
+          </w:p>
+        </w:tc>
+      </w:tr>
+    </w:tbl>
+    <w:p>
+      <w:pPr>
+        <w:spacing w:after="0" w:afterAutospacing="0"/>
+        <w:jc w:val="both"/>
+        <w:rPr>
+          <w:rFonts w:ascii="Tahoma" w:hAnsi="Tahoma" w:cs="Tahoma"/>
+        </w:rPr>
+      </w:pPr>
+    </w:p>
+    <w:tbl>
+      <w:tblPr>
+        <w:tblStyle w:val="TableGrid"/>
+        <w:tblW w:w="0" w:type="auto"/>
+        <w:tblLook w:val="04A0" w:firstRow="1" w:lastRow="0" w:firstColumn="1" w:lastColumn="0" w:noHBand="0" w:noVBand="1"/>
+      </w:tblPr>
+      <w:tblGrid>
+        <w:gridCol w:w="1320"/>
+        <w:gridCol w:w="5004"/>
+        <w:gridCol w:w="4132"/>
+      </w:tblGrid>
+      <w:tr>
+        <w:tc>
+          <w:tcPr>
+            <w:tcW w:w="10456" w:type="dxa"/>
+            <w:gridSpan w:val="3"/>
+            <w:shd w:val="clear" w:color="auto" w:fill="D9D9D9" w:themeFill="background1" w:themeFillShade="D9"/>
+          </w:tcPr>
+          <w:p>
+            <w:pPr>
+              <w:spacing w:after="0" w:afterAutospacing="0"/>
+              <w:jc w:val="both"/>
+              <w:rPr>
+                <w:rFonts w:ascii="Tahoma" w:hAnsi="Tahoma" w:cs="Tahoma"/>
+                <w:b/>
+                <w:bCs/>
+                <w:sz w:val="20"/>
+                <w:szCs w:val="20"/>
+              </w:rPr>
+            </w:pPr>
+            <w:r>
+              <w:rPr>
+                <w:rFonts w:ascii="Tahoma" w:hAnsi="Tahoma" w:cs="Tahoma"/>
+                <w:b/>
+                <w:bCs/>
+                <w:sz w:val="20"/>
+                <w:szCs w:val="20"/>
+              </w:rPr>
+              <w:t>TIPO DE PRUEBAS A REALIZAR</w:t>
+            </w:r>
+          </w:p>
+        </w:tc>
+      </w:tr>
+      <w:tr>
+        <w:tc>
+          <w:tcPr>
+            <w:tcW w:w="1187" w:type="dxa"/>
+            <w:shd w:val="clear" w:color="auto" w:fill="D9D9D9" w:themeFill="background1" w:themeFillShade="D9"/>
+          </w:tcPr>
+          <w:p>
+            <w:pPr>
+              <w:spacing w:after="0" w:afterAutospacing="0"/>
+              <w:jc w:val="both"/>
+              <w:rPr>
+                <w:rFonts w:ascii="Tahoma" w:hAnsi="Tahoma" w:cs="Tahoma"/>
+                <w:b/>
+                <w:bCs/>
+                <w:sz w:val="20"/>
+                <w:szCs w:val="20"/>
+              </w:rPr>
+            </w:pPr>
+            <w:r>
+              <w:rPr>
+                <w:rFonts w:ascii="Tahoma" w:hAnsi="Tahoma" w:cs="Tahoma"/>
+                <w:b/>
+                <w:bCs/>
+                <w:sz w:val="20"/>
+                <w:szCs w:val="20"/>
+              </w:rPr>
+              <w:t>PRUEBA</w:t>
+            </w:r>
+          </w:p>
+        </w:tc>
+        <w:tc>
+          <w:tcPr>
+            <w:tcW w:w="5076" w:type="dxa"/>
+            <w:shd w:val="clear" w:color="auto" w:fill="D9D9D9" w:themeFill="background1" w:themeFillShade="D9"/>
+          </w:tcPr>
+          <w:p>
+            <w:pPr>
+              <w:spacing w:after="0" w:afterAutospacing="0"/>
+              <w:jc w:val="both"/>
+              <w:rPr>
+                <w:rFonts w:ascii="Tahoma" w:hAnsi="Tahoma" w:cs="Tahoma"/>
+                <w:b/>
+                <w:bCs/>
+                <w:sz w:val="20"/>
+                <w:szCs w:val="20"/>
+              </w:rPr>
+            </w:pPr>
+            <w:r>
+              <w:rPr>
+                <w:rFonts w:ascii="Tahoma" w:hAnsi="Tahoma" w:cs="Tahoma"/>
+                <w:b/>
+                <w:bCs/>
+                <w:sz w:val="20"/>
+                <w:szCs w:val="20"/>
+              </w:rPr>
+              <w:t>DESCRIPCIÓN</w:t>
+            </w:r>
+          </w:p>
+        </w:tc>
+        <w:tc>
+          <w:tcPr>
+            <w:tcW w:w="4193" w:type="dxa"/>
+            <w:shd w:val="clear" w:color="auto" w:fill="D9D9D9" w:themeFill="background1" w:themeFillShade="D9"/>
+          </w:tcPr>
+          <w:p>
+            <w:pPr>
+              <w:spacing w:after="0" w:afterAutospacing="0"/>
+              <w:jc w:val="both"/>
+              <w:rPr>
+                <w:rFonts w:ascii="Tahoma" w:hAnsi="Tahoma" w:cs="Tahoma"/>
+                <w:b/>
+                <w:bCs/>
+                <w:sz w:val="20"/>
+                <w:szCs w:val="20"/>
+              </w:rPr>
+            </w:pPr>
+            <w:r>
+              <w:rPr>
+                <w:rFonts w:ascii="Tahoma" w:hAnsi="Tahoma" w:cs="Tahoma"/>
+                <w:b/>
+                <w:bCs/>
+                <w:sz w:val="20"/>
+                <w:szCs w:val="20"/>
+              </w:rPr>
+              <w:t>MÉTRICA</w:t>
+            </w:r>
+          </w:p>
+        </w:tc>
+      </w:tr>
+      <w:tr>
+        <w:tc>
+          <w:tcPr>
+            <w:tcW w:w="1187" w:type="dxa"/>
+          </w:tcPr>
+          <w:p>
+            <w:pPr>
+              <w:spacing w:after="0" w:afterAutospacing="0"/>
+              <w:rPr>
+                <w:rFonts w:ascii="Tahoma" w:hAnsi="Tahoma" w:cs="Tahoma"/>
+                <w:sz w:val="20"/>
+                <w:szCs w:val="20"/>
+              </w:rPr>
+            </w:pPr>
+            <w:r>
+              <w:rPr>
+                <w:rFonts w:ascii="Tahoma" w:hAnsi="Tahoma" w:cs="Tahoma"/>
+                <w:sz w:val="20"/>
+                <w:szCs w:val="20"/>
+              </w:rPr>
+              <w:t>Unitarias</w:t>
+            </w:r>
+          </w:p>
+        </w:tc>
+        <w:tc>
+          <w:tcPr>
+            <w:tcW w:w="5076" w:type="dxa"/>
+          </w:tcPr>
+          <w:p>
+            <w:pPr>
+              <w:spacing w:after="0" w:afterAutospacing="0"/>
+              <w:rPr>
+                <w:rFonts w:ascii="Tahoma" w:hAnsi="Tahoma" w:cs="Tahoma"/>
+                <w:sz w:val="20"/>
+                <w:szCs w:val="20"/>
+              </w:rPr>
+            </w:pPr>
+            <w:r>
+              <w:rPr>
+                <w:rFonts w:ascii="Tahoma" w:hAnsi="Tahoma" w:cs="Tahoma"/>
+                <w:sz w:val="20"/>
+                <w:szCs w:val="20"/>
+                <w:lang w:val="es-ES"/>
+              </w:rPr>
+              <w:t>Verifican el correcto funcionamiento de componentes individuales del juego, como sistemas de control del personaje, lógica de enemigos, sistema de guardado o cálculo de puntuación.</w:t>
+            </w:r>
+          </w:p>
+        </w:tc>
+        <w:tc>
+          <w:tcPr>
+            <w:tcW w:w="4193" w:type="dxa"/>
+          </w:tcPr>
+          <w:p>
+            <w:pPr>
+              <w:spacing w:after="0" w:afterAutospacing="0"/>
+              <w:jc w:val="both"/>
+              <w:rPr>
+                <w:rFonts w:ascii="Tahoma" w:hAnsi="Tahoma" w:cs="Tahoma"/>
+                <w:sz w:val="20"/>
+                <w:szCs w:val="20"/>
+              </w:rPr>
+            </w:pPr>
+            <w:r>
+              <w:rPr>
+                <w:rFonts w:ascii="Tahoma" w:hAnsi="Tahoma" w:cs="Tahoma"/>
+                <w:sz w:val="20"/>
+                <w:szCs w:val="20"/>
+                <w:lang w:val="es-ES"/>
+              </w:rPr>
+              <w:t>80% de pruebas superadas</w:t>
+            </w:r>
+            <w:r>
+              <w:rPr>
+                <w:rFonts w:ascii="Tahoma" w:hAnsi="Tahoma" w:cs="Tahoma"/>
+                <w:sz w:val="20"/>
+                <w:szCs w:val="20"/>
+                <w:lang w:val="es-ES"/>
+              </w:rPr>
+              <w:t xml:space="preserve">, 70% de </w:t>
+            </w:r>
+            <w:r>
+              <w:rPr>
+                <w:rFonts w:ascii="Tahoma" w:hAnsi="Tahoma" w:cs="Tahoma"/>
+                <w:sz w:val="20"/>
+                <w:szCs w:val="20"/>
+                <w:lang w:val="es-ES"/>
+              </w:rPr>
+              <w:t>cobertura de código en los módulos del juego.</w:t>
+            </w:r>
+          </w:p>
+        </w:tc>
+      </w:tr>
+      <w:tr>
+        <w:tc>
+          <w:tcPr>
+            <w:tcW w:w="1187" w:type="dxa"/>
+          </w:tcPr>
+          <w:p>
+            <w:pPr>
+              <w:spacing w:after="0" w:afterAutospacing="0"/>
+              <w:rPr>
+                <w:rFonts w:ascii="Tahoma" w:hAnsi="Tahoma" w:cs="Tahoma"/>
+                <w:sz w:val="20"/>
+                <w:szCs w:val="20"/>
+              </w:rPr>
+            </w:pPr>
+            <w:r>
+              <w:rPr>
+                <w:rFonts w:ascii="Tahoma" w:hAnsi="Tahoma" w:cs="Tahoma"/>
+                <w:sz w:val="20"/>
+                <w:szCs w:val="20"/>
+              </w:rPr>
+              <w:t>Integración</w:t>
+            </w:r>
+          </w:p>
+        </w:tc>
+        <w:tc>
+          <w:tcPr>
+            <w:tcW w:w="5076" w:type="dxa"/>
+          </w:tcPr>
+          <w:p>
+            <w:pPr>
+              <w:spacing w:after="0" w:afterAutospacing="0"/>
+              <w:rPr>
+                <w:rFonts w:ascii="Tahoma" w:hAnsi="Tahoma" w:cs="Tahoma"/>
+                <w:sz w:val="20"/>
+                <w:szCs w:val="20"/>
+              </w:rPr>
+            </w:pPr>
+            <w:r>
+              <w:rPr>
+                <w:rFonts w:ascii="Tahoma" w:hAnsi="Tahoma" w:cs="Tahoma"/>
+                <w:sz w:val="20"/>
+                <w:szCs w:val="20"/>
+                <w:lang w:val="es-ES"/>
+              </w:rPr>
+              <w:t xml:space="preserve">Comprueban que los distintos sistemas del juego funcionan correctamente cuando se combinan, por </w:t>
+            </w:r>
+            <w:r>
+              <w:rPr>
+                <w:rFonts w:ascii="Tahoma" w:hAnsi="Tahoma" w:cs="Tahoma"/>
+                <w:sz w:val="20"/>
+                <w:szCs w:val="20"/>
+                <w:lang w:val="es-ES"/>
+              </w:rPr>
+              <w:t>ejemplo,</w:t>
+            </w:r>
+            <w:r>
+              <w:rPr>
+                <w:rFonts w:ascii="Tahoma" w:hAnsi="Tahoma" w:cs="Tahoma"/>
+                <w:sz w:val="20"/>
+                <w:szCs w:val="20"/>
+                <w:lang w:val="es-ES"/>
+              </w:rPr>
+              <w:t xml:space="preserve"> la interacción entre físicas, animaciones, colisiones, interfaz y lógica de juego.</w:t>
+            </w:r>
+          </w:p>
+        </w:tc>
+        <w:tc>
+          <w:tcPr>
+            <w:tcW w:w="4193" w:type="dxa"/>
+          </w:tcPr>
+          <w:p>
+            <w:pPr>
+              <w:spacing w:after="0" w:afterAutospacing="0"/>
+              <w:jc w:val="both"/>
+              <w:rPr>
+                <w:rFonts w:ascii="Tahoma" w:hAnsi="Tahoma" w:cs="Tahoma"/>
+                <w:sz w:val="20"/>
+                <w:szCs w:val="20"/>
+                <w:lang w:val="es-ES"/>
+              </w:rPr>
+            </w:pPr>
+            <w:r>
+              <w:rPr>
+                <w:rFonts w:ascii="Tahoma" w:eastAsia="Tahoma" w:hAnsi="Tahoma" w:cs="Tahoma"/>
+                <w:sz w:val="20"/>
+                <w:szCs w:val="20"/>
+                <w:lang w:val="es-ES"/>
+              </w:rPr>
+              <w:t>0 errores críticos en la interacción entre sistemas durante una sesión probando un nivel completo</w:t>
+            </w:r>
+            <w:r>
+              <w:rPr>
+                <w:rFonts w:ascii="Tahoma" w:hAnsi="Tahoma" w:cs="Tahoma"/>
+                <w:sz w:val="20"/>
+                <w:szCs w:val="20"/>
+                <w:lang w:val="es-ES"/>
+              </w:rPr>
+              <w:t xml:space="preserve">, </w:t>
+            </w:r>
+            <w:r>
+              <w:rPr>
+                <w:rFonts w:ascii="Tahoma" w:hAnsi="Tahoma" w:cs="Tahoma"/>
+                <w:sz w:val="20"/>
+                <w:szCs w:val="20"/>
+                <w:lang w:val="es-ES"/>
+              </w:rPr>
+              <w:t>estabilidad en las transiciones entre escenas</w:t>
+            </w:r>
+          </w:p>
+        </w:tc>
+      </w:tr>
+      <w:tr>
+        <w:tc>
+          <w:tcPr>
+            <w:tcW w:w="1187" w:type="dxa"/>
+          </w:tcPr>
+          <w:p>
+            <w:pPr>
+              <w:spacing w:after="0" w:afterAutospacing="0"/>
+              <w:rPr>
+                <w:rFonts w:ascii="Tahoma" w:hAnsi="Tahoma" w:cs="Tahoma"/>
+                <w:sz w:val="20"/>
+                <w:szCs w:val="20"/>
+              </w:rPr>
+            </w:pPr>
+            <w:r>
+              <w:rPr>
+                <w:rFonts w:ascii="Tahoma" w:hAnsi="Tahoma" w:cs="Tahoma"/>
+                <w:sz w:val="20"/>
+                <w:szCs w:val="20"/>
+              </w:rPr>
+              <w:t>Rendimiento</w:t>
+            </w:r>
+          </w:p>
+        </w:tc>
+        <w:tc>
+          <w:tcPr>
+            <w:tcW w:w="5076" w:type="dxa"/>
+          </w:tcPr>
+          <w:p>
+            <w:pPr>
+              <w:spacing w:after="0" w:afterAutospacing="0"/>
+              <w:rPr>
+                <w:rFonts w:ascii="Tahoma" w:hAnsi="Tahoma" w:cs="Tahoma"/>
+                <w:sz w:val="20"/>
+                <w:szCs w:val="20"/>
+              </w:rPr>
+            </w:pPr>
+            <w:r>
+              <w:rPr>
+                <w:rFonts w:ascii="Tahoma" w:hAnsi="Tahoma" w:cs="Tahoma"/>
+                <w:sz w:val="20"/>
+                <w:szCs w:val="20"/>
+                <w:lang w:val="es-ES"/>
+              </w:rPr>
+              <w:t>Evalúan el comportamiento del juego en tiempo real para asegurar una experiencia fluida, midiendo aspectos como la velocidad de renderizado o el consumo de recursos.</w:t>
+            </w:r>
+          </w:p>
+        </w:tc>
+        <w:tc>
+          <w:tcPr>
+            <w:tcW w:w="4193" w:type="dxa"/>
+          </w:tcPr>
+          <w:p>
+            <w:pPr>
+              <w:spacing w:after="0" w:afterAutospacing="0"/>
+              <w:jc w:val="both"/>
+              <w:rPr>
+                <w:rFonts w:ascii="Tahoma" w:hAnsi="Tahoma" w:cs="Tahoma"/>
+                <w:sz w:val="20"/>
+                <w:szCs w:val="20"/>
+              </w:rPr>
+            </w:pPr>
+            <w:r>
+              <w:rPr>
+                <w:rFonts w:ascii="Tahoma" w:hAnsi="Tahoma" w:cs="Tahoma"/>
+                <w:sz w:val="20"/>
+                <w:szCs w:val="20"/>
+                <w:lang w:val="es-ES"/>
+              </w:rPr>
+              <w:t>F</w:t>
+            </w:r>
+            <w:r>
+              <w:rPr>
+                <w:rFonts w:ascii="Tahoma" w:hAnsi="Tahoma" w:cs="Tahoma"/>
+                <w:sz w:val="20"/>
+                <w:szCs w:val="20"/>
+                <w:lang w:val="es-ES"/>
+              </w:rPr>
+              <w:t>otogramas</w:t>
+            </w:r>
+            <w:r>
+              <w:rPr>
+                <w:rFonts w:ascii="Tahoma" w:hAnsi="Tahoma" w:cs="Tahoma"/>
+                <w:sz w:val="20"/>
+                <w:szCs w:val="20"/>
+                <w:lang w:val="es-ES"/>
+              </w:rPr>
+              <w:t xml:space="preserve"> por segundo </w:t>
+            </w:r>
+            <w:r>
+              <w:rPr>
+                <w:rFonts w:ascii="Tahoma" w:hAnsi="Tahoma" w:cs="Tahoma"/>
+                <w:sz w:val="20"/>
+                <w:szCs w:val="20"/>
+                <w:lang w:val="es-ES"/>
+              </w:rPr>
+              <w:t>constantes</w:t>
+            </w:r>
+            <w:r>
+              <w:rPr>
+                <w:rFonts w:ascii="Tahoma" w:hAnsi="Tahoma" w:cs="Tahoma"/>
+                <w:sz w:val="20"/>
+                <w:szCs w:val="20"/>
+                <w:lang w:val="es-ES"/>
+              </w:rPr>
+              <w:t xml:space="preserve"> con una variación menor a un 30%</w:t>
+            </w:r>
+            <w:r>
+              <w:rPr>
+                <w:rFonts w:ascii="Tahoma" w:hAnsi="Tahoma" w:cs="Tahoma"/>
+                <w:sz w:val="20"/>
+                <w:szCs w:val="20"/>
+                <w:lang w:val="es-ES"/>
+              </w:rPr>
+              <w:t xml:space="preserve"> y </w:t>
+            </w:r>
+            <w:r>
+              <w:rPr>
+                <w:rFonts w:ascii="Tahoma" w:hAnsi="Tahoma" w:cs="Tahoma"/>
+                <w:sz w:val="20"/>
+                <w:szCs w:val="20"/>
+                <w:lang w:val="es-ES"/>
+              </w:rPr>
+              <w:t>tiempo</w:t>
+            </w:r>
+            <w:r>
+              <w:rPr>
+                <w:rFonts w:ascii="Tahoma" w:hAnsi="Tahoma" w:cs="Tahoma"/>
+                <w:sz w:val="20"/>
+                <w:szCs w:val="20"/>
+                <w:lang w:val="es-ES"/>
+              </w:rPr>
+              <w:t>s</w:t>
+            </w:r>
+            <w:r>
+              <w:rPr>
+                <w:rFonts w:ascii="Tahoma" w:hAnsi="Tahoma" w:cs="Tahoma"/>
+                <w:sz w:val="20"/>
+                <w:szCs w:val="20"/>
+                <w:lang w:val="es-ES"/>
+              </w:rPr>
+              <w:t xml:space="preserve"> de carga de escenas</w:t>
+            </w:r>
+            <w:r>
+              <w:rPr>
+                <w:rFonts w:ascii="Tahoma" w:hAnsi="Tahoma" w:cs="Tahoma"/>
+                <w:sz w:val="20"/>
+                <w:szCs w:val="20"/>
+                <w:lang w:val="es-ES"/>
+              </w:rPr>
+              <w:t xml:space="preserve"> constante</w:t>
+            </w:r>
+            <w:r>
+              <w:rPr>
+                <w:rFonts w:ascii="Tahoma" w:hAnsi="Tahoma" w:cs="Tahoma"/>
+                <w:sz w:val="20"/>
+                <w:szCs w:val="20"/>
+                <w:lang w:val="es-ES"/>
+              </w:rPr>
+              <w:t>s.</w:t>
+            </w:r>
+          </w:p>
+        </w:tc>
+      </w:tr>
+      <w:tr>
+        <w:trPr>
+          <w:trHeight w:val="1105"/>
+        </w:trPr>
+        <w:tc>
+          <w:tcPr>
+            <w:tcW w:w="1187" w:type="dxa"/>
+          </w:tcPr>
+          <w:p>
+            <w:pPr>
+              <w:spacing w:after="0" w:afterAutospacing="0"/>
+              <w:rPr>
+                <w:rFonts w:ascii="Tahoma" w:hAnsi="Tahoma" w:cs="Tahoma"/>
+                <w:sz w:val="20"/>
+                <w:szCs w:val="20"/>
+              </w:rPr>
+            </w:pPr>
+            <w:r>
+              <w:rPr>
+                <w:rFonts w:ascii="Tahoma" w:hAnsi="Tahoma" w:cs="Tahoma"/>
+                <w:sz w:val="20"/>
+                <w:szCs w:val="20"/>
+              </w:rPr>
+              <w:t>Usabilidad</w:t>
+            </w:r>
+          </w:p>
+        </w:tc>
+        <w:tc>
+          <w:tcPr>
+            <w:tcW w:w="5076" w:type="dxa"/>
+          </w:tcPr>
+          <w:p>
+            <w:pPr>
+              <w:spacing w:after="0" w:afterAutospacing="0"/>
+              <w:rPr>
+                <w:rFonts w:ascii="Tahoma" w:hAnsi="Tahoma" w:cs="Tahoma"/>
+                <w:sz w:val="20"/>
+                <w:szCs w:val="20"/>
+              </w:rPr>
+            </w:pPr>
+            <w:r>
+              <w:rPr>
+                <w:rFonts w:ascii="Tahoma" w:hAnsi="Tahoma" w:cs="Tahoma"/>
+                <w:sz w:val="20"/>
+                <w:szCs w:val="20"/>
+                <w:lang w:val="es-ES"/>
+              </w:rPr>
+              <w:t>Analizan la experiencia del jugador al interactuar con el juego, evaluando la claridad de los menús, controles, tutoriales y facilidad para comprender las mecánicas.</w:t>
+            </w:r>
+          </w:p>
+        </w:tc>
+        <w:tc>
+          <w:tcPr>
+            <w:tcW w:w="4193" w:type="dxa"/>
+          </w:tcPr>
+          <w:p>
+            <w:pPr>
+              <w:spacing w:after="0" w:afterAutospacing="0"/>
+              <w:jc w:val="both"/>
+              <w:rPr>
+                <w:rFonts w:ascii="Tahoma" w:hAnsi="Tahoma" w:cs="Tahoma"/>
+                <w:sz w:val="20"/>
+                <w:szCs w:val="20"/>
+              </w:rPr>
+            </w:pPr>
+            <w:r>
+              <w:rPr>
+                <w:rFonts w:ascii="Tahoma" w:hAnsi="Tahoma" w:cs="Tahoma"/>
+                <w:sz w:val="20"/>
+                <w:szCs w:val="20"/>
+                <w:lang w:val="es-ES"/>
+              </w:rPr>
+              <w:t xml:space="preserve">Un jugador </w:t>
+            </w:r>
+            <w:r>
+              <w:rPr>
+                <w:rFonts w:ascii="Tahoma" w:hAnsi="Tahoma" w:cs="Tahoma"/>
+                <w:sz w:val="20"/>
+                <w:szCs w:val="20"/>
+                <w:lang w:val="es-ES"/>
+              </w:rPr>
+              <w:t>estándar</w:t>
+            </w:r>
+            <w:r>
+              <w:rPr>
+                <w:rFonts w:ascii="Tahoma" w:hAnsi="Tahoma" w:cs="Tahoma"/>
+                <w:sz w:val="20"/>
+                <w:szCs w:val="20"/>
+                <w:lang w:val="es-ES"/>
+              </w:rPr>
+              <w:t xml:space="preserve"> es capaz de </w:t>
+            </w:r>
+            <w:r>
+              <w:rPr>
+                <w:rFonts w:ascii="Tahoma" w:hAnsi="Tahoma" w:cs="Tahoma"/>
+                <w:sz w:val="20"/>
+                <w:szCs w:val="20"/>
+                <w:lang w:val="es-ES"/>
+              </w:rPr>
+              <w:t>pasar el tutorial en menos de 10 minutos</w:t>
+            </w:r>
+            <w:r>
+              <w:rPr>
+                <w:rFonts w:ascii="Tahoma" w:hAnsi="Tahoma" w:cs="Tahoma"/>
+                <w:sz w:val="20"/>
+                <w:szCs w:val="20"/>
+                <w:lang w:val="es-ES"/>
+              </w:rPr>
+              <w:t xml:space="preserve">, </w:t>
+            </w:r>
+            <w:r>
+              <w:rPr>
+                <w:rFonts w:ascii="Tahoma" w:hAnsi="Tahoma" w:cs="Tahoma"/>
+                <w:sz w:val="20"/>
+                <w:szCs w:val="20"/>
+                <w:lang w:val="es-ES"/>
+              </w:rPr>
+              <w:t>feedback positivo de al menos el 60% de los usuarios</w:t>
+            </w:r>
+            <w:r>
+              <w:rPr>
+                <w:rFonts w:ascii="Tahoma" w:hAnsi="Tahoma" w:cs="Tahoma"/>
+                <w:sz w:val="20"/>
+                <w:szCs w:val="20"/>
+                <w:lang w:val="es-ES"/>
+              </w:rPr>
+              <w:t>.</w:t>
+            </w:r>
+          </w:p>
+        </w:tc>
+      </w:tr>
+    </w:tbl>
+    <w:p>
+      <w:pPr>
+        <w:spacing w:after="0" w:afterAutospacing="0"/>
+        <w:jc w:val="both"/>
+        <w:rPr>
+          <w:rFonts w:ascii="Tahoma" w:hAnsi="Tahoma" w:cs="Tahoma"/>
+        </w:rPr>
+      </w:pPr>
+    </w:p>
+    <w:tbl>
+      <w:tblPr>
+        <w:tblW w:w="4991" w:type="pct"/>
+        <w:tblInd w:w="18" w:type="dxa"/>
+        <w:tblBorders>
+          <w:top w:val="single" w:sz="4" w:space="0" w:color="auto"/>
+          <w:left w:val="single" w:sz="4" w:space="0" w:color="auto"/>
+          <w:bottom w:val="single" w:sz="4" w:space="0" w:color="auto"/>
+          <w:right w:val="single" w:sz="4" w:space="0" w:color="auto"/>
+          <w:insideH w:val="single" w:sz="4" w:space="0" w:color="auto"/>
+          <w:insideV w:val="single" w:sz="4" w:space="0" w:color="auto"/>
+        </w:tblBorders>
+        <w:tblLook w:val="00A0" w:firstRow="1" w:lastRow="0" w:firstColumn="1" w:lastColumn="0" w:noHBand="0" w:noVBand="0"/>
+      </w:tblPr>
+      <w:tblGrid>
+        <w:gridCol w:w="580"/>
+        <w:gridCol w:w="5918"/>
+        <w:gridCol w:w="3939"/>
+      </w:tblGrid>
+      <w:tr>
+        <w:trPr>
+          <w:trHeight w:val="241"/>
+        </w:trPr>
+        <w:tc>
+          <w:tcPr>
+            <w:tcW w:w="5000" w:type="pct"/>
+            <w:gridSpan w:val="3"/>
+            <w:shd w:val="clear" w:color="auto" w:fill="D9D9D9" w:themeFill="background1" w:themeFillShade="D9"/>
+            <w:vAlign w:val="bottom"/>
+          </w:tcPr>
+          <w:p>
+            <w:pPr>
+              <w:spacing w:after="0" w:line="240" w:lineRule="auto"/>
+              <w:rPr>
+                <w:rFonts w:ascii="Tahoma" w:eastAsia="Calibri" w:hAnsi="Tahoma" w:cs="Tahoma"/>
+                <w:b/>
+                <w:bCs/>
+                <w:sz w:val="20"/>
+                <w:szCs w:val="20"/>
+              </w:rPr>
+            </w:pPr>
+            <w:r>
+              <w:rPr>
+                <w:rFonts w:ascii="Tahoma" w:eastAsia="Calibri" w:hAnsi="Tahoma" w:cs="Tahoma"/>
+                <w:b/>
+                <w:bCs/>
+                <w:sz w:val="20"/>
+                <w:szCs w:val="20"/>
+              </w:rPr>
+              <w:t>LISTAS DE CONTROL DE LOS ENTREGABLES</w:t>
+            </w:r>
+          </w:p>
+        </w:tc>
+      </w:tr>
+      <w:tr>
+        <w:trPr>
+          <w:trHeight w:val="286"/>
+        </w:trPr>
+        <w:tc>
+          <w:tcPr>
+            <w:tcW w:w="278" w:type="pct"/>
+            <w:shd w:val="clear" w:color="auto" w:fill="D9D9D9" w:themeFill="background1" w:themeFillShade="D9"/>
+            <w:vAlign w:val="center"/>
+          </w:tcPr>
+          <w:p>
+            <w:pPr>
+              <w:spacing w:after="0" w:line="240" w:lineRule="auto"/>
+              <w:jc w:val="center"/>
+              <w:rPr>
+                <w:rFonts w:ascii="Tahoma" w:eastAsia="Calibri" w:hAnsi="Tahoma" w:cs="Tahoma"/>
+                <w:b/>
+                <w:bCs/>
+                <w:sz w:val="20"/>
+                <w:szCs w:val="20"/>
+              </w:rPr>
+            </w:pPr>
+            <w:r>
+              <w:rPr>
+                <w:rFonts w:ascii="Tahoma" w:eastAsia="Calibri" w:hAnsi="Tahoma" w:cs="Tahoma"/>
+                <w:b/>
+                <w:bCs/>
+                <w:sz w:val="20"/>
+                <w:szCs w:val="20"/>
+              </w:rPr>
+              <w:t>#</w:t>
+            </w:r>
+          </w:p>
+        </w:tc>
+        <w:tc>
+          <w:tcPr>
+            <w:tcW w:w="2835" w:type="pct"/>
+            <w:shd w:val="clear" w:color="auto" w:fill="D9D9D9" w:themeFill="background1" w:themeFillShade="D9"/>
+            <w:vAlign w:val="center"/>
+          </w:tcPr>
+          <w:p>
+            <w:pPr>
+              <w:spacing w:after="0" w:line="240" w:lineRule="auto"/>
+              <w:jc w:val="center"/>
+              <w:rPr>
+                <w:rFonts w:ascii="Tahoma" w:eastAsia="Calibri" w:hAnsi="Tahoma" w:cs="Tahoma"/>
+                <w:b/>
+                <w:bCs/>
+                <w:sz w:val="20"/>
+                <w:szCs w:val="20"/>
+              </w:rPr>
+            </w:pPr>
+            <w:r>
+              <w:rPr>
+                <w:rFonts w:ascii="Tahoma" w:eastAsia="Calibri" w:hAnsi="Tahoma" w:cs="Tahoma"/>
+                <w:b/>
+                <w:bCs/>
+                <w:sz w:val="20"/>
+                <w:szCs w:val="20"/>
+              </w:rPr>
+              <w:t>DESCRIPCIÓN</w:t>
+            </w:r>
+          </w:p>
+        </w:tc>
+        <w:tc>
+          <w:tcPr>
+            <w:tcW w:w="1887" w:type="pct"/>
+            <w:shd w:val="clear" w:color="auto" w:fill="D9D9D9" w:themeFill="background1" w:themeFillShade="D9"/>
+          </w:tcPr>
+          <w:p>
+            <w:pPr>
+              <w:spacing w:after="0" w:line="240" w:lineRule="auto"/>
+              <w:jc w:val="center"/>
+              <w:rPr>
+                <w:rFonts w:ascii="Tahoma" w:eastAsia="Calibri" w:hAnsi="Tahoma" w:cs="Tahoma"/>
+                <w:b/>
+                <w:bCs/>
+                <w:sz w:val="20"/>
+                <w:szCs w:val="20"/>
+              </w:rPr>
+            </w:pPr>
+            <w:r>
+              <w:rPr>
+                <w:rFonts w:ascii="Tahoma" w:eastAsia="Calibri" w:hAnsi="Tahoma" w:cs="Tahoma"/>
+                <w:b/>
+                <w:bCs/>
+                <w:sz w:val="20"/>
+                <w:szCs w:val="20"/>
+              </w:rPr>
+              <w:t>UMBRAL DE PASO</w:t>
+            </w:r>
+          </w:p>
+        </w:tc>
+      </w:tr>
+      <w:tr>
+        <w:trPr>
+          <w:trHeight w:val="386"/>
+        </w:trPr>
+        <w:tc>
+          <w:tcPr>
+            <w:tcW w:w="5000" w:type="pct"/>
+            <w:gridSpan w:val="3"/>
+            <w:shd w:val="clear" w:color="auto" w:fill="D9D9D9" w:themeFill="background1" w:themeFillShade="D9"/>
+            <w:vAlign w:val="center"/>
+          </w:tcPr>
+          <w:p>
+            <w:pPr>
+              <w:spacing w:line="240" w:lineRule="auto"/>
+              <w:rPr>
+                <w:rFonts w:ascii="Tahoma" w:eastAsia="Calibri" w:hAnsi="Tahoma" w:cs="Tahoma"/>
+                <w:iCs/>
+                <w:sz w:val="20"/>
+                <w:szCs w:val="20"/>
+              </w:rPr>
+            </w:pPr>
+            <w:r>
+              <w:rPr>
+                <w:rFonts w:ascii="Tahoma" w:eastAsia="Calibri" w:hAnsi="Tahoma" w:cs="Tahoma"/>
+                <w:iCs/>
+                <w:sz w:val="20"/>
+                <w:szCs w:val="20"/>
+              </w:rPr>
+              <w:t>E1: GDD</w:t>
+            </w:r>
+          </w:p>
+        </w:tc>
+      </w:tr>
+      <w:tr>
+        <w:trPr>
+          <w:trHeight w:val="386"/>
+        </w:trPr>
+        <w:tc>
+          <w:tcPr>
+            <w:tcW w:w="278" w:type="pct"/>
+            <w:vAlign w:val="center"/>
+          </w:tcPr>
+          <w:p>
+            <w:pPr>
+              <w:spacing w:after="0" w:line="240" w:lineRule="auto"/>
+              <w:rPr>
+                <w:rFonts w:ascii="Tahoma" w:eastAsia="Calibri" w:hAnsi="Tahoma" w:cs="Tahoma"/>
+                <w:iCs/>
+                <w:sz w:val="20"/>
+                <w:szCs w:val="20"/>
+              </w:rPr>
+            </w:pPr>
+            <w:r>
+              <w:rPr>
+                <w:rFonts w:ascii="Tahoma" w:eastAsia="Calibri" w:hAnsi="Tahoma" w:cs="Tahoma"/>
+                <w:iCs/>
+                <w:sz w:val="20"/>
+                <w:szCs w:val="20"/>
+              </w:rPr>
+              <w:t>1.1</w:t>
+            </w:r>
+          </w:p>
+        </w:tc>
+        <w:tc>
+          <w:tcPr>
+            <w:tcW w:w="2835" w:type="pct"/>
+            <w:vAlign w:val="center"/>
+          </w:tcPr>
+          <w:p>
+            <w:pPr>
+              <w:spacing w:after="0" w:line="240" w:lineRule="auto"/>
+              <w:rPr>
+                <w:rFonts w:ascii="Tahoma" w:eastAsia="Calibri" w:hAnsi="Tahoma" w:cs="Tahoma"/>
+                <w:iCs/>
+                <w:sz w:val="20"/>
+                <w:szCs w:val="20"/>
+              </w:rPr>
+            </w:pPr>
+            <w:r>
+              <w:rPr>
+                <w:rFonts w:ascii="Tahoma" w:eastAsia="Calibri" w:hAnsi="Tahoma" w:cs="Tahoma"/>
+                <w:iCs/>
+                <w:sz w:val="20"/>
+                <w:szCs w:val="20"/>
+              </w:rPr>
+              <w:t>¿El documento incluye todos los apartados definidos en el índice?</w:t>
+            </w:r>
+          </w:p>
+        </w:tc>
+        <w:tc>
+          <w:tcPr>
+            <w:tcW w:w="1887" w:type="pct"/>
+          </w:tcPr>
+          <w:p>
+            <w:pPr>
+              <w:spacing w:after="0" w:line="240" w:lineRule="auto"/>
+              <w:rPr>
+                <w:rFonts w:ascii="Tahoma" w:eastAsia="Calibri" w:hAnsi="Tahoma" w:cs="Tahoma"/>
+                <w:iCs/>
+                <w:sz w:val="20"/>
+                <w:szCs w:val="20"/>
+              </w:rPr>
+            </w:pPr>
+            <w:r>
+              <w:rPr>
+                <w:rFonts w:ascii="Tahoma" w:eastAsia="Calibri" w:hAnsi="Tahoma" w:cs="Tahoma"/>
+                <w:iCs/>
+                <w:sz w:val="20"/>
+                <w:szCs w:val="20"/>
+              </w:rPr>
+              <w:t xml:space="preserve">El 100% de los apartados del índice tienen contenido desarrollado, sin secciones vacías o </w:t>
+            </w:r>
+            <w:r>
+              <w:rPr>
+                <w:rFonts w:ascii="Tahoma" w:eastAsia="Calibri" w:hAnsi="Tahoma" w:cs="Tahoma"/>
+                <w:iCs/>
+                <w:sz w:val="20"/>
+                <w:szCs w:val="20"/>
+              </w:rPr>
+              <w:t>sin terminar</w:t>
+            </w:r>
+          </w:p>
+        </w:tc>
+      </w:tr>
+      <w:tr>
+        <w:trPr>
+          <w:trHeight w:val="386"/>
+        </w:trPr>
+        <w:tc>
+          <w:tcPr>
+            <w:tcW w:w="278" w:type="pct"/>
+            <w:vAlign w:val="center"/>
+          </w:tcPr>
+          <w:p>
+            <w:pPr>
+              <w:spacing w:after="0" w:line="240" w:lineRule="auto"/>
+              <w:rPr>
+                <w:rFonts w:ascii="Tahoma" w:eastAsia="Calibri" w:hAnsi="Tahoma" w:cs="Tahoma"/>
+                <w:iCs/>
+                <w:sz w:val="20"/>
+                <w:szCs w:val="20"/>
+              </w:rPr>
+            </w:pPr>
+            <w:r>
+              <w:rPr>
+                <w:rFonts w:ascii="Tahoma" w:eastAsia="Calibri" w:hAnsi="Tahoma" w:cs="Tahoma"/>
+                <w:iCs/>
+                <w:sz w:val="20"/>
+                <w:szCs w:val="20"/>
+              </w:rPr>
+              <w:t>1.2</w:t>
+            </w:r>
+          </w:p>
+        </w:tc>
+        <w:tc>
+          <w:tcPr>
+            <w:tcW w:w="2835" w:type="pct"/>
+            <w:vAlign w:val="center"/>
+          </w:tcPr>
+          <w:p>
+            <w:pPr>
+              <w:spacing w:after="0" w:line="240" w:lineRule="auto"/>
+              <w:rPr>
+                <w:rFonts w:ascii="Tahoma" w:eastAsia="Calibri" w:hAnsi="Tahoma" w:cs="Tahoma"/>
+                <w:iCs/>
+                <w:sz w:val="20"/>
+                <w:szCs w:val="20"/>
+              </w:rPr>
+            </w:pPr>
+            <w:r>
+              <w:rPr>
+                <w:rFonts w:ascii="Tahoma" w:eastAsia="Calibri" w:hAnsi="Tahoma" w:cs="Tahoma"/>
+                <w:iCs/>
+                <w:sz w:val="20"/>
+                <w:szCs w:val="20"/>
+              </w:rPr>
+              <w:t>¿Todos los enemigos tienen descripción</w:t>
+            </w:r>
+            <w:r>
+              <w:rPr>
+                <w:rFonts w:ascii="Tahoma" w:eastAsia="Calibri" w:hAnsi="Tahoma" w:cs="Tahoma"/>
+                <w:iCs/>
+                <w:sz w:val="20"/>
+                <w:szCs w:val="20"/>
+              </w:rPr>
+              <w:t xml:space="preserve">, </w:t>
+            </w:r>
+            <w:r>
+              <w:rPr>
+                <w:rFonts w:ascii="Tahoma" w:eastAsia="Calibri" w:hAnsi="Tahoma" w:cs="Tahoma"/>
+                <w:iCs/>
+                <w:sz w:val="20"/>
+                <w:szCs w:val="20"/>
+              </w:rPr>
+              <w:t>patr</w:t>
+            </w:r>
+            <w:r>
+              <w:rPr>
+                <w:rFonts w:ascii="Tahoma" w:eastAsia="Calibri" w:hAnsi="Tahoma" w:cs="Tahoma"/>
+                <w:iCs/>
+                <w:sz w:val="20"/>
+                <w:szCs w:val="20"/>
+              </w:rPr>
+              <w:t>ó</w:t>
+            </w:r>
+            <w:r>
+              <w:rPr>
+                <w:rFonts w:ascii="Tahoma" w:eastAsia="Calibri" w:hAnsi="Tahoma" w:cs="Tahoma"/>
+                <w:iCs/>
+                <w:sz w:val="20"/>
+                <w:szCs w:val="20"/>
+              </w:rPr>
+              <w:t>n de movimiento</w:t>
+            </w:r>
+            <w:r>
+              <w:rPr>
+                <w:rFonts w:ascii="Tahoma" w:eastAsia="Calibri" w:hAnsi="Tahoma" w:cs="Tahoma"/>
+                <w:iCs/>
+                <w:sz w:val="20"/>
+                <w:szCs w:val="20"/>
+              </w:rPr>
+              <w:t xml:space="preserve"> y mecánica especial</w:t>
+            </w:r>
+            <w:r>
+              <w:rPr>
+                <w:rFonts w:ascii="Tahoma" w:eastAsia="Calibri" w:hAnsi="Tahoma" w:cs="Tahoma"/>
+                <w:iCs/>
+                <w:sz w:val="20"/>
+                <w:szCs w:val="20"/>
+              </w:rPr>
+              <w:t>?</w:t>
+            </w:r>
+          </w:p>
+        </w:tc>
+        <w:tc>
+          <w:tcPr>
+            <w:tcW w:w="1887" w:type="pct"/>
+          </w:tcPr>
+          <w:p>
+            <w:pPr>
+              <w:spacing w:after="0" w:line="240" w:lineRule="auto"/>
+              <w:rPr>
+                <w:rFonts w:ascii="Tahoma" w:eastAsia="Calibri" w:hAnsi="Tahoma" w:cs="Tahoma"/>
+                <w:iCs/>
+                <w:sz w:val="20"/>
+                <w:szCs w:val="20"/>
+              </w:rPr>
+            </w:pPr>
+            <w:r>
+              <w:rPr>
+                <w:rFonts w:ascii="Tahoma" w:eastAsia="Calibri" w:hAnsi="Tahoma" w:cs="Tahoma"/>
+                <w:iCs/>
+                <w:sz w:val="20"/>
+                <w:szCs w:val="20"/>
+              </w:rPr>
+              <w:t xml:space="preserve">Los 7 enemigos </w:t>
+            </w:r>
+            <w:r>
+              <w:rPr>
+                <w:rFonts w:ascii="Tahoma" w:eastAsia="Calibri" w:hAnsi="Tahoma" w:cs="Tahoma"/>
+                <w:iCs/>
+                <w:sz w:val="20"/>
+                <w:szCs w:val="20"/>
+              </w:rPr>
+              <w:t>y los</w:t>
+            </w:r>
+            <w:r>
+              <w:rPr>
+                <w:rFonts w:ascii="Tahoma" w:eastAsia="Calibri" w:hAnsi="Tahoma" w:cs="Tahoma"/>
+                <w:iCs/>
+                <w:sz w:val="20"/>
+                <w:szCs w:val="20"/>
+              </w:rPr>
+              <w:t xml:space="preserve"> 5 jefes documentados tienen descripción, patrón, daño/vida y mecánica especial</w:t>
+            </w:r>
+          </w:p>
+        </w:tc>
+      </w:tr>
+      <w:tr>
+        <w:trPr>
+          <w:trHeight w:val="386"/>
+        </w:trPr>
+        <w:tc>
+          <w:tcPr>
+            <w:tcW w:w="278" w:type="pct"/>
+            <w:vAlign w:val="center"/>
+          </w:tcPr>
+          <w:p>
+            <w:pPr>
+              <w:spacing w:after="0" w:line="240" w:lineRule="auto"/>
+              <w:rPr>
+                <w:rFonts w:ascii="Tahoma" w:eastAsia="Calibri" w:hAnsi="Tahoma" w:cs="Tahoma"/>
+                <w:iCs/>
+                <w:sz w:val="20"/>
+                <w:szCs w:val="20"/>
+              </w:rPr>
+            </w:pPr>
+            <w:r>
+              <w:rPr>
+                <w:rFonts w:ascii="Tahoma" w:eastAsia="Calibri" w:hAnsi="Tahoma" w:cs="Tahoma"/>
+                <w:iCs/>
+                <w:sz w:val="20"/>
+                <w:szCs w:val="20"/>
+              </w:rPr>
+              <w:t>1.3</w:t>
+            </w:r>
+          </w:p>
+        </w:tc>
+        <w:tc>
+          <w:tcPr>
+            <w:tcW w:w="2835" w:type="pct"/>
+            <w:vAlign w:val="center"/>
+          </w:tcPr>
+          <w:p>
+            <w:pPr>
+              <w:spacing w:after="0" w:line="240" w:lineRule="auto"/>
+              <w:rPr>
+                <w:rFonts w:ascii="Tahoma" w:eastAsia="Calibri" w:hAnsi="Tahoma" w:cs="Tahoma"/>
+                <w:iCs/>
+                <w:sz w:val="20"/>
+                <w:szCs w:val="20"/>
+              </w:rPr>
+            </w:pPr>
+            <w:r>
+              <w:rPr>
+                <w:rFonts w:ascii="Tahoma" w:eastAsia="Calibri" w:hAnsi="Tahoma" w:cs="Tahoma"/>
+                <w:iCs/>
+                <w:sz w:val="20"/>
+                <w:szCs w:val="20"/>
+              </w:rPr>
+              <w:t>¿Todos los niveles tienen objetivo, obstáculos y guía visual definidos?</w:t>
+            </w:r>
+          </w:p>
+        </w:tc>
+        <w:tc>
+          <w:tcPr>
+            <w:tcW w:w="1887" w:type="pct"/>
+          </w:tcPr>
+          <w:p>
+            <w:pPr>
+              <w:spacing w:after="0" w:line="240" w:lineRule="auto"/>
+              <w:rPr>
+                <w:rFonts w:ascii="Tahoma" w:eastAsia="Calibri" w:hAnsi="Tahoma" w:cs="Tahoma"/>
+                <w:iCs/>
+                <w:sz w:val="20"/>
+                <w:szCs w:val="20"/>
+              </w:rPr>
+            </w:pPr>
+            <w:r>
+              <w:rPr>
+                <w:rFonts w:ascii="Tahoma" w:eastAsia="Calibri" w:hAnsi="Tahoma" w:cs="Tahoma"/>
+                <w:iCs/>
+                <w:sz w:val="20"/>
+                <w:szCs w:val="20"/>
+              </w:rPr>
+              <w:t xml:space="preserve">Los 4 niveles </w:t>
+            </w:r>
+            <w:r>
+              <w:rPr>
+                <w:rFonts w:ascii="Tahoma" w:eastAsia="Calibri" w:hAnsi="Tahoma" w:cs="Tahoma"/>
+                <w:iCs/>
+                <w:sz w:val="20"/>
+                <w:szCs w:val="20"/>
+              </w:rPr>
+              <w:t>y el</w:t>
+            </w:r>
+            <w:r>
+              <w:rPr>
+                <w:rFonts w:ascii="Tahoma" w:eastAsia="Calibri" w:hAnsi="Tahoma" w:cs="Tahoma"/>
+                <w:iCs/>
+                <w:sz w:val="20"/>
+                <w:szCs w:val="20"/>
+              </w:rPr>
+              <w:t xml:space="preserve"> prólogo tienen los 3 apartados completos</w:t>
+            </w:r>
+          </w:p>
+        </w:tc>
+      </w:tr>
+      <w:tr>
+        <w:trPr>
+          <w:trHeight w:val="386"/>
+        </w:trPr>
+        <w:tc>
+          <w:tcPr>
+            <w:tcW w:w="278" w:type="pct"/>
+            <w:vAlign w:val="center"/>
+          </w:tcPr>
+          <w:p>
+            <w:pPr>
+              <w:spacing w:after="0" w:line="240" w:lineRule="auto"/>
+              <w:rPr>
+                <w:rFonts w:ascii="Tahoma" w:eastAsia="Calibri" w:hAnsi="Tahoma" w:cs="Tahoma"/>
+                <w:iCs/>
+                <w:sz w:val="20"/>
+                <w:szCs w:val="20"/>
+              </w:rPr>
+            </w:pPr>
+            <w:r>
+              <w:rPr>
+                <w:rFonts w:ascii="Tahoma" w:eastAsia="Calibri" w:hAnsi="Tahoma" w:cs="Tahoma"/>
+                <w:iCs/>
+                <w:sz w:val="20"/>
+                <w:szCs w:val="20"/>
+              </w:rPr>
+              <w:t>1.4</w:t>
+            </w:r>
+          </w:p>
+        </w:tc>
+        <w:tc>
+          <w:tcPr>
+            <w:tcW w:w="2835" w:type="pct"/>
+            <w:vAlign w:val="center"/>
+          </w:tcPr>
+          <w:p>
+            <w:pPr>
+              <w:spacing w:after="0" w:line="240" w:lineRule="auto"/>
+              <w:rPr>
+                <w:rFonts w:ascii="Tahoma" w:eastAsia="Calibri" w:hAnsi="Tahoma" w:cs="Tahoma"/>
+                <w:iCs/>
+                <w:sz w:val="20"/>
+                <w:szCs w:val="20"/>
+              </w:rPr>
+            </w:pPr>
+            <w:r>
+              <w:rPr>
+                <w:rFonts w:ascii="Tahoma" w:eastAsia="Calibri" w:hAnsi="Tahoma" w:cs="Tahoma"/>
+                <w:iCs/>
+                <w:sz w:val="20"/>
+                <w:szCs w:val="20"/>
+              </w:rPr>
+              <w:t>¿Las habilidades del jugador están descritas con sus modificadores?</w:t>
+            </w:r>
+          </w:p>
+        </w:tc>
+        <w:tc>
+          <w:tcPr>
+            <w:tcW w:w="1887" w:type="pct"/>
+          </w:tcPr>
+          <w:p>
+            <w:pPr>
+              <w:spacing w:after="0" w:line="240" w:lineRule="auto"/>
+              <w:rPr>
+                <w:rFonts w:ascii="Tahoma" w:eastAsia="Calibri" w:hAnsi="Tahoma" w:cs="Tahoma"/>
+                <w:iCs/>
+                <w:sz w:val="20"/>
+                <w:szCs w:val="20"/>
+              </w:rPr>
+            </w:pPr>
+            <w:r>
+              <w:rPr>
+                <w:rFonts w:ascii="Tahoma" w:eastAsia="Calibri" w:hAnsi="Tahoma" w:cs="Tahoma"/>
+                <w:iCs/>
+                <w:sz w:val="20"/>
+                <w:szCs w:val="20"/>
+              </w:rPr>
+              <w:t>Los 3 poderes</w:t>
+            </w:r>
+            <w:r>
+              <w:rPr>
+                <w:rFonts w:ascii="Tahoma" w:eastAsia="Calibri" w:hAnsi="Tahoma" w:cs="Tahoma"/>
+                <w:iCs/>
+                <w:sz w:val="20"/>
+                <w:szCs w:val="20"/>
+              </w:rPr>
+              <w:t xml:space="preserve"> tienen descripción y modificadores de estado</w:t>
+            </w:r>
+          </w:p>
+        </w:tc>
+      </w:tr>
+      <w:tr>
+        <w:trPr>
+          <w:trHeight w:val="386"/>
+        </w:trPr>
+        <w:tc>
+          <w:tcPr>
+            <w:tcW w:w="278" w:type="pct"/>
+            <w:vAlign w:val="center"/>
+          </w:tcPr>
+          <w:p>
+            <w:pPr>
+              <w:spacing w:after="0" w:line="240" w:lineRule="auto"/>
+              <w:rPr>
+                <w:rFonts w:ascii="Tahoma" w:eastAsia="Calibri" w:hAnsi="Tahoma" w:cs="Tahoma"/>
+                <w:iCs/>
+                <w:sz w:val="20"/>
+                <w:szCs w:val="20"/>
+              </w:rPr>
+            </w:pPr>
+            <w:r>
+              <w:rPr>
+                <w:rFonts w:ascii="Tahoma" w:eastAsia="Calibri" w:hAnsi="Tahoma" w:cs="Tahoma"/>
+                <w:iCs/>
+                <w:sz w:val="20"/>
+                <w:szCs w:val="20"/>
+              </w:rPr>
+              <w:t>1.5</w:t>
+            </w:r>
+          </w:p>
+        </w:tc>
+        <w:tc>
+          <w:tcPr>
+            <w:tcW w:w="2835" w:type="pct"/>
+            <w:vAlign w:val="center"/>
+          </w:tcPr>
+          <w:p>
+            <w:pPr>
+              <w:spacing w:after="0" w:line="240" w:lineRule="auto"/>
+              <w:rPr>
+                <w:rFonts w:ascii="Tahoma" w:eastAsia="Calibri" w:hAnsi="Tahoma" w:cs="Tahoma"/>
+                <w:iCs/>
+                <w:sz w:val="20"/>
+                <w:szCs w:val="20"/>
+              </w:rPr>
+            </w:pPr>
+            <w:r>
+              <w:rPr>
+                <w:rFonts w:ascii="Tahoma" w:eastAsia="Calibri" w:hAnsi="Tahoma" w:cs="Tahoma"/>
+                <w:iCs/>
+                <w:sz w:val="20"/>
+                <w:szCs w:val="20"/>
+              </w:rPr>
+              <w:t>¿El documento está libre de contradicciones internas entre secciones?</w:t>
+            </w:r>
+          </w:p>
+        </w:tc>
+        <w:tc>
+          <w:tcPr>
+            <w:tcW w:w="1887" w:type="pct"/>
+          </w:tcPr>
+          <w:p>
+            <w:pPr>
+              <w:spacing w:after="0" w:line="240" w:lineRule="auto"/>
+              <w:rPr>
+                <w:rFonts w:ascii="Tahoma" w:eastAsia="Calibri" w:hAnsi="Tahoma" w:cs="Tahoma"/>
+                <w:iCs/>
+                <w:sz w:val="20"/>
+                <w:szCs w:val="20"/>
+              </w:rPr>
+            </w:pPr>
+            <w:r>
+              <w:rPr>
+                <w:rFonts w:ascii="Tahoma" w:eastAsia="Calibri" w:hAnsi="Tahoma" w:cs="Tahoma"/>
+                <w:iCs/>
+                <w:sz w:val="20"/>
+                <w:szCs w:val="20"/>
+              </w:rPr>
+              <w:t>0 contradicciones detectadas en revisión cruzada entre secciones</w:t>
+            </w:r>
+          </w:p>
+        </w:tc>
+      </w:tr>
+      <w:tr>
+        <w:trPr>
+          <w:trHeight w:val="386"/>
+        </w:trPr>
+        <w:tc>
+          <w:tcPr>
+            <w:tcW w:w="5000" w:type="pct"/>
+            <w:gridSpan w:val="3"/>
+            <w:shd w:val="clear" w:color="auto" w:fill="D9D9D9" w:themeFill="background1" w:themeFillShade="D9"/>
+            <w:vAlign w:val="center"/>
+          </w:tcPr>
+          <w:p>
+            <w:pPr>
+              <w:spacing w:after="0" w:line="240" w:lineRule="auto"/>
+              <w:rPr>
+                <w:rFonts w:ascii="Tahoma" w:eastAsia="Calibri" w:hAnsi="Tahoma" w:cs="Tahoma"/>
+                <w:iCs/>
+                <w:sz w:val="20"/>
+                <w:szCs w:val="20"/>
+              </w:rPr>
+            </w:pPr>
+            <w:r>
+              <w:rPr>
+                <w:rFonts w:ascii="Tahoma" w:eastAsia="Calibri" w:hAnsi="Tahoma" w:cs="Tahoma"/>
+                <w:iCs/>
+                <w:sz w:val="20"/>
+                <w:szCs w:val="20"/>
+              </w:rPr>
+              <w:t>E2: VIDEOJUEGO</w:t>
+            </w:r>
+          </w:p>
+        </w:tc>
+      </w:tr>
+      <w:tr>
+        <w:trPr>
+          <w:trHeight w:val="386"/>
+        </w:trPr>
+        <w:tc>
+          <w:tcPr>
+            <w:tcW w:w="278" w:type="pct"/>
+            <w:vAlign w:val="center"/>
+          </w:tcPr>
+          <w:p>
+            <w:pPr>
+              <w:spacing w:after="0" w:line="240" w:lineRule="auto"/>
+              <w:rPr>
+                <w:rFonts w:ascii="Tahoma" w:eastAsia="Calibri" w:hAnsi="Tahoma" w:cs="Tahoma"/>
+                <w:iCs/>
+                <w:sz w:val="20"/>
+                <w:szCs w:val="20"/>
+              </w:rPr>
+            </w:pPr>
+            <w:r>
+              <w:rPr>
+                <w:rFonts w:ascii="Tahoma" w:eastAsia="Calibri" w:hAnsi="Tahoma" w:cs="Tahoma"/>
+                <w:iCs/>
+                <w:sz w:val="20"/>
+                <w:szCs w:val="20"/>
+              </w:rPr>
+              <w:t>2.1</w:t>
+            </w:r>
+          </w:p>
+        </w:tc>
+        <w:tc>
+          <w:tcPr>
+            <w:tcW w:w="2835" w:type="pct"/>
+            <w:vAlign w:val="center"/>
+          </w:tcPr>
+          <w:p>
+            <w:pPr>
+              <w:spacing w:after="0" w:line="240" w:lineRule="auto"/>
+              <w:rPr>
+                <w:rFonts w:ascii="Tahoma" w:eastAsia="Calibri" w:hAnsi="Tahoma" w:cs="Tahoma"/>
+                <w:iCs/>
+                <w:sz w:val="20"/>
+                <w:szCs w:val="20"/>
+              </w:rPr>
+            </w:pPr>
+            <w:r>
+              <w:rPr>
+                <w:rFonts w:ascii="Tahoma" w:eastAsia="Calibri" w:hAnsi="Tahoma" w:cs="Tahoma"/>
+                <w:iCs/>
+                <w:sz w:val="20"/>
+                <w:szCs w:val="20"/>
+              </w:rPr>
+              <w:t>¿El jugador puede completar todos los niveles sin quedarse bloqueado?</w:t>
+            </w:r>
+          </w:p>
+        </w:tc>
+        <w:tc>
+          <w:tcPr>
+            <w:tcW w:w="1887" w:type="pct"/>
+          </w:tcPr>
+          <w:p>
+            <w:pPr>
+              <w:spacing w:after="0" w:line="240" w:lineRule="auto"/>
+              <w:rPr>
+                <w:rFonts w:ascii="Tahoma" w:eastAsia="Calibri" w:hAnsi="Tahoma" w:cs="Tahoma"/>
+                <w:iCs/>
+                <w:sz w:val="20"/>
+                <w:szCs w:val="20"/>
+              </w:rPr>
+            </w:pPr>
+            <w:r>
+              <w:rPr>
+                <w:rFonts w:ascii="Tahoma" w:eastAsia="Calibri" w:hAnsi="Tahoma" w:cs="Tahoma"/>
+                <w:iCs/>
+                <w:sz w:val="20"/>
+                <w:szCs w:val="20"/>
+              </w:rPr>
+              <w:t>0 bloqueos en 3 sesiones de prueba completas</w:t>
+            </w:r>
+          </w:p>
+        </w:tc>
+      </w:tr>
+      <w:tr>
+        <w:trPr>
+          <w:trHeight w:val="406"/>
+        </w:trPr>
+        <w:tc>
+          <w:tcPr>
+            <w:tcW w:w="278" w:type="pct"/>
+            <w:vAlign w:val="center"/>
+          </w:tcPr>
+          <w:p>
+            <w:pPr>
+              <w:spacing w:after="0" w:line="240" w:lineRule="auto"/>
+              <w:rPr>
+                <w:rFonts w:ascii="Tahoma" w:eastAsia="Calibri" w:hAnsi="Tahoma" w:cs="Tahoma"/>
+                <w:iCs/>
+                <w:sz w:val="20"/>
+                <w:szCs w:val="20"/>
+              </w:rPr>
+            </w:pPr>
+            <w:r>
+              <w:rPr>
+                <w:rFonts w:ascii="Tahoma" w:eastAsia="Calibri" w:hAnsi="Tahoma" w:cs="Tahoma"/>
+                <w:iCs/>
+                <w:sz w:val="20"/>
+                <w:szCs w:val="20"/>
+              </w:rPr>
+              <w:t>2.2</w:t>
+            </w:r>
+          </w:p>
+        </w:tc>
+        <w:tc>
+          <w:tcPr>
+            <w:tcW w:w="2835" w:type="pct"/>
+            <w:vAlign w:val="center"/>
+          </w:tcPr>
+          <w:p>
+            <w:pPr>
+              <w:spacing w:after="0" w:line="240" w:lineRule="auto"/>
+              <w:rPr>
+                <w:rFonts w:ascii="Tahoma" w:eastAsia="Calibri" w:hAnsi="Tahoma" w:cs="Tahoma"/>
+                <w:iCs/>
+                <w:sz w:val="20"/>
+                <w:szCs w:val="20"/>
+              </w:rPr>
+            </w:pPr>
+            <w:r>
+              <w:rPr>
+                <w:rFonts w:ascii="Tahoma" w:eastAsia="Calibri" w:hAnsi="Tahoma" w:cs="Tahoma"/>
+                <w:sz w:val="20"/>
+                <w:szCs w:val="20"/>
+              </w:rPr>
+              <w:t>¿Las colisiones funcionan correctamente en plataformas y peligros?</w:t>
+            </w:r>
+          </w:p>
+        </w:tc>
+        <w:tc>
+          <w:tcPr>
+            <w:tcW w:w="1887" w:type="pct"/>
+          </w:tcPr>
+          <w:p>
+            <w:pPr>
+              <w:spacing w:after="0" w:line="240" w:lineRule="auto"/>
+              <w:rPr>
+                <w:rFonts w:ascii="Tahoma" w:eastAsia="Calibri" w:hAnsi="Tahoma" w:cs="Tahoma"/>
+                <w:sz w:val="20"/>
+                <w:szCs w:val="20"/>
+              </w:rPr>
+            </w:pPr>
+            <w:r>
+              <w:rPr>
+                <w:rFonts w:ascii="Tahoma" w:eastAsia="Calibri" w:hAnsi="Tahoma" w:cs="Tahoma"/>
+                <w:iCs/>
+                <w:sz w:val="20"/>
+                <w:szCs w:val="20"/>
+              </w:rPr>
+              <w:t>0 fallos de colisión detectados en pruebas</w:t>
+            </w:r>
+          </w:p>
+        </w:tc>
+      </w:tr>
+      <w:tr>
+        <w:trPr>
+          <w:trHeight w:val="406"/>
+        </w:trPr>
+        <w:tc>
+          <w:tcPr>
+            <w:tcW w:w="278" w:type="pct"/>
+            <w:vAlign w:val="center"/>
+          </w:tcPr>
+          <w:p>
+            <w:pPr>
+              <w:spacing w:after="0" w:line="240" w:lineRule="auto"/>
+              <w:rPr>
+                <w:rFonts w:ascii="Tahoma" w:eastAsia="Calibri" w:hAnsi="Tahoma" w:cs="Tahoma"/>
+                <w:iCs/>
+                <w:sz w:val="20"/>
+                <w:szCs w:val="20"/>
+              </w:rPr>
+            </w:pPr>
+            <w:r>
+              <w:rPr>
+                <w:rFonts w:ascii="Tahoma" w:eastAsia="Calibri" w:hAnsi="Tahoma" w:cs="Tahoma"/>
+                <w:iCs/>
+                <w:sz w:val="20"/>
+                <w:szCs w:val="20"/>
+              </w:rPr>
+              <w:t>2.3</w:t>
+            </w:r>
+          </w:p>
+        </w:tc>
+        <w:tc>
+          <w:tcPr>
+            <w:tcW w:w="2835" w:type="pct"/>
+            <w:vAlign w:val="center"/>
+          </w:tcPr>
+          <w:p>
+            <w:pPr>
+              <w:spacing w:after="0" w:line="240" w:lineRule="auto"/>
+              <w:rPr>
+                <w:rFonts w:ascii="Tahoma" w:eastAsia="Calibri" w:hAnsi="Tahoma" w:cs="Tahoma"/>
+                <w:iCs/>
+                <w:sz w:val="20"/>
+                <w:szCs w:val="20"/>
+              </w:rPr>
+            </w:pPr>
+            <w:r>
+              <w:rPr>
+                <w:rFonts w:ascii="Tahoma" w:eastAsia="Calibri" w:hAnsi="Tahoma" w:cs="Tahoma"/>
+                <w:sz w:val="20"/>
+                <w:szCs w:val="20"/>
+              </w:rPr>
+              <w:t>¿Cada habilidad funciona según lo especificado en el GDD?</w:t>
+            </w:r>
+          </w:p>
+        </w:tc>
+        <w:tc>
+          <w:tcPr>
+            <w:tcW w:w="1887" w:type="pct"/>
+          </w:tcPr>
+          <w:p>
+            <w:pPr>
+              <w:spacing w:after="0" w:line="240" w:lineRule="auto"/>
+              <w:rPr>
+                <w:rFonts w:ascii="Tahoma" w:eastAsia="Calibri" w:hAnsi="Tahoma" w:cs="Tahoma"/>
+                <w:sz w:val="20"/>
+                <w:szCs w:val="20"/>
+              </w:rPr>
+            </w:pPr>
+            <w:r>
+              <w:rPr>
+                <w:rFonts w:ascii="Tahoma" w:eastAsia="Calibri" w:hAnsi="Tahoma" w:cs="Tahoma"/>
+                <w:iCs/>
+                <w:sz w:val="20"/>
+                <w:szCs w:val="20"/>
+              </w:rPr>
+              <w:t>100% de habilidades verificadas individualmente</w:t>
+            </w:r>
+          </w:p>
+        </w:tc>
+      </w:tr>
+      <w:tr>
+        <w:trPr>
+          <w:trHeight w:val="406"/>
+        </w:trPr>
+        <w:tc>
+          <w:tcPr>
+            <w:tcW w:w="278" w:type="pct"/>
+            <w:vAlign w:val="center"/>
+          </w:tcPr>
+          <w:p>
+            <w:pPr>
+              <w:spacing w:after="0" w:line="240" w:lineRule="auto"/>
+              <w:rPr>
+                <w:rFonts w:ascii="Tahoma" w:eastAsia="Calibri" w:hAnsi="Tahoma" w:cs="Tahoma"/>
+                <w:iCs/>
+                <w:sz w:val="20"/>
+                <w:szCs w:val="20"/>
+              </w:rPr>
+            </w:pPr>
+            <w:r>
+              <w:rPr>
+                <w:rFonts w:ascii="Tahoma" w:eastAsia="Calibri" w:hAnsi="Tahoma" w:cs="Tahoma"/>
+                <w:iCs/>
+                <w:sz w:val="20"/>
+                <w:szCs w:val="20"/>
+              </w:rPr>
+              <w:t>2.4</w:t>
+            </w:r>
+          </w:p>
+        </w:tc>
+        <w:tc>
+          <w:tcPr>
+            <w:tcW w:w="2835" w:type="pct"/>
+            <w:vAlign w:val="center"/>
+          </w:tcPr>
+          <w:p>
+            <w:pPr>
+              <w:spacing w:after="0" w:line="240" w:lineRule="auto"/>
+              <w:rPr>
+                <w:rFonts w:ascii="Tahoma" w:eastAsia="Calibri" w:hAnsi="Tahoma" w:cs="Tahoma"/>
+                <w:sz w:val="20"/>
+                <w:szCs w:val="20"/>
+              </w:rPr>
+            </w:pPr>
+            <w:r>
+              <w:rPr>
+                <w:rFonts w:ascii="Tahoma" w:eastAsia="Calibri" w:hAnsi="Tahoma" w:cs="Tahoma"/>
+                <w:sz w:val="20"/>
+                <w:szCs w:val="20"/>
+              </w:rPr>
+              <w:t>¿Los jefes siguen sus patrones de movimiento definidos?</w:t>
+            </w:r>
+          </w:p>
+        </w:tc>
+        <w:tc>
+          <w:tcPr>
+            <w:tcW w:w="1887" w:type="pct"/>
+          </w:tcPr>
+          <w:p>
+            <w:pPr>
+              <w:spacing w:after="0" w:line="240" w:lineRule="auto"/>
+              <w:rPr>
+                <w:rFonts w:ascii="Tahoma" w:eastAsia="Calibri" w:hAnsi="Tahoma" w:cs="Tahoma"/>
+                <w:sz w:val="20"/>
+                <w:szCs w:val="20"/>
+              </w:rPr>
+            </w:pPr>
+            <w:r>
+              <w:rPr>
+                <w:rFonts w:ascii="Tahoma" w:eastAsia="Calibri" w:hAnsi="Tahoma" w:cs="Tahoma"/>
+                <w:iCs/>
+                <w:sz w:val="20"/>
+                <w:szCs w:val="20"/>
+              </w:rPr>
+              <w:t>Cada jefe ejecuta todos sus patrones al menos 1 vez por sesión</w:t>
+            </w:r>
+          </w:p>
+        </w:tc>
+      </w:tr>
+      <w:tr>
+        <w:trPr>
+          <w:trHeight w:val="406"/>
+        </w:trPr>
+        <w:tc>
+          <w:tcPr>
+            <w:tcW w:w="278" w:type="pct"/>
+            <w:vAlign w:val="center"/>
+          </w:tcPr>
+          <w:p>
+            <w:pPr>
+              <w:spacing w:after="0" w:line="240" w:lineRule="auto"/>
+              <w:rPr>
+                <w:rFonts w:ascii="Tahoma" w:eastAsia="Calibri" w:hAnsi="Tahoma" w:cs="Tahoma"/>
+                <w:iCs/>
+                <w:sz w:val="20"/>
+                <w:szCs w:val="20"/>
+              </w:rPr>
+            </w:pPr>
+            <w:r>
+              <w:rPr>
+                <w:rFonts w:ascii="Tahoma" w:eastAsia="Calibri" w:hAnsi="Tahoma" w:cs="Tahoma"/>
+                <w:iCs/>
+                <w:sz w:val="20"/>
+                <w:szCs w:val="20"/>
+              </w:rPr>
+              <w:t>2.5</w:t>
+            </w:r>
+          </w:p>
+        </w:tc>
+        <w:tc>
+          <w:tcPr>
+            <w:tcW w:w="2835" w:type="pct"/>
+            <w:vAlign w:val="center"/>
+          </w:tcPr>
+          <w:p>
+            <w:pPr>
+              <w:spacing w:after="0" w:line="240" w:lineRule="auto"/>
+              <w:rPr>
+                <w:rFonts w:ascii="Tahoma" w:eastAsia="Calibri" w:hAnsi="Tahoma" w:cs="Tahoma"/>
+                <w:sz w:val="20"/>
+                <w:szCs w:val="20"/>
+              </w:rPr>
+            </w:pPr>
+            <w:r>
+              <w:rPr>
+                <w:rFonts w:ascii="Tahoma" w:eastAsia="Calibri" w:hAnsi="Tahoma" w:cs="Tahoma"/>
+                <w:sz w:val="20"/>
+                <w:szCs w:val="20"/>
+              </w:rPr>
+              <w:t>¿El sistema de guardado guarda y carga correctamente?</w:t>
+            </w:r>
+          </w:p>
+        </w:tc>
+        <w:tc>
+          <w:tcPr>
+            <w:tcW w:w="1887" w:type="pct"/>
+          </w:tcPr>
+          <w:p>
+            <w:pPr>
+              <w:spacing w:after="0" w:line="240" w:lineRule="auto"/>
+              <w:rPr>
+                <w:rFonts w:ascii="Tahoma" w:eastAsia="Calibri" w:hAnsi="Tahoma" w:cs="Tahoma"/>
+                <w:sz w:val="20"/>
+                <w:szCs w:val="20"/>
+              </w:rPr>
+            </w:pPr>
+            <w:r>
+              <w:rPr>
+                <w:rFonts w:ascii="Tahoma" w:eastAsia="Calibri" w:hAnsi="Tahoma" w:cs="Tahoma"/>
+                <w:iCs/>
+                <w:sz w:val="20"/>
+                <w:szCs w:val="20"/>
+              </w:rPr>
+              <w:t xml:space="preserve">Carga exitosa en el </w:t>
+            </w:r>
+            <w:r>
+              <w:rPr>
+                <w:rFonts w:ascii="Tahoma" w:eastAsia="Calibri" w:hAnsi="Tahoma" w:cs="Tahoma"/>
+                <w:iCs/>
+                <w:sz w:val="20"/>
+                <w:szCs w:val="20"/>
+              </w:rPr>
+              <w:t>100</w:t>
+            </w:r>
+            <w:r>
+              <w:rPr>
+                <w:rFonts w:ascii="Tahoma" w:eastAsia="Calibri" w:hAnsi="Tahoma" w:cs="Tahoma"/>
+                <w:iCs/>
+                <w:sz w:val="20"/>
+                <w:szCs w:val="20"/>
+              </w:rPr>
+              <w:t>% de los intentos</w:t>
+            </w:r>
+          </w:p>
+        </w:tc>
+      </w:tr>
+      <w:tr>
+        <w:trPr>
+          <w:trHeight w:val="406"/>
+        </w:trPr>
+        <w:tc>
+          <w:tcPr>
+            <w:tcW w:w="278" w:type="pct"/>
+            <w:vAlign w:val="center"/>
+          </w:tcPr>
+          <w:p>
+            <w:pPr>
+              <w:spacing w:after="0" w:line="240" w:lineRule="auto"/>
+              <w:rPr>
+                <w:rFonts w:ascii="Tahoma" w:eastAsia="Calibri" w:hAnsi="Tahoma" w:cs="Tahoma"/>
+                <w:iCs/>
+                <w:sz w:val="20"/>
+                <w:szCs w:val="20"/>
+              </w:rPr>
+            </w:pPr>
+            <w:r>
+              <w:rPr>
+                <w:rFonts w:ascii="Tahoma" w:eastAsia="Calibri" w:hAnsi="Tahoma" w:cs="Tahoma"/>
+                <w:iCs/>
+                <w:sz w:val="20"/>
+                <w:szCs w:val="20"/>
+              </w:rPr>
+              <w:t>2.6</w:t>
+            </w:r>
+          </w:p>
+        </w:tc>
+        <w:tc>
+          <w:tcPr>
+            <w:tcW w:w="2835" w:type="pct"/>
+            <w:vAlign w:val="center"/>
+          </w:tcPr>
+          <w:p>
+            <w:pPr>
+              <w:spacing w:after="0" w:line="240" w:lineRule="auto"/>
+              <w:rPr>
+                <w:rFonts w:ascii="Tahoma" w:eastAsia="Calibri" w:hAnsi="Tahoma" w:cs="Tahoma"/>
+                <w:sz w:val="20"/>
+                <w:szCs w:val="20"/>
+              </w:rPr>
+            </w:pPr>
+            <w:r>
+              <w:rPr>
+                <w:rFonts w:ascii="Tahoma" w:eastAsia="Calibri" w:hAnsi="Tahoma" w:cs="Tahoma"/>
+                <w:sz w:val="20"/>
+                <w:szCs w:val="20"/>
+              </w:rPr>
+              <w:t>¿El leaderboard registra y muestra las métricas correctamente?</w:t>
+            </w:r>
+          </w:p>
+        </w:tc>
+        <w:tc>
+          <w:tcPr>
+            <w:tcW w:w="1887" w:type="pct"/>
+          </w:tcPr>
+          <w:p>
+            <w:pPr>
+              <w:spacing w:after="0" w:line="240" w:lineRule="auto"/>
+              <w:rPr>
+                <w:rFonts w:ascii="Tahoma" w:eastAsia="Calibri" w:hAnsi="Tahoma" w:cs="Tahoma"/>
+                <w:sz w:val="20"/>
+                <w:szCs w:val="20"/>
+              </w:rPr>
+            </w:pPr>
+            <w:r>
+              <w:rPr>
+                <w:rFonts w:ascii="Tahoma" w:eastAsia="Calibri" w:hAnsi="Tahoma" w:cs="Tahoma"/>
+                <w:sz w:val="20"/>
+                <w:szCs w:val="20"/>
+              </w:rPr>
+              <w:t xml:space="preserve">Datos correctos en el </w:t>
+            </w:r>
+            <w:r>
+              <w:rPr>
+                <w:rFonts w:ascii="Tahoma" w:eastAsia="Calibri" w:hAnsi="Tahoma" w:cs="Tahoma"/>
+                <w:sz w:val="20"/>
+                <w:szCs w:val="20"/>
+              </w:rPr>
+              <w:t>95</w:t>
+            </w:r>
+            <w:r>
+              <w:rPr>
+                <w:rFonts w:ascii="Tahoma" w:eastAsia="Calibri" w:hAnsi="Tahoma" w:cs="Tahoma"/>
+                <w:sz w:val="20"/>
+                <w:szCs w:val="20"/>
+              </w:rPr>
+              <w:t>% de partidas completadas</w:t>
+            </w:r>
+          </w:p>
+        </w:tc>
+      </w:tr>
+      <w:tr>
+        <w:trPr>
+          <w:trHeight w:val="406"/>
+        </w:trPr>
+        <w:tc>
+          <w:tcPr>
+            <w:tcW w:w="278" w:type="pct"/>
+            <w:vAlign w:val="center"/>
+          </w:tcPr>
+          <w:p>
+            <w:pPr>
+              <w:spacing w:after="0" w:line="240" w:lineRule="auto"/>
+              <w:rPr>
+                <w:rFonts w:ascii="Tahoma" w:eastAsia="Calibri" w:hAnsi="Tahoma" w:cs="Tahoma"/>
+                <w:iCs/>
+                <w:sz w:val="20"/>
+                <w:szCs w:val="20"/>
+              </w:rPr>
+            </w:pPr>
+            <w:r>
+              <w:rPr>
+                <w:rFonts w:ascii="Tahoma" w:eastAsia="Calibri" w:hAnsi="Tahoma" w:cs="Tahoma"/>
+                <w:iCs/>
+                <w:sz w:val="20"/>
+                <w:szCs w:val="20"/>
+              </w:rPr>
+              <w:t>2.7</w:t>
+            </w:r>
+          </w:p>
+        </w:tc>
+        <w:tc>
+          <w:tcPr>
+            <w:tcW w:w="2835" w:type="pct"/>
+            <w:vAlign w:val="center"/>
+          </w:tcPr>
+          <w:p>
+            <w:pPr>
+              <w:spacing w:after="0" w:line="240" w:lineRule="auto"/>
+              <w:rPr>
+                <w:rFonts w:ascii="Tahoma" w:eastAsia="Calibri" w:hAnsi="Tahoma" w:cs="Tahoma"/>
+                <w:sz w:val="20"/>
+                <w:szCs w:val="20"/>
+              </w:rPr>
+            </w:pPr>
+            <w:r>
+              <w:rPr>
+                <w:rFonts w:ascii="Tahoma" w:eastAsia="Calibri" w:hAnsi="Tahoma" w:cs="Tahoma"/>
+                <w:sz w:val="20"/>
+                <w:szCs w:val="20"/>
+              </w:rPr>
+              <w:t>¿El enemigo con modelo de IA entrenado se adapta correctamente al jugador?</w:t>
+            </w:r>
+          </w:p>
+        </w:tc>
+        <w:tc>
+          <w:tcPr>
+            <w:tcW w:w="1887" w:type="pct"/>
+          </w:tcPr>
+          <w:p>
+            <w:pPr>
+              <w:spacing w:after="0" w:line="240" w:lineRule="auto"/>
+              <w:rPr>
+                <w:rFonts w:ascii="Tahoma" w:eastAsia="Calibri" w:hAnsi="Tahoma" w:cs="Tahoma"/>
+                <w:sz w:val="20"/>
+                <w:szCs w:val="20"/>
+              </w:rPr>
+            </w:pPr>
+            <w:r>
+              <w:rPr>
+                <w:rFonts w:ascii="Tahoma" w:eastAsia="Calibri" w:hAnsi="Tahoma" w:cs="Tahoma"/>
+                <w:sz w:val="20"/>
+                <w:szCs w:val="20"/>
+              </w:rPr>
+              <w:t xml:space="preserve">Comportamiento diferente </w:t>
+            </w:r>
+            <w:r>
+              <w:rPr>
+                <w:rFonts w:ascii="Tahoma" w:eastAsia="Calibri" w:hAnsi="Tahoma" w:cs="Tahoma"/>
+                <w:sz w:val="20"/>
+                <w:szCs w:val="20"/>
+              </w:rPr>
+              <w:t xml:space="preserve">claramente </w:t>
+            </w:r>
+            <w:r>
+              <w:rPr>
+                <w:rFonts w:ascii="Tahoma" w:eastAsia="Calibri" w:hAnsi="Tahoma" w:cs="Tahoma"/>
+                <w:sz w:val="20"/>
+                <w:szCs w:val="20"/>
+              </w:rPr>
+              <w:t>observable entre el encuentro 1 y el 3</w:t>
+            </w:r>
+          </w:p>
+        </w:tc>
+      </w:tr>
+      <w:tr>
+        <w:trPr>
+          <w:trHeight w:val="406"/>
+        </w:trPr>
+        <w:tc>
+          <w:tcPr>
+            <w:tcW w:w="5000" w:type="pct"/>
+            <w:gridSpan w:val="3"/>
+            <w:shd w:val="clear" w:color="auto" w:fill="D9D9D9" w:themeFill="background1" w:themeFillShade="D9"/>
+            <w:vAlign w:val="center"/>
+          </w:tcPr>
+          <w:p>
+            <w:pPr>
+              <w:spacing w:after="0" w:line="240" w:lineRule="auto"/>
+              <w:rPr>
+                <w:rFonts w:ascii="Tahoma" w:eastAsia="Calibri" w:hAnsi="Tahoma" w:cs="Tahoma"/>
+                <w:sz w:val="20"/>
+                <w:szCs w:val="20"/>
+              </w:rPr>
+            </w:pPr>
+            <w:r>
+              <w:rPr>
+                <w:rFonts w:ascii="Tahoma" w:eastAsia="Calibri" w:hAnsi="Tahoma" w:cs="Tahoma"/>
+                <w:sz w:val="20"/>
+                <w:szCs w:val="20"/>
+              </w:rPr>
+              <w:t>E3: MEMORIA</w:t>
+            </w:r>
+          </w:p>
+        </w:tc>
+      </w:tr>
+      <w:tr>
+        <w:trPr>
+          <w:trHeight w:val="406"/>
+        </w:trPr>
+        <w:tc>
+          <w:tcPr>
+            <w:tcW w:w="278" w:type="pct"/>
+            <w:vAlign w:val="center"/>
+          </w:tcPr>
+          <w:p>
+            <w:pPr>
+              <w:spacing w:after="0" w:line="240" w:lineRule="auto"/>
+              <w:rPr>
+                <w:rFonts w:ascii="Tahoma" w:eastAsia="Calibri" w:hAnsi="Tahoma" w:cs="Tahoma"/>
+                <w:iCs/>
+                <w:sz w:val="20"/>
+                <w:szCs w:val="20"/>
+              </w:rPr>
+            </w:pPr>
+            <w:r>
+              <w:rPr>
+                <w:rFonts w:ascii="Tahoma" w:eastAsia="Calibri" w:hAnsi="Tahoma" w:cs="Tahoma"/>
+                <w:iCs/>
+                <w:sz w:val="20"/>
+                <w:szCs w:val="20"/>
+              </w:rPr>
+              <w:t>3.1</w:t>
+            </w:r>
+          </w:p>
+        </w:tc>
+        <w:tc>
+          <w:tcPr>
+            <w:tcW w:w="2835" w:type="pct"/>
+            <w:vAlign w:val="center"/>
+          </w:tcPr>
+          <w:p>
+            <w:pPr>
+              <w:spacing w:after="0" w:line="240" w:lineRule="auto"/>
+              <w:rPr>
+                <w:rFonts w:ascii="Tahoma" w:eastAsia="Calibri" w:hAnsi="Tahoma" w:cs="Tahoma"/>
+                <w:sz w:val="20"/>
+                <w:szCs w:val="20"/>
+              </w:rPr>
+            </w:pPr>
+            <w:r>
+              <w:rPr>
+                <w:rFonts w:ascii="Tahoma" w:eastAsia="Calibri" w:hAnsi="Tahoma" w:cs="Tahoma"/>
+                <w:sz w:val="20"/>
+                <w:szCs w:val="20"/>
+              </w:rPr>
+              <w:t>¿La memoria incluye todos los apartados exigidos por la universidad?</w:t>
+            </w:r>
+          </w:p>
+        </w:tc>
+        <w:tc>
+          <w:tcPr>
+            <w:tcW w:w="1887" w:type="pct"/>
+          </w:tcPr>
+          <w:p>
+            <w:pPr>
+              <w:spacing w:after="0" w:line="240" w:lineRule="auto"/>
+              <w:rPr>
+                <w:rFonts w:ascii="Tahoma" w:eastAsia="Calibri" w:hAnsi="Tahoma" w:cs="Tahoma"/>
+                <w:sz w:val="20"/>
+                <w:szCs w:val="20"/>
+              </w:rPr>
+            </w:pPr>
+            <w:r>
+              <w:rPr>
+                <w:rFonts w:ascii="Tahoma" w:eastAsia="Calibri" w:hAnsi="Tahoma" w:cs="Tahoma"/>
+                <w:sz w:val="20"/>
+                <w:szCs w:val="20"/>
+              </w:rPr>
+              <w:t>El 100% de los apartados de la guía del TFG de la Universidad de Sevilla están presentes</w:t>
+            </w:r>
+          </w:p>
+        </w:tc>
+      </w:tr>
+      <w:tr>
+        <w:trPr>
+          <w:trHeight w:val="406"/>
+        </w:trPr>
+        <w:tc>
+          <w:tcPr>
+            <w:tcW w:w="278" w:type="pct"/>
+            <w:vAlign w:val="center"/>
+          </w:tcPr>
+          <w:p>
+            <w:pPr>
+              <w:spacing w:after="0" w:line="240" w:lineRule="auto"/>
+              <w:rPr>
+                <w:rFonts w:ascii="Tahoma" w:eastAsia="Calibri" w:hAnsi="Tahoma" w:cs="Tahoma"/>
+                <w:iCs/>
+                <w:sz w:val="20"/>
+                <w:szCs w:val="20"/>
+              </w:rPr>
+            </w:pPr>
+            <w:r>
+              <w:rPr>
+                <w:rFonts w:ascii="Tahoma" w:eastAsia="Calibri" w:hAnsi="Tahoma" w:cs="Tahoma"/>
+                <w:iCs/>
+                <w:sz w:val="20"/>
+                <w:szCs w:val="20"/>
+              </w:rPr>
+              <w:t>3.2</w:t>
+            </w:r>
+          </w:p>
+        </w:tc>
+        <w:tc>
+          <w:tcPr>
+            <w:tcW w:w="2835" w:type="pct"/>
+            <w:vAlign w:val="center"/>
+          </w:tcPr>
+          <w:p>
+            <w:pPr>
+              <w:spacing w:after="0" w:line="240" w:lineRule="auto"/>
+              <w:rPr>
+                <w:rFonts w:ascii="Tahoma" w:eastAsia="Calibri" w:hAnsi="Tahoma" w:cs="Tahoma"/>
+                <w:sz w:val="20"/>
+                <w:szCs w:val="20"/>
+              </w:rPr>
+            </w:pPr>
+            <w:r>
+              <w:rPr>
+                <w:rFonts w:ascii="Tahoma" w:eastAsia="Calibri" w:hAnsi="Tahoma" w:cs="Tahoma"/>
+                <w:sz w:val="20"/>
+                <w:szCs w:val="20"/>
+              </w:rPr>
+              <w:t>¿Las referencias bibliográficas siguen el formato requerido?</w:t>
+            </w:r>
+          </w:p>
+        </w:tc>
+        <w:tc>
+          <w:tcPr>
+            <w:tcW w:w="1887" w:type="pct"/>
+          </w:tcPr>
+          <w:p>
+            <w:pPr>
+              <w:spacing w:after="0" w:line="240" w:lineRule="auto"/>
+              <w:rPr>
+                <w:rFonts w:ascii="Tahoma" w:eastAsia="Calibri" w:hAnsi="Tahoma" w:cs="Tahoma"/>
+                <w:sz w:val="20"/>
+                <w:szCs w:val="20"/>
+              </w:rPr>
+            </w:pPr>
+            <w:r>
+              <w:rPr>
+                <w:rFonts w:ascii="Tahoma" w:eastAsia="Calibri" w:hAnsi="Tahoma" w:cs="Tahoma"/>
+                <w:sz w:val="20"/>
+                <w:szCs w:val="20"/>
+              </w:rPr>
+              <w:t>El 100% de las referencias siguen el formato exigido, sin excepciones</w:t>
+            </w:r>
+          </w:p>
+        </w:tc>
+      </w:tr>
+      <w:tr>
+        <w:trPr>
+          <w:trHeight w:val="406"/>
+        </w:trPr>
+        <w:tc>
+          <w:tcPr>
+            <w:tcW w:w="278" w:type="pct"/>
+            <w:vAlign w:val="center"/>
+          </w:tcPr>
+          <w:p>
+            <w:pPr>
+              <w:spacing w:after="0" w:line="240" w:lineRule="auto"/>
+              <w:rPr>
+                <w:rFonts w:ascii="Tahoma" w:eastAsia="Calibri" w:hAnsi="Tahoma" w:cs="Tahoma"/>
+                <w:iCs/>
+                <w:sz w:val="20"/>
+                <w:szCs w:val="20"/>
+              </w:rPr>
+            </w:pPr>
+            <w:r>
+              <w:rPr>
+                <w:rFonts w:ascii="Tahoma" w:eastAsia="Calibri" w:hAnsi="Tahoma" w:cs="Tahoma"/>
+                <w:iCs/>
+                <w:sz w:val="20"/>
+                <w:szCs w:val="20"/>
+              </w:rPr>
+              <w:t>3.3</w:t>
+            </w:r>
+          </w:p>
+        </w:tc>
+        <w:tc>
+          <w:tcPr>
+            <w:tcW w:w="2835" w:type="pct"/>
+            <w:vAlign w:val="center"/>
+          </w:tcPr>
+          <w:p>
+            <w:pPr>
+              <w:spacing w:after="0" w:line="240" w:lineRule="auto"/>
+              <w:rPr>
+                <w:rFonts w:ascii="Tahoma" w:eastAsia="Calibri" w:hAnsi="Tahoma" w:cs="Tahoma"/>
+                <w:sz w:val="20"/>
+                <w:szCs w:val="20"/>
+              </w:rPr>
+            </w:pPr>
+            <w:r>
+              <w:rPr>
+                <w:rFonts w:ascii="Tahoma" w:eastAsia="Calibri" w:hAnsi="Tahoma" w:cs="Tahoma"/>
+                <w:sz w:val="20"/>
+                <w:szCs w:val="20"/>
+              </w:rPr>
+              <w:t>¿Todos los acrónimos y términos técnicos están definidos?</w:t>
+            </w:r>
+          </w:p>
+        </w:tc>
+        <w:tc>
+          <w:tcPr>
+            <w:tcW w:w="1887" w:type="pct"/>
+          </w:tcPr>
+          <w:p>
+            <w:pPr>
+              <w:spacing w:after="0" w:line="240" w:lineRule="auto"/>
+              <w:rPr>
+                <w:rFonts w:ascii="Tahoma" w:eastAsia="Calibri" w:hAnsi="Tahoma" w:cs="Tahoma"/>
+                <w:sz w:val="20"/>
+                <w:szCs w:val="20"/>
+              </w:rPr>
+            </w:pPr>
+            <w:r>
+              <w:rPr>
+                <w:rFonts w:ascii="Tahoma" w:eastAsia="Calibri" w:hAnsi="Tahoma" w:cs="Tahoma"/>
+                <w:sz w:val="20"/>
+                <w:szCs w:val="20"/>
+              </w:rPr>
+              <w:t>Cada acrónimo aparece definido en su primera aparición en el texto</w:t>
+            </w:r>
+          </w:p>
+        </w:tc>
+      </w:tr>
+      <w:tr>
+        <w:trPr>
+          <w:trHeight w:val="406"/>
+        </w:trPr>
+        <w:tc>
+          <w:tcPr>
+            <w:tcW w:w="278" w:type="pct"/>
+            <w:vAlign w:val="center"/>
+          </w:tcPr>
+          <w:p>
+            <w:pPr>
+              <w:spacing w:after="0" w:line="240" w:lineRule="auto"/>
+              <w:rPr>
+                <w:rFonts w:ascii="Tahoma" w:eastAsia="Calibri" w:hAnsi="Tahoma" w:cs="Tahoma"/>
+                <w:iCs/>
+                <w:sz w:val="20"/>
+                <w:szCs w:val="20"/>
+              </w:rPr>
+            </w:pPr>
+            <w:r>
+              <w:rPr>
+                <w:rFonts w:ascii="Tahoma" w:eastAsia="Calibri" w:hAnsi="Tahoma" w:cs="Tahoma"/>
+                <w:iCs/>
+                <w:sz w:val="20"/>
+                <w:szCs w:val="20"/>
+              </w:rPr>
+              <w:t>3.4</w:t>
+            </w:r>
+          </w:p>
+        </w:tc>
+        <w:tc>
+          <w:tcPr>
+            <w:tcW w:w="2835" w:type="pct"/>
+            <w:vAlign w:val="center"/>
+          </w:tcPr>
+          <w:p>
+            <w:pPr>
+              <w:spacing w:after="0" w:line="240" w:lineRule="auto"/>
+              <w:rPr>
+                <w:rFonts w:ascii="Tahoma" w:eastAsia="Calibri" w:hAnsi="Tahoma" w:cs="Tahoma"/>
+                <w:sz w:val="20"/>
+                <w:szCs w:val="20"/>
+              </w:rPr>
+            </w:pPr>
+            <w:r>
+              <w:rPr>
+                <w:rFonts w:ascii="Tahoma" w:eastAsia="Calibri" w:hAnsi="Tahoma" w:cs="Tahoma"/>
+                <w:sz w:val="20"/>
+                <w:szCs w:val="20"/>
+              </w:rPr>
+              <w:t>¿Las capturas y diagramas tienen título y están referenciados en el texto?</w:t>
+            </w:r>
+          </w:p>
+        </w:tc>
+        <w:tc>
+          <w:tcPr>
+            <w:tcW w:w="1887" w:type="pct"/>
+          </w:tcPr>
+          <w:p>
+            <w:pPr>
+              <w:spacing w:after="0" w:line="240" w:lineRule="auto"/>
+              <w:rPr>
+                <w:rFonts w:ascii="Tahoma" w:eastAsia="Calibri" w:hAnsi="Tahoma" w:cs="Tahoma"/>
+                <w:sz w:val="20"/>
+                <w:szCs w:val="20"/>
+              </w:rPr>
+            </w:pPr>
+            <w:r>
+              <w:rPr>
+                <w:rFonts w:ascii="Tahoma" w:eastAsia="Calibri" w:hAnsi="Tahoma" w:cs="Tahoma"/>
+                <w:sz w:val="20"/>
+                <w:szCs w:val="20"/>
+              </w:rPr>
+              <w:t>El 100% de las figuras tienen título numerado y al menos una referencia en el texto</w:t>
+            </w:r>
+          </w:p>
+        </w:tc>
+      </w:tr>
+      <w:tr>
+        <w:trPr>
+          <w:trHeight w:val="406"/>
+        </w:trPr>
+        <w:tc>
+          <w:tcPr>
+            <w:tcW w:w="278" w:type="pct"/>
+            <w:vAlign w:val="center"/>
+          </w:tcPr>
+          <w:p>
+            <w:pPr>
+              <w:spacing w:after="0" w:line="240" w:lineRule="auto"/>
+              <w:rPr>
+                <w:rFonts w:ascii="Tahoma" w:eastAsia="Calibri" w:hAnsi="Tahoma" w:cs="Tahoma"/>
+                <w:iCs/>
+                <w:sz w:val="20"/>
+                <w:szCs w:val="20"/>
+              </w:rPr>
+            </w:pPr>
+            <w:r>
+              <w:rPr>
+                <w:rFonts w:ascii="Tahoma" w:eastAsia="Calibri" w:hAnsi="Tahoma" w:cs="Tahoma"/>
+                <w:iCs/>
+                <w:sz w:val="20"/>
+                <w:szCs w:val="20"/>
+              </w:rPr>
+              <w:t>3.5</w:t>
+            </w:r>
+          </w:p>
+        </w:tc>
+        <w:tc>
+          <w:tcPr>
+            <w:tcW w:w="2835" w:type="pct"/>
+            <w:vAlign w:val="center"/>
+          </w:tcPr>
+          <w:p>
+            <w:pPr>
+              <w:spacing w:after="0" w:line="240" w:lineRule="auto"/>
+              <w:rPr>
+                <w:rFonts w:ascii="Tahoma" w:eastAsia="Calibri" w:hAnsi="Tahoma" w:cs="Tahoma"/>
+                <w:sz w:val="20"/>
+                <w:szCs w:val="20"/>
+              </w:rPr>
+            </w:pPr>
+            <w:r>
+              <w:rPr>
+                <w:rFonts w:ascii="Tahoma" w:eastAsia="Calibri" w:hAnsi="Tahoma" w:cs="Tahoma"/>
+                <w:sz w:val="20"/>
+                <w:szCs w:val="20"/>
+              </w:rPr>
+              <w:t>¿La ortografía y gramática han sido revisadas?</w:t>
+            </w:r>
+          </w:p>
+        </w:tc>
+        <w:tc>
+          <w:tcPr>
+            <w:tcW w:w="1887" w:type="pct"/>
+          </w:tcPr>
+          <w:p>
+            <w:pPr>
+              <w:spacing w:after="0" w:line="240" w:lineRule="auto"/>
+              <w:rPr>
+                <w:rFonts w:ascii="Tahoma" w:eastAsia="Calibri" w:hAnsi="Tahoma" w:cs="Tahoma"/>
+                <w:sz w:val="20"/>
+                <w:szCs w:val="20"/>
+              </w:rPr>
+            </w:pPr>
+            <w:r>
+              <w:rPr>
+                <w:rFonts w:ascii="Tahoma" w:eastAsia="Calibri" w:hAnsi="Tahoma" w:cs="Tahoma"/>
+                <w:sz w:val="20"/>
+                <w:szCs w:val="20"/>
+              </w:rPr>
+              <w:t>0 errores ortográficos detectados tras revisión manual</w:t>
+            </w:r>
+          </w:p>
+        </w:tc>
+      </w:tr>
+    </w:tbl>
+    <w:p>
+      <w:pPr>
+        <w:spacing w:after="0" w:afterAutospacing="0"/>
+        <w:jc w:val="both"/>
+        <w:rPr>
+          <w:rFonts w:ascii="Tahoma" w:hAnsi="Tahoma" w:cs="Tahoma"/>
+        </w:rPr>
+      </w:pPr>
+    </w:p>
+    <w:tbl>
+      <w:tblPr>
+        <w:tblStyle w:val="TableGrid"/>
+        <w:tblW w:w="0" w:type="auto"/>
+        <w:tblLook w:val="04A0" w:firstRow="1" w:lastRow="0" w:firstColumn="1" w:lastColumn="0" w:noHBand="0" w:noVBand="1"/>
+      </w:tblPr>
+      <w:tblGrid>
+        <w:gridCol w:w="1176"/>
+        <w:gridCol w:w="2151"/>
+        <w:gridCol w:w="5137"/>
+        <w:gridCol w:w="1992"/>
+      </w:tblGrid>
+      <w:tr>
+        <w:tc>
+          <w:tcPr>
+            <w:tcW w:w="10456" w:type="dxa"/>
+            <w:gridSpan w:val="4"/>
+            <w:shd w:val="clear" w:color="auto" w:fill="D9D9D9" w:themeFill="background1" w:themeFillShade="D9"/>
+          </w:tcPr>
+          <w:p>
+            <w:pPr>
+              <w:shd w:val="clear" w:color="auto" w:fill="D9D9D9" w:themeFill="background1" w:themeFillShade="D9"/>
+              <w:spacing w:after="0" w:afterAutospacing="0"/>
+              <w:rPr>
+                <w:rFonts w:ascii="Tahoma" w:hAnsi="Tahoma" w:cs="Tahoma"/>
+                <w:b/>
+                <w:sz w:val="20"/>
+                <w:szCs w:val="20"/>
+              </w:rPr>
+            </w:pPr>
+            <w:r>
+              <w:rPr>
+                <w:rFonts w:ascii="Tahoma" w:hAnsi="Tahoma" w:cs="Tahoma"/>
+                <w:b/>
+                <w:sz w:val="20"/>
+                <w:szCs w:val="20"/>
+              </w:rPr>
+              <w:t>PLAN DE MEJORA DE LOS PROCESOS DE GESTIÓN</w:t>
+            </w:r>
+          </w:p>
+        </w:tc>
+      </w:tr>
+      <w:tr>
+        <w:trPr>
+          <w:trHeight w:val="506"/>
+        </w:trPr>
+        <w:tc>
+          <w:tcPr>
+            <w:tcW w:w="1176" w:type="dxa"/>
+            <w:shd w:val="clear" w:color="auto" w:fill="D9D9D9" w:themeFill="background1" w:themeFillShade="D9"/>
+          </w:tcPr>
+          <w:p>
+            <w:pPr>
+              <w:shd w:val="clear" w:color="auto" w:fill="D9D9D9" w:themeFill="background1" w:themeFillShade="D9"/>
+              <w:spacing w:afterAutospacing="0"/>
+              <w:jc w:val="both"/>
+              <w:rPr>
+                <w:rFonts w:ascii="Tahoma" w:hAnsi="Tahoma" w:cs="Tahoma"/>
+                <w:b/>
+                <w:sz w:val="20"/>
+                <w:szCs w:val="20"/>
+                <w:lang w:val="es-ES"/>
+              </w:rPr>
+            </w:pPr>
+            <w:r>
+              <w:rPr>
+                <w:rFonts w:ascii="Tahoma" w:hAnsi="Tahoma" w:cs="Tahoma"/>
+                <w:b/>
+                <w:sz w:val="20"/>
+                <w:szCs w:val="20"/>
+                <w:lang w:val="es-ES"/>
+              </w:rPr>
+              <w:t>EDT #</w:t>
+            </w:r>
+          </w:p>
+        </w:tc>
+        <w:tc>
+          <w:tcPr>
+            <w:tcW w:w="2151" w:type="dxa"/>
+            <w:shd w:val="clear" w:color="auto" w:fill="D9D9D9" w:themeFill="background1" w:themeFillShade="D9"/>
+          </w:tcPr>
+          <w:p>
+            <w:pPr>
+              <w:shd w:val="clear" w:color="auto" w:fill="D9D9D9" w:themeFill="background1" w:themeFillShade="D9"/>
+              <w:spacing w:afterAutospacing="0"/>
+              <w:rPr>
+                <w:rFonts w:ascii="Tahoma" w:hAnsi="Tahoma" w:cs="Tahoma"/>
+                <w:b/>
+                <w:sz w:val="20"/>
+                <w:szCs w:val="20"/>
+                <w:lang w:val="es-ES"/>
+              </w:rPr>
+            </w:pPr>
+            <w:r>
+              <w:rPr>
+                <w:rFonts w:ascii="Tahoma" w:hAnsi="Tahoma" w:cs="Tahoma"/>
+                <w:b/>
+                <w:sz w:val="20"/>
+                <w:szCs w:val="20"/>
+                <w:lang w:val="es-ES"/>
+              </w:rPr>
+              <w:t>PAQUETE DE TRABAJO</w:t>
+            </w:r>
+          </w:p>
+        </w:tc>
+        <w:tc>
+          <w:tcPr>
+            <w:tcW w:w="5137" w:type="dxa"/>
+            <w:shd w:val="clear" w:color="auto" w:fill="D9D9D9" w:themeFill="background1" w:themeFillShade="D9"/>
+          </w:tcPr>
+          <w:p>
+            <w:pPr>
+              <w:shd w:val="clear" w:color="auto" w:fill="D9D9D9" w:themeFill="background1" w:themeFillShade="D9"/>
+              <w:spacing w:afterAutospacing="0"/>
+              <w:jc w:val="both"/>
+              <w:rPr>
+                <w:rFonts w:ascii="Tahoma" w:hAnsi="Tahoma" w:cs="Tahoma"/>
+                <w:b/>
+                <w:sz w:val="20"/>
+                <w:szCs w:val="20"/>
+                <w:lang w:val="es-ES"/>
+              </w:rPr>
+            </w:pPr>
+            <w:r>
+              <w:rPr>
+                <w:rFonts w:ascii="Tahoma" w:hAnsi="Tahoma" w:cs="Tahoma"/>
+                <w:b/>
+                <w:sz w:val="20"/>
+                <w:szCs w:val="20"/>
+                <w:lang w:val="es-ES"/>
+              </w:rPr>
+              <w:t>ACTIVIDAD</w:t>
+            </w:r>
+          </w:p>
+          <w:p>
+            <w:pPr>
+              <w:shd w:val="clear" w:color="auto" w:fill="D9D9D9" w:themeFill="background1" w:themeFillShade="D9"/>
+              <w:spacing w:afterAutospacing="0"/>
+              <w:jc w:val="both"/>
+              <w:rPr>
+                <w:rFonts w:ascii="Tahoma" w:hAnsi="Tahoma" w:cs="Tahoma"/>
+                <w:b/>
+                <w:sz w:val="20"/>
+                <w:szCs w:val="20"/>
+                <w:lang w:val="es-ES"/>
+              </w:rPr>
+            </w:pPr>
+          </w:p>
+        </w:tc>
+        <w:tc>
+          <w:tcPr>
+            <w:tcW w:w="1992" w:type="dxa"/>
+            <w:shd w:val="clear" w:color="auto" w:fill="D9D9D9" w:themeFill="background1" w:themeFillShade="D9"/>
+          </w:tcPr>
+          <w:p>
+            <w:pPr>
+              <w:shd w:val="clear" w:color="auto" w:fill="D9D9D9" w:themeFill="background1" w:themeFillShade="D9"/>
+              <w:spacing w:afterAutospacing="0"/>
+              <w:jc w:val="both"/>
+              <w:rPr>
+                <w:rFonts w:ascii="Tahoma" w:hAnsi="Tahoma" w:cs="Tahoma"/>
+                <w:b/>
+                <w:sz w:val="20"/>
+                <w:szCs w:val="20"/>
+                <w:lang w:val="es-ES"/>
+              </w:rPr>
+            </w:pPr>
+            <w:r>
+              <w:rPr>
+                <w:rFonts w:ascii="Tahoma" w:hAnsi="Tahoma" w:cs="Tahoma"/>
+                <w:b/>
+                <w:sz w:val="20"/>
+                <w:szCs w:val="20"/>
+                <w:lang w:val="es-ES"/>
+              </w:rPr>
+              <w:t>RESPONSABLE</w:t>
+            </w:r>
+          </w:p>
+        </w:tc>
+      </w:tr>
+      <w:tr>
+        <w:tc>
+          <w:tcPr>
+            <w:tcW w:w="1176" w:type="dxa"/>
+          </w:tcPr>
+          <w:p>
+            <w:pPr>
+              <w:spacing w:afterAutospacing="0"/>
+              <w:jc w:val="both"/>
+              <w:rPr>
+                <w:rFonts w:ascii="Tahoma" w:hAnsi="Tahoma" w:cs="Tahoma"/>
+                <w:sz w:val="20"/>
+                <w:szCs w:val="20"/>
+                <w:lang w:val="es-ES"/>
+              </w:rPr>
+            </w:pPr>
+            <w:r>
+              <w:rPr>
+                <w:rFonts w:ascii="Tahoma" w:hAnsi="Tahoma" w:cs="Tahoma"/>
+                <w:sz w:val="20"/>
+                <w:szCs w:val="20"/>
+                <w:lang w:val="es-ES"/>
+              </w:rPr>
+              <w:t>A14</w:t>
+            </w:r>
+          </w:p>
+        </w:tc>
+        <w:tc>
+          <w:tcPr>
+            <w:tcW w:w="2151" w:type="dxa"/>
+          </w:tcPr>
+          <w:p>
+            <w:pPr>
+              <w:spacing w:afterAutospacing="0"/>
+              <w:jc w:val="both"/>
+              <w:rPr>
+                <w:rFonts w:ascii="Tahoma" w:hAnsi="Tahoma" w:cs="Tahoma"/>
+                <w:sz w:val="20"/>
+                <w:szCs w:val="20"/>
+                <w:lang w:val="es-ES"/>
+              </w:rPr>
+            </w:pPr>
+            <w:r>
+              <w:rPr>
+                <w:rFonts w:ascii="Tahoma" w:hAnsi="Tahoma" w:cs="Tahoma"/>
+                <w:sz w:val="20"/>
+                <w:szCs w:val="20"/>
+                <w:lang w:val="es-ES"/>
+              </w:rPr>
+              <w:t>Seguimiento</w:t>
+            </w:r>
+          </w:p>
+        </w:tc>
+        <w:tc>
+          <w:tcPr>
+            <w:tcW w:w="5137" w:type="dxa"/>
+          </w:tcPr>
+          <w:p>
+            <w:pPr>
+              <w:spacing w:afterAutospacing="0"/>
+              <w:jc w:val="both"/>
+              <w:rPr>
+                <w:rFonts w:ascii="Tahoma" w:hAnsi="Tahoma" w:cs="Tahoma"/>
+                <w:sz w:val="20"/>
+                <w:szCs w:val="20"/>
+                <w:lang w:val="es-ES"/>
+              </w:rPr>
+            </w:pPr>
+            <w:r>
+              <w:rPr>
+                <w:rFonts w:ascii="Tahoma" w:hAnsi="Tahoma" w:cs="Tahoma"/>
+                <w:sz w:val="20"/>
+                <w:szCs w:val="20"/>
+                <w:lang w:val="es-ES"/>
+              </w:rPr>
+              <w:t>Revisar las incidencias más frecuentes para identificar causas raíz y poder identificar procesos de prevención.</w:t>
+            </w:r>
+          </w:p>
+        </w:tc>
+        <w:tc>
+          <w:tcPr>
+            <w:tcW w:w="1992" w:type="dxa"/>
+          </w:tcPr>
+          <w:p>
+            <w:pPr>
+              <w:spacing w:afterAutospacing="0"/>
+              <w:jc w:val="both"/>
+              <w:rPr>
+                <w:rFonts w:ascii="Tahoma" w:hAnsi="Tahoma" w:cs="Tahoma"/>
+                <w:sz w:val="20"/>
+                <w:szCs w:val="20"/>
+                <w:lang w:val="es-ES"/>
+              </w:rPr>
+            </w:pPr>
+            <w:r>
+              <w:rPr>
+                <w:rFonts w:ascii="Tahoma" w:hAnsi="Tahoma" w:cs="Tahoma"/>
+                <w:sz w:val="20"/>
+                <w:szCs w:val="20"/>
+                <w:lang w:val="es-ES"/>
+              </w:rPr>
+              <w:t>Jefe</w:t>
+            </w:r>
+            <w:r>
+              <w:rPr>
+                <w:rFonts w:ascii="Tahoma" w:hAnsi="Tahoma" w:cs="Tahoma"/>
+                <w:sz w:val="20"/>
+                <w:szCs w:val="20"/>
+                <w:lang w:val="es-ES"/>
+              </w:rPr>
+              <w:t xml:space="preserve"> de proyecto</w:t>
+            </w:r>
+          </w:p>
+        </w:tc>
+      </w:tr>
+      <w:tr>
+        <w:tc>
+          <w:tcPr>
+            <w:tcW w:w="1176" w:type="dxa"/>
+          </w:tcPr>
+          <w:p>
+            <w:pPr>
+              <w:spacing w:afterAutospacing="0"/>
+              <w:jc w:val="both"/>
+              <w:rPr>
+                <w:rFonts w:ascii="Tahoma" w:hAnsi="Tahoma" w:cs="Tahoma"/>
+                <w:sz w:val="20"/>
+                <w:szCs w:val="20"/>
+              </w:rPr>
+            </w:pPr>
+            <w:r>
+              <w:rPr>
+                <w:rFonts w:ascii="Tahoma" w:hAnsi="Tahoma" w:cs="Tahoma"/>
+                <w:sz w:val="20"/>
+                <w:szCs w:val="20"/>
+                <w:lang w:val="es-ES"/>
+              </w:rPr>
+              <w:t>A16</w:t>
+            </w:r>
+          </w:p>
+        </w:tc>
+        <w:tc>
+          <w:tcPr>
+            <w:tcW w:w="2151" w:type="dxa"/>
+          </w:tcPr>
+          <w:p>
+            <w:pPr>
+              <w:spacing w:afterAutospacing="0"/>
+              <w:jc w:val="both"/>
+              <w:rPr>
+                <w:rFonts w:ascii="Tahoma" w:hAnsi="Tahoma" w:cs="Tahoma"/>
+                <w:sz w:val="20"/>
+                <w:szCs w:val="20"/>
+              </w:rPr>
+            </w:pPr>
+            <w:r>
+              <w:rPr>
+                <w:rFonts w:ascii="Tahoma" w:hAnsi="Tahoma" w:cs="Tahoma"/>
+                <w:sz w:val="20"/>
+                <w:szCs w:val="20"/>
+                <w:lang w:val="es-ES"/>
+              </w:rPr>
+              <w:t>Seguimiento</w:t>
+            </w:r>
+          </w:p>
+        </w:tc>
+        <w:tc>
+          <w:tcPr>
+            <w:tcW w:w="5137" w:type="dxa"/>
+          </w:tcPr>
+          <w:p>
+            <w:pPr>
+              <w:spacing w:afterAutospacing="0"/>
+              <w:jc w:val="both"/>
+              <w:rPr>
+                <w:rFonts w:ascii="Tahoma" w:hAnsi="Tahoma" w:cs="Tahoma"/>
+                <w:sz w:val="20"/>
+                <w:szCs w:val="20"/>
+              </w:rPr>
+            </w:pPr>
+            <w:r>
+              <w:rPr>
+                <w:rFonts w:ascii="Tahoma" w:hAnsi="Tahoma" w:cs="Tahoma"/>
+                <w:sz w:val="20"/>
+                <w:szCs w:val="20"/>
+                <w:lang w:val="es-ES"/>
+              </w:rPr>
+              <w:t>Evaluar la gestión de los cambios realizadas, con el objetivo de realizar ajustes y correcciones.</w:t>
+            </w:r>
+          </w:p>
+        </w:tc>
+        <w:tc>
+          <w:tcPr>
+            <w:tcW w:w="1992" w:type="dxa"/>
+          </w:tcPr>
+          <w:p>
+            <w:pPr>
+              <w:spacing w:afterAutospacing="0"/>
+              <w:jc w:val="both"/>
+              <w:rPr>
+                <w:rFonts w:ascii="Tahoma" w:hAnsi="Tahoma" w:cs="Tahoma"/>
+                <w:sz w:val="20"/>
+                <w:szCs w:val="20"/>
+              </w:rPr>
+            </w:pPr>
+            <w:r>
+              <w:rPr>
+                <w:rFonts w:ascii="Tahoma" w:hAnsi="Tahoma" w:cs="Tahoma"/>
+                <w:sz w:val="20"/>
+                <w:szCs w:val="20"/>
+                <w:lang w:val="es-ES"/>
+              </w:rPr>
+              <w:t>Jefe</w:t>
+            </w:r>
+            <w:r>
+              <w:rPr>
+                <w:rFonts w:ascii="Tahoma" w:hAnsi="Tahoma" w:cs="Tahoma"/>
+                <w:sz w:val="20"/>
+                <w:szCs w:val="20"/>
+                <w:lang w:val="es-ES"/>
+              </w:rPr>
+              <w:t xml:space="preserve"> de proyecto</w:t>
             </w:r>
           </w:p>
         </w:tc>
@@ -2536,7 +5494,7 @@
                 <w:sz w:val="20"/>
                 <w:szCs w:val="20"/>
               </w:rPr>
-              <w:t>LISTAS DE CONTROL DE LOS ENTREGABLES</w:t>
+              <w:t>HITOS A INCLUIR</w:t>
             </w:r>
           </w:p>
         </w:tc>
@@ -2658,52 +5616,381 @@
                 <w:sz w:val="20"/>
                 <w:szCs w:val="20"/>
               </w:rPr>
-              <w:t>GDD</w:t>
-            </w:r>
-            <w:r>
-              <w:rPr>
-                <w:rFonts w:ascii="Tahoma" w:eastAsia="Calibri" w:hAnsi="Tahoma" w:cs="Tahoma"/>
-                <w:iCs/>
-                <w:sz w:val="20"/>
-                <w:szCs w:val="20"/>
-              </w:rPr>
-              <w:t>: Revisión formal del contenido, estructura y coherencia de</w:t>
-            </w:r>
-            <w:r>
-              <w:rPr>
-                <w:rFonts w:ascii="Tahoma" w:eastAsia="Calibri" w:hAnsi="Tahoma" w:cs="Tahoma"/>
-                <w:iCs/>
-                <w:sz w:val="20"/>
-                <w:szCs w:val="20"/>
-              </w:rPr>
-              <w:t>l</w:t>
-            </w:r>
-            <w:r>
-              <w:rPr>
-                <w:rFonts w:ascii="Tahoma" w:eastAsia="Calibri" w:hAnsi="Tahoma" w:cs="Tahoma"/>
-                <w:iCs/>
-                <w:sz w:val="20"/>
-                <w:szCs w:val="20"/>
-              </w:rPr>
-              <w:t xml:space="preserve"> documento</w:t>
-            </w:r>
-            <w:r>
-              <w:rPr>
-                <w:rFonts w:ascii="Tahoma" w:eastAsia="Calibri" w:hAnsi="Tahoma" w:cs="Tahoma"/>
-                <w:iCs/>
-                <w:sz w:val="20"/>
-                <w:szCs w:val="20"/>
-              </w:rPr>
-              <w:t>.</w:t>
-            </w:r>
-            <w:r>
-              <w:rPr>
-                <w:rFonts w:ascii="Tahoma" w:eastAsia="Calibri" w:hAnsi="Tahoma" w:cs="Tahoma"/>
-                <w:iCs/>
-                <w:sz w:val="20"/>
-                <w:szCs w:val="20"/>
-              </w:rPr>
-              <w:t xml:space="preserve"> </w:t>
+              <w:t xml:space="preserve">Aprobación de la Planificación y Diseño: </w:t>
+            </w:r>
+            <w:r>
+              <w:rPr>
+                <w:rFonts w:ascii="Tahoma" w:eastAsia="Calibri" w:hAnsi="Tahoma" w:cs="Tahoma"/>
+                <w:iCs/>
+                <w:sz w:val="20"/>
+                <w:szCs w:val="20"/>
+              </w:rPr>
+              <w:t>El documento GDD está completado y validado por el equipo y el tutor. Se han establecido los requisitos, el alcance, el cronograma y el plan de riesgos.</w:t>
+            </w:r>
+          </w:p>
+        </w:tc>
+      </w:tr>
+      <w:tr>
+        <w:trPr>
+          <w:trHeight w:val="386"/>
+        </w:trPr>
+        <w:tc>
+          <w:tcPr>
+            <w:tcW w:w="363" w:type="pct"/>
+            <w:tcBorders>
+              <w:top w:val="single" w:sz="4" w:space="0" w:color="auto"/>
+              <w:left w:val="single" w:sz="4" w:space="0" w:color="auto"/>
+              <w:bottom w:val="single" w:sz="4" w:space="0" w:color="auto"/>
+              <w:right w:val="single" w:sz="4" w:space="0" w:color="auto"/>
+            </w:tcBorders>
+            <w:vAlign w:val="center"/>
+          </w:tcPr>
+          <w:p>
+            <w:pPr>
+              <w:spacing w:after="0" w:line="240" w:lineRule="auto"/>
+              <w:rPr>
+                <w:rFonts w:ascii="Tahoma" w:eastAsia="Calibri" w:hAnsi="Tahoma" w:cs="Tahoma"/>
+                <w:iCs/>
+                <w:sz w:val="20"/>
+                <w:szCs w:val="20"/>
+              </w:rPr>
+            </w:pPr>
+            <w:r>
+              <w:rPr>
+                <w:rFonts w:ascii="Tahoma" w:eastAsia="Calibri" w:hAnsi="Tahoma" w:cs="Tahoma"/>
+                <w:iCs/>
+                <w:sz w:val="20"/>
+                <w:szCs w:val="20"/>
+              </w:rPr>
+              <w:t>2</w:t>
+            </w:r>
+          </w:p>
+        </w:tc>
+        <w:tc>
+          <w:tcPr>
+            <w:tcW w:w="4637" w:type="pct"/>
+            <w:tcBorders>
+              <w:top w:val="single" w:sz="4" w:space="0" w:color="auto"/>
+              <w:left w:val="single" w:sz="4" w:space="0" w:color="auto"/>
+              <w:bottom w:val="single" w:sz="4" w:space="0" w:color="auto"/>
+              <w:right w:val="single" w:sz="4" w:space="0" w:color="auto"/>
+            </w:tcBorders>
+            <w:vAlign w:val="center"/>
+          </w:tcPr>
+          <w:p>
+            <w:pPr>
+              <w:spacing w:after="0" w:line="240" w:lineRule="auto"/>
+              <w:rPr>
+                <w:rFonts w:ascii="Tahoma" w:eastAsia="Calibri" w:hAnsi="Tahoma" w:cs="Tahoma"/>
+                <w:iCs/>
+                <w:sz w:val="20"/>
+                <w:szCs w:val="20"/>
+              </w:rPr>
+            </w:pPr>
+            <w:r>
+              <w:rPr>
+                <w:rFonts w:ascii="Tahoma" w:eastAsia="Calibri" w:hAnsi="Tahoma" w:cs="Tahoma"/>
+                <w:iCs/>
+                <w:sz w:val="20"/>
+                <w:szCs w:val="20"/>
+              </w:rPr>
+              <w:t>Prototipo Funcional</w:t>
+            </w:r>
+            <w:r>
+              <w:rPr>
+                <w:rFonts w:ascii="Tahoma" w:eastAsia="Calibri" w:hAnsi="Tahoma" w:cs="Tahoma"/>
+                <w:iCs/>
+                <w:sz w:val="20"/>
+                <w:szCs w:val="20"/>
+              </w:rPr>
+              <w:t>: Versión jugable temprana donde las mecánicas base (movimiento, salto, combate y cambio de colores) funcionan correctamente.</w:t>
+            </w:r>
+          </w:p>
+        </w:tc>
+      </w:tr>
+      <w:tr>
+        <w:trPr>
+          <w:trHeight w:val="386"/>
+        </w:trPr>
+        <w:tc>
+          <w:tcPr>
+            <w:tcW w:w="363" w:type="pct"/>
+            <w:tcBorders>
+              <w:top w:val="single" w:sz="4" w:space="0" w:color="auto"/>
+              <w:left w:val="single" w:sz="4" w:space="0" w:color="auto"/>
+              <w:bottom w:val="single" w:sz="4" w:space="0" w:color="auto"/>
+              <w:right w:val="single" w:sz="4" w:space="0" w:color="auto"/>
+            </w:tcBorders>
+            <w:vAlign w:val="center"/>
+          </w:tcPr>
+          <w:p>
+            <w:pPr>
+              <w:spacing w:after="0" w:line="240" w:lineRule="auto"/>
+              <w:rPr>
+                <w:rFonts w:ascii="Tahoma" w:eastAsia="Calibri" w:hAnsi="Tahoma" w:cs="Tahoma"/>
+                <w:iCs/>
+                <w:sz w:val="20"/>
+                <w:szCs w:val="20"/>
+              </w:rPr>
+            </w:pPr>
+            <w:r>
+              <w:rPr>
+                <w:rFonts w:ascii="Tahoma" w:eastAsia="Calibri" w:hAnsi="Tahoma" w:cs="Tahoma"/>
+                <w:iCs/>
+                <w:sz w:val="20"/>
+                <w:szCs w:val="20"/>
+              </w:rPr>
+              <w:t>3</w:t>
+            </w:r>
+          </w:p>
+        </w:tc>
+        <w:tc>
+          <w:tcPr>
+            <w:tcW w:w="4637" w:type="pct"/>
+            <w:tcBorders>
+              <w:top w:val="single" w:sz="4" w:space="0" w:color="auto"/>
+              <w:left w:val="single" w:sz="4" w:space="0" w:color="auto"/>
+              <w:bottom w:val="single" w:sz="4" w:space="0" w:color="auto"/>
+              <w:right w:val="single" w:sz="4" w:space="0" w:color="auto"/>
+            </w:tcBorders>
+            <w:vAlign w:val="center"/>
+          </w:tcPr>
+          <w:p>
+            <w:pPr>
+              <w:spacing w:after="0" w:line="240" w:lineRule="auto"/>
+              <w:rPr>
+                <w:rFonts w:ascii="Tahoma" w:eastAsia="Calibri" w:hAnsi="Tahoma" w:cs="Tahoma"/>
+                <w:iCs/>
+                <w:sz w:val="20"/>
+                <w:szCs w:val="20"/>
+              </w:rPr>
+            </w:pPr>
+            <w:r>
+              <w:rPr>
+                <w:rFonts w:ascii="Tahoma" w:eastAsia="Calibri" w:hAnsi="Tahoma" w:cs="Tahoma"/>
+                <w:iCs/>
+                <w:sz w:val="20"/>
+                <w:szCs w:val="20"/>
+              </w:rPr>
+              <w:t>Cierre del Proyecto y Entrega Final</w:t>
+            </w:r>
+            <w:r>
+              <w:rPr>
+                <w:rFonts w:ascii="Tahoma" w:eastAsia="Calibri" w:hAnsi="Tahoma" w:cs="Tahoma"/>
+                <w:iCs/>
+                <w:sz w:val="20"/>
+                <w:szCs w:val="20"/>
+              </w:rPr>
+              <w:t>: Incluye el ejecutable final sin errores conocidos, la Memoria redactada según normativa, los manuales de usuario y el código fuente limpio en el repositorio.</w:t>
+            </w:r>
+          </w:p>
+        </w:tc>
+      </w:tr>
+    </w:tbl>
+    <w:p>
+      <w:pPr>
+        <w:spacing w:after="0" w:afterAutospacing="0"/>
+        <w:rPr>
+          <w:rFonts w:ascii="Tahoma" w:hAnsi="Tahoma" w:cs="Tahoma"/>
+        </w:rPr>
+      </w:pPr>
+    </w:p>
+    <w:p>
+      <w:pPr>
+        <w:spacing w:after="0" w:afterAutospacing="0"/>
+        <w:rPr>
+          <w:rFonts w:ascii="Tahoma" w:hAnsi="Tahoma" w:cs="Tahoma"/>
+        </w:rPr>
+      </w:pPr>
+    </w:p>
+    <w:tbl>
+      <w:tblPr>
+        <w:tblW w:w="4995" w:type="pct"/>
+        <w:tblInd w:w="18" w:type="dxa"/>
+        <w:tblBorders>
+          <w:top w:val="single" w:sz="4" w:space="0" w:color="auto"/>
+          <w:left w:val="single" w:sz="4" w:space="0" w:color="auto"/>
+          <w:bottom w:val="single" w:sz="4" w:space="0" w:color="auto"/>
+          <w:right w:val="single" w:sz="4" w:space="0" w:color="auto"/>
+          <w:insideH w:val="single" w:sz="4" w:space="0" w:color="auto"/>
+          <w:insideV w:val="single" w:sz="4" w:space="0" w:color="auto"/>
+        </w:tblBorders>
+        <w:tblLook w:val="00A0" w:firstRow="1" w:lastRow="0" w:firstColumn="1" w:lastColumn="0" w:noHBand="0" w:noVBand="0"/>
+      </w:tblPr>
+      <w:tblGrid>
+        <w:gridCol w:w="758"/>
+        <w:gridCol w:w="9688"/>
+      </w:tblGrid>
+      <w:tr>
+        <w:trPr>
+          <w:trHeight w:val="241"/>
+        </w:trPr>
+        <w:tc>
+          <w:tcPr>
+            <w:tcW w:w="5000" w:type="pct"/>
+            <w:gridSpan w:val="2"/>
+            <w:shd w:val="clear" w:color="auto" w:fill="D9D9D9" w:themeFill="background1" w:themeFillShade="D9"/>
+            <w:vAlign w:val="bottom"/>
+          </w:tcPr>
+          <w:p>
+            <w:pPr>
+              <w:spacing w:after="0" w:line="240" w:lineRule="auto"/>
+              <w:rPr>
+                <w:rFonts w:ascii="Tahoma" w:eastAsia="Calibri" w:hAnsi="Tahoma" w:cs="Tahoma"/>
+                <w:b/>
+                <w:bCs/>
+                <w:sz w:val="20"/>
+                <w:szCs w:val="20"/>
+              </w:rPr>
+            </w:pPr>
+            <w:r>
+              <w:rPr>
+                <w:rFonts w:ascii="Tahoma" w:eastAsia="Calibri" w:hAnsi="Tahoma" w:cs="Tahoma"/>
+                <w:b/>
+                <w:bCs/>
+                <w:sz w:val="20"/>
+                <w:szCs w:val="20"/>
+              </w:rPr>
+              <w:t>REUNIONES A REALIZAR</w:t>
+            </w:r>
+          </w:p>
+        </w:tc>
+      </w:tr>
+      <w:tr>
+        <w:trPr>
+          <w:trHeight w:val="286"/>
+        </w:trPr>
+        <w:tc>
+          <w:tcPr>
+            <w:tcW w:w="363" w:type="pct"/>
+            <w:shd w:val="clear" w:color="auto" w:fill="D9D9D9" w:themeFill="background1" w:themeFillShade="D9"/>
+            <w:vAlign w:val="center"/>
+          </w:tcPr>
+          <w:p>
+            <w:pPr>
+              <w:spacing w:after="0" w:line="240" w:lineRule="auto"/>
+              <w:jc w:val="center"/>
+              <w:rPr>
+                <w:rFonts w:ascii="Tahoma" w:eastAsia="Calibri" w:hAnsi="Tahoma" w:cs="Tahoma"/>
+                <w:b/>
+                <w:bCs/>
+                <w:sz w:val="20"/>
+                <w:szCs w:val="20"/>
+              </w:rPr>
+            </w:pPr>
+            <w:r>
+              <w:rPr>
+                <w:rFonts w:ascii="Tahoma" w:eastAsia="Calibri" w:hAnsi="Tahoma" w:cs="Tahoma"/>
+                <w:b/>
+                <w:bCs/>
+                <w:sz w:val="20"/>
+                <w:szCs w:val="20"/>
+              </w:rPr>
+              <w:t>#</w:t>
+            </w:r>
+          </w:p>
+        </w:tc>
+        <w:tc>
+          <w:tcPr>
+            <w:tcW w:w="4637" w:type="pct"/>
+            <w:shd w:val="clear" w:color="auto" w:fill="D9D9D9" w:themeFill="background1" w:themeFillShade="D9"/>
+            <w:vAlign w:val="center"/>
+          </w:tcPr>
+          <w:p>
+            <w:pPr>
+              <w:spacing w:after="0" w:line="240" w:lineRule="auto"/>
+              <w:jc w:val="center"/>
+              <w:rPr>
+                <w:rFonts w:ascii="Tahoma" w:eastAsia="Calibri" w:hAnsi="Tahoma" w:cs="Tahoma"/>
+                <w:b/>
+                <w:bCs/>
+                <w:sz w:val="20"/>
+                <w:szCs w:val="20"/>
+              </w:rPr>
+            </w:pPr>
+            <w:r>
+              <w:rPr>
+                <w:rFonts w:ascii="Tahoma" w:eastAsia="Calibri" w:hAnsi="Tahoma" w:cs="Tahoma"/>
+                <w:b/>
+                <w:bCs/>
+                <w:sz w:val="20"/>
+                <w:szCs w:val="20"/>
+              </w:rPr>
+              <w:t>DESCRIPCIÓN</w:t>
+            </w:r>
+          </w:p>
+        </w:tc>
+      </w:tr>
+      <w:tr>
+        <w:trPr>
+          <w:trHeight w:val="386"/>
+        </w:trPr>
+        <w:tc>
+          <w:tcPr>
+            <w:tcW w:w="363" w:type="pct"/>
+            <w:vAlign w:val="center"/>
+          </w:tcPr>
+          <w:p>
+            <w:pPr>
+              <w:spacing w:after="0" w:line="240" w:lineRule="auto"/>
+              <w:rPr>
+                <w:rFonts w:ascii="Tahoma" w:eastAsia="Calibri" w:hAnsi="Tahoma" w:cs="Tahoma"/>
+                <w:iCs/>
+                <w:sz w:val="20"/>
+                <w:szCs w:val="20"/>
+              </w:rPr>
+            </w:pPr>
+            <w:r>
+              <w:rPr>
+                <w:rFonts w:ascii="Tahoma" w:eastAsia="Calibri" w:hAnsi="Tahoma" w:cs="Tahoma"/>
+                <w:iCs/>
+                <w:sz w:val="20"/>
+                <w:szCs w:val="20"/>
+              </w:rPr>
+              <w:t>1</w:t>
+            </w:r>
+          </w:p>
+        </w:tc>
+        <w:tc>
+          <w:tcPr>
+            <w:tcW w:w="4637" w:type="pct"/>
+            <w:vAlign w:val="center"/>
+          </w:tcPr>
+          <w:p>
+            <w:pPr>
+              <w:spacing w:after="0" w:line="240" w:lineRule="auto"/>
+              <w:rPr>
+                <w:rFonts w:ascii="Tahoma" w:eastAsia="Calibri" w:hAnsi="Tahoma" w:cs="Tahoma"/>
+                <w:iCs/>
+                <w:sz w:val="20"/>
+                <w:szCs w:val="20"/>
+              </w:rPr>
+            </w:pPr>
+            <w:r>
+              <w:rPr>
+                <w:rFonts w:ascii="Tahoma" w:eastAsia="Calibri" w:hAnsi="Tahoma" w:cs="Tahoma"/>
+                <w:iCs/>
+                <w:sz w:val="20"/>
+                <w:szCs w:val="20"/>
+              </w:rPr>
+              <w:t xml:space="preserve">Reuniones </w:t>
+            </w:r>
+            <w:r>
+              <w:rPr>
+                <w:rFonts w:ascii="Tahoma" w:eastAsia="Calibri" w:hAnsi="Tahoma" w:cs="Tahoma"/>
+                <w:sz w:val="20"/>
+                <w:szCs w:val="20"/>
+              </w:rPr>
+              <w:t>periódicas</w:t>
+            </w:r>
+            <w:r>
+              <w:rPr>
+                <w:rFonts w:ascii="Tahoma" w:eastAsia="Calibri" w:hAnsi="Tahoma" w:cs="Tahoma"/>
+                <w:iCs/>
+                <w:sz w:val="20"/>
+                <w:szCs w:val="20"/>
+              </w:rPr>
+              <w:t xml:space="preserve"> de seguimiento entre el equipo de trabajo para revisar los avances, informar de cambios e incidencias y comprobar el seguimiento del cronograma.</w:t>
             </w:r>
           </w:p>
         </w:tc>
@@ -2760,501 +6047,7 @@
                 <w:sz w:val="20"/>
                 <w:szCs w:val="20"/>
               </w:rPr>
-              <w:t xml:space="preserve">Producto: Pruebas </w:t>
-            </w:r>
-            <w:r>
-              <w:rPr>
-                <w:rFonts w:ascii="Tahoma" w:eastAsia="Calibri" w:hAnsi="Tahoma" w:cs="Tahoma"/>
-                <w:iCs/>
-                <w:sz w:val="20"/>
-                <w:szCs w:val="20"/>
-              </w:rPr>
-              <w:t>de varios tipos</w:t>
-            </w:r>
-            <w:r>
-              <w:rPr>
-                <w:rFonts w:ascii="Tahoma" w:eastAsia="Calibri" w:hAnsi="Tahoma" w:cs="Tahoma"/>
-                <w:iCs/>
-                <w:sz w:val="20"/>
-                <w:szCs w:val="20"/>
-              </w:rPr>
-              <w:t>.</w:t>
-            </w:r>
-          </w:p>
-        </w:tc>
-      </w:tr>
-      <w:tr>
-        <w:trPr>
-          <w:trHeight w:val="406"/>
-        </w:trPr>
-        <w:tc>
-          <w:tcPr>
-            <w:tcW w:w="363" w:type="pct"/>
-            <w:vAlign w:val="center"/>
-          </w:tcPr>
-          <w:p>
-            <w:pPr>
-              <w:spacing w:after="0" w:line="240" w:lineRule="auto"/>
-              <w:rPr>
-                <w:rFonts w:ascii="Tahoma" w:eastAsia="Calibri" w:hAnsi="Tahoma" w:cs="Tahoma"/>
-                <w:iCs/>
-                <w:sz w:val="20"/>
-                <w:szCs w:val="20"/>
-              </w:rPr>
-            </w:pPr>
-            <w:r>
-              <w:rPr>
-                <w:rFonts w:ascii="Tahoma" w:eastAsia="Calibri" w:hAnsi="Tahoma" w:cs="Tahoma"/>
-                <w:iCs/>
-                <w:sz w:val="20"/>
-                <w:szCs w:val="20"/>
-              </w:rPr>
-              <w:t>3</w:t>
-            </w:r>
-          </w:p>
-        </w:tc>
-        <w:tc>
-          <w:tcPr>
-            <w:tcW w:w="4637" w:type="pct"/>
-            <w:vAlign w:val="center"/>
-          </w:tcPr>
-          <w:p>
-            <w:pPr>
-              <w:spacing w:after="0" w:line="240" w:lineRule="auto"/>
-              <w:rPr>
-                <w:rFonts w:ascii="Tahoma" w:eastAsia="Calibri" w:hAnsi="Tahoma" w:cs="Tahoma"/>
-                <w:iCs/>
-                <w:sz w:val="20"/>
-                <w:szCs w:val="20"/>
-              </w:rPr>
-            </w:pPr>
-            <w:r>
-              <w:rPr>
-                <w:rFonts w:ascii="Tahoma" w:eastAsia="Calibri" w:hAnsi="Tahoma" w:cs="Tahoma"/>
-                <w:iCs/>
-                <w:sz w:val="20"/>
-                <w:szCs w:val="20"/>
-              </w:rPr>
-              <w:t>Producto: Comprobación de completitud, claridad y exactitud de los manuales de usuario e instrucciones de despliegue.</w:t>
-            </w:r>
-          </w:p>
-        </w:tc>
-      </w:tr>
-    </w:tbl>
-    <w:p>
-      <w:pPr>
-        <w:shd w:val="clear" w:color="auto" w:fill="FFFFFF" w:themeFill="background1"/>
-        <w:spacing w:after="0" w:afterAutospacing="0"/>
-        <w:rPr>
-          <w:rFonts w:ascii="Tahoma" w:hAnsi="Tahoma" w:cs="Tahoma"/>
-          <w:b/>
-          <w:sz w:val="20"/>
-          <w:szCs w:val="20"/>
-        </w:rPr>
-      </w:pPr>
-    </w:p>
-    <w:tbl>
-      <w:tblPr>
-        <w:tblStyle w:val="Tablaconcuadrcula"/>
-        <w:tblW w:w="0" w:type="auto"/>
-        <w:tblLook w:val="04A0" w:firstRow="1" w:lastRow="0" w:firstColumn="1" w:lastColumn="0" w:noHBand="0" w:noVBand="1"/>
-      </w:tblPr>
-      <w:tblGrid>
-        <w:gridCol w:w="1176"/>
-        <w:gridCol w:w="2151"/>
-        <w:gridCol w:w="5137"/>
-        <w:gridCol w:w="1992"/>
-      </w:tblGrid>
-      <w:tr>
-        <w:tc>
-          <w:tcPr>
-            <w:tcW w:w="10456" w:type="dxa"/>
-            <w:gridSpan w:val="4"/>
-            <w:shd w:val="clear" w:color="auto" w:fill="D9D9D9" w:themeFill="background1" w:themeFillShade="D9"/>
-          </w:tcPr>
-          <w:p>
-            <w:pPr>
-              <w:shd w:val="clear" w:color="auto" w:fill="D9D9D9" w:themeFill="background1" w:themeFillShade="D9"/>
-              <w:spacing w:after="0" w:afterAutospacing="0"/>
-              <w:rPr>
-                <w:rFonts w:ascii="Tahoma" w:hAnsi="Tahoma" w:cs="Tahoma"/>
-                <w:b/>
-                <w:sz w:val="20"/>
-                <w:szCs w:val="20"/>
-              </w:rPr>
-            </w:pPr>
-            <w:r>
-              <w:rPr>
-                <w:rFonts w:ascii="Tahoma" w:hAnsi="Tahoma" w:cs="Tahoma"/>
-                <w:b/>
-                <w:sz w:val="20"/>
-                <w:szCs w:val="20"/>
-              </w:rPr>
-              <w:t>PLAN DE MEJORA DE LOS PROCESOS DE GESTIÓN</w:t>
-            </w:r>
-          </w:p>
-        </w:tc>
-      </w:tr>
-      <w:tr>
-        <w:trPr>
-          <w:trHeight w:val="506"/>
-        </w:trPr>
-        <w:tc>
-          <w:tcPr>
-            <w:tcW w:w="1176" w:type="dxa"/>
-            <w:shd w:val="clear" w:color="auto" w:fill="D9D9D9" w:themeFill="background1" w:themeFillShade="D9"/>
-          </w:tcPr>
-          <w:p>
-            <w:pPr>
-              <w:shd w:val="clear" w:color="auto" w:fill="D9D9D9" w:themeFill="background1" w:themeFillShade="D9"/>
-              <w:spacing w:afterAutospacing="0"/>
-              <w:jc w:val="both"/>
-              <w:rPr>
-                <w:rFonts w:ascii="Tahoma" w:hAnsi="Tahoma" w:cs="Tahoma"/>
-                <w:b/>
-                <w:sz w:val="20"/>
-                <w:szCs w:val="20"/>
-                <w:lang w:val="es-ES"/>
-              </w:rPr>
-            </w:pPr>
-            <w:r>
-              <w:rPr>
-                <w:rFonts w:ascii="Tahoma" w:hAnsi="Tahoma" w:cs="Tahoma"/>
-                <w:b/>
-                <w:sz w:val="20"/>
-                <w:szCs w:val="20"/>
-                <w:lang w:val="es-ES"/>
-              </w:rPr>
-              <w:t>EDT #</w:t>
-            </w:r>
-          </w:p>
-        </w:tc>
-        <w:tc>
-          <w:tcPr>
-            <w:tcW w:w="2151" w:type="dxa"/>
-            <w:shd w:val="clear" w:color="auto" w:fill="D9D9D9" w:themeFill="background1" w:themeFillShade="D9"/>
-          </w:tcPr>
-          <w:p>
-            <w:pPr>
-              <w:shd w:val="clear" w:color="auto" w:fill="D9D9D9" w:themeFill="background1" w:themeFillShade="D9"/>
-              <w:spacing w:afterAutospacing="0"/>
-              <w:rPr>
-                <w:rFonts w:ascii="Tahoma" w:hAnsi="Tahoma" w:cs="Tahoma"/>
-                <w:b/>
-                <w:sz w:val="20"/>
-                <w:szCs w:val="20"/>
-                <w:lang w:val="es-ES"/>
-              </w:rPr>
-            </w:pPr>
-            <w:r>
-              <w:rPr>
-                <w:rFonts w:ascii="Tahoma" w:hAnsi="Tahoma" w:cs="Tahoma"/>
-                <w:b/>
-                <w:sz w:val="20"/>
-                <w:szCs w:val="20"/>
-                <w:lang w:val="es-ES"/>
-              </w:rPr>
-              <w:t>PAQUETE DE TRABAJO</w:t>
-            </w:r>
-          </w:p>
-        </w:tc>
-        <w:tc>
-          <w:tcPr>
-            <w:tcW w:w="5137" w:type="dxa"/>
-            <w:shd w:val="clear" w:color="auto" w:fill="D9D9D9" w:themeFill="background1" w:themeFillShade="D9"/>
-          </w:tcPr>
-          <w:p>
-            <w:pPr>
-              <w:shd w:val="clear" w:color="auto" w:fill="D9D9D9" w:themeFill="background1" w:themeFillShade="D9"/>
-              <w:spacing w:afterAutospacing="0"/>
-              <w:jc w:val="both"/>
-              <w:rPr>
-                <w:rFonts w:ascii="Tahoma" w:hAnsi="Tahoma" w:cs="Tahoma"/>
-                <w:b/>
-                <w:sz w:val="20"/>
-                <w:szCs w:val="20"/>
-                <w:lang w:val="es-ES"/>
-              </w:rPr>
-            </w:pPr>
-            <w:r>
-              <w:rPr>
-                <w:rFonts w:ascii="Tahoma" w:hAnsi="Tahoma" w:cs="Tahoma"/>
-                <w:b/>
-                <w:sz w:val="20"/>
-                <w:szCs w:val="20"/>
-                <w:lang w:val="es-ES"/>
-              </w:rPr>
-              <w:t>ACTIVIDAD</w:t>
-            </w:r>
-          </w:p>
-          <w:p>
-            <w:pPr>
-              <w:shd w:val="clear" w:color="auto" w:fill="D9D9D9" w:themeFill="background1" w:themeFillShade="D9"/>
-              <w:spacing w:afterAutospacing="0"/>
-              <w:jc w:val="both"/>
-              <w:rPr>
-                <w:rFonts w:ascii="Tahoma" w:hAnsi="Tahoma" w:cs="Tahoma"/>
-                <w:b/>
-                <w:sz w:val="20"/>
-                <w:szCs w:val="20"/>
-                <w:lang w:val="es-ES"/>
-              </w:rPr>
-            </w:pPr>
-          </w:p>
-        </w:tc>
-        <w:tc>
-          <w:tcPr>
-            <w:tcW w:w="1992" w:type="dxa"/>
-            <w:shd w:val="clear" w:color="auto" w:fill="D9D9D9" w:themeFill="background1" w:themeFillShade="D9"/>
-          </w:tcPr>
-          <w:p>
-            <w:pPr>
-              <w:shd w:val="clear" w:color="auto" w:fill="D9D9D9" w:themeFill="background1" w:themeFillShade="D9"/>
-              <w:spacing w:afterAutospacing="0"/>
-              <w:jc w:val="both"/>
-              <w:rPr>
-                <w:rFonts w:ascii="Tahoma" w:hAnsi="Tahoma" w:cs="Tahoma"/>
-                <w:b/>
-                <w:sz w:val="20"/>
-                <w:szCs w:val="20"/>
-                <w:lang w:val="es-ES"/>
-              </w:rPr>
-            </w:pPr>
-            <w:r>
-              <w:rPr>
-                <w:rFonts w:ascii="Tahoma" w:hAnsi="Tahoma" w:cs="Tahoma"/>
-                <w:b/>
-                <w:sz w:val="20"/>
-                <w:szCs w:val="20"/>
-                <w:lang w:val="es-ES"/>
-              </w:rPr>
-              <w:t>RESPONSABLE</w:t>
-            </w:r>
-          </w:p>
-        </w:tc>
-      </w:tr>
-      <w:tr>
-        <w:tc>
-          <w:tcPr>
-            <w:tcW w:w="1176" w:type="dxa"/>
-          </w:tcPr>
-          <w:p>
-            <w:pPr>
-              <w:spacing w:afterAutospacing="0"/>
-              <w:jc w:val="both"/>
-              <w:rPr>
-                <w:rFonts w:ascii="Tahoma" w:hAnsi="Tahoma" w:cs="Tahoma"/>
-                <w:sz w:val="20"/>
-                <w:szCs w:val="20"/>
-                <w:lang w:val="es-ES"/>
-              </w:rPr>
-            </w:pPr>
-            <w:r>
-              <w:rPr>
-                <w:rFonts w:ascii="Tahoma" w:hAnsi="Tahoma" w:cs="Tahoma"/>
-                <w:sz w:val="20"/>
-                <w:szCs w:val="20"/>
-                <w:lang w:val="es-ES"/>
-              </w:rPr>
-              <w:t>A14</w:t>
-            </w:r>
-          </w:p>
-        </w:tc>
-        <w:tc>
-          <w:tcPr>
-            <w:tcW w:w="2151" w:type="dxa"/>
-          </w:tcPr>
-          <w:p>
-            <w:pPr>
-              <w:spacing w:afterAutospacing="0"/>
-              <w:jc w:val="both"/>
-              <w:rPr>
-                <w:rFonts w:ascii="Tahoma" w:hAnsi="Tahoma" w:cs="Tahoma"/>
-                <w:sz w:val="20"/>
-                <w:szCs w:val="20"/>
-                <w:lang w:val="es-ES"/>
-              </w:rPr>
-            </w:pPr>
-            <w:r>
-              <w:rPr>
-                <w:rFonts w:ascii="Tahoma" w:hAnsi="Tahoma" w:cs="Tahoma"/>
-                <w:sz w:val="20"/>
-                <w:szCs w:val="20"/>
-                <w:lang w:val="es-ES"/>
-              </w:rPr>
-              <w:t>Seguimiento</w:t>
-            </w:r>
-          </w:p>
-        </w:tc>
-        <w:tc>
-          <w:tcPr>
-            <w:tcW w:w="5137" w:type="dxa"/>
-          </w:tcPr>
-          <w:p>
-            <w:pPr>
-              <w:spacing w:afterAutospacing="0"/>
-              <w:jc w:val="both"/>
-              <w:rPr>
-                <w:rFonts w:ascii="Tahoma" w:hAnsi="Tahoma" w:cs="Tahoma"/>
-                <w:sz w:val="20"/>
-                <w:szCs w:val="20"/>
-                <w:lang w:val="es-ES"/>
-              </w:rPr>
-            </w:pPr>
-            <w:r>
-              <w:rPr>
-                <w:rFonts w:ascii="Tahoma" w:hAnsi="Tahoma" w:cs="Tahoma"/>
-                <w:sz w:val="20"/>
-                <w:szCs w:val="20"/>
-                <w:lang w:val="es-ES"/>
-              </w:rPr>
-              <w:t>Revisar las incidencias más frecuentes para identificar causas raíz y poder identificar procesos de prevención.</w:t>
-            </w:r>
-          </w:p>
-        </w:tc>
-        <w:tc>
-          <w:tcPr>
-            <w:tcW w:w="1992" w:type="dxa"/>
-          </w:tcPr>
-          <w:p>
-            <w:pPr>
-              <w:spacing w:afterAutospacing="0"/>
-              <w:jc w:val="both"/>
-              <w:rPr>
-                <w:rFonts w:ascii="Tahoma" w:hAnsi="Tahoma" w:cs="Tahoma"/>
-                <w:sz w:val="20"/>
-                <w:szCs w:val="20"/>
-                <w:lang w:val="es-ES"/>
-              </w:rPr>
-            </w:pPr>
-            <w:r>
-              <w:rPr>
-                <w:rFonts w:ascii="Tahoma" w:hAnsi="Tahoma" w:cs="Tahoma"/>
-                <w:sz w:val="20"/>
-                <w:szCs w:val="20"/>
-                <w:lang w:val="es-ES"/>
-              </w:rPr>
-              <w:t>Jefe</w:t>
-            </w:r>
-            <w:r>
-              <w:rPr>
-                <w:rFonts w:ascii="Tahoma" w:hAnsi="Tahoma" w:cs="Tahoma"/>
-                <w:sz w:val="20"/>
-                <w:szCs w:val="20"/>
-                <w:lang w:val="es-ES"/>
-              </w:rPr>
-              <w:t xml:space="preserve"> de proyecto</w:t>
-            </w:r>
-          </w:p>
-        </w:tc>
-      </w:tr>
-      <w:tr>
-        <w:tc>
-          <w:tcPr>
-            <w:tcW w:w="1176" w:type="dxa"/>
-          </w:tcPr>
-          <w:p>
-            <w:pPr>
-              <w:spacing w:afterAutospacing="0"/>
-              <w:jc w:val="both"/>
-              <w:rPr>
-                <w:rFonts w:ascii="Tahoma" w:hAnsi="Tahoma" w:cs="Tahoma"/>
-                <w:sz w:val="20"/>
-                <w:szCs w:val="20"/>
-              </w:rPr>
-            </w:pPr>
-            <w:r>
-              <w:rPr>
-                <w:rFonts w:ascii="Tahoma" w:hAnsi="Tahoma" w:cs="Tahoma"/>
-                <w:sz w:val="20"/>
-                <w:szCs w:val="20"/>
-                <w:lang w:val="es-ES"/>
-              </w:rPr>
-              <w:t>A16</w:t>
-            </w:r>
-          </w:p>
-        </w:tc>
-        <w:tc>
-          <w:tcPr>
-            <w:tcW w:w="2151" w:type="dxa"/>
-          </w:tcPr>
-          <w:p>
-            <w:pPr>
-              <w:spacing w:afterAutospacing="0"/>
-              <w:jc w:val="both"/>
-              <w:rPr>
-                <w:rFonts w:ascii="Tahoma" w:hAnsi="Tahoma" w:cs="Tahoma"/>
-                <w:sz w:val="20"/>
-                <w:szCs w:val="20"/>
-              </w:rPr>
-            </w:pPr>
-            <w:r>
-              <w:rPr>
-                <w:rFonts w:ascii="Tahoma" w:hAnsi="Tahoma" w:cs="Tahoma"/>
-                <w:sz w:val="20"/>
-                <w:szCs w:val="20"/>
-                <w:lang w:val="es-ES"/>
-              </w:rPr>
-              <w:t>Seguimiento</w:t>
-            </w:r>
-          </w:p>
-        </w:tc>
-        <w:tc>
-          <w:tcPr>
-            <w:tcW w:w="5137" w:type="dxa"/>
-          </w:tcPr>
-          <w:p>
-            <w:pPr>
-              <w:spacing w:afterAutospacing="0"/>
-              <w:jc w:val="both"/>
-              <w:rPr>
-                <w:rFonts w:ascii="Tahoma" w:hAnsi="Tahoma" w:cs="Tahoma"/>
-                <w:sz w:val="20"/>
-                <w:szCs w:val="20"/>
-              </w:rPr>
-            </w:pPr>
-            <w:r>
-              <w:rPr>
-                <w:rFonts w:ascii="Tahoma" w:hAnsi="Tahoma" w:cs="Tahoma"/>
-                <w:sz w:val="20"/>
-                <w:szCs w:val="20"/>
-                <w:lang w:val="es-ES"/>
-              </w:rPr>
-              <w:t>Evaluar la gestión de los cambios realizadas, con el objetivo de realizar ajustes y correcciones.</w:t>
-            </w:r>
-          </w:p>
-        </w:tc>
-        <w:tc>
-          <w:tcPr>
-            <w:tcW w:w="1992" w:type="dxa"/>
-          </w:tcPr>
-          <w:p>
-            <w:pPr>
-              <w:spacing w:afterAutospacing="0"/>
-              <w:jc w:val="both"/>
-              <w:rPr>
-                <w:rFonts w:ascii="Tahoma" w:hAnsi="Tahoma" w:cs="Tahoma"/>
-                <w:sz w:val="20"/>
-                <w:szCs w:val="20"/>
-              </w:rPr>
-            </w:pPr>
-            <w:r>
-              <w:rPr>
-                <w:rFonts w:ascii="Tahoma" w:hAnsi="Tahoma" w:cs="Tahoma"/>
-                <w:sz w:val="20"/>
-                <w:szCs w:val="20"/>
-                <w:lang w:val="es-ES"/>
-              </w:rPr>
-              <w:t>Jefe</w:t>
-            </w:r>
-            <w:r>
-              <w:rPr>
-                <w:rFonts w:ascii="Tahoma" w:hAnsi="Tahoma" w:cs="Tahoma"/>
-                <w:sz w:val="20"/>
-                <w:szCs w:val="20"/>
-                <w:lang w:val="es-ES"/>
-              </w:rPr>
-              <w:t xml:space="preserve"> de proyecto</w:t>
+              <w:t xml:space="preserve">Reuniones de revisión antes de hitos importantes para comprobar que se está siguiendo el plan y que se podrá cumplir con dichos hitos sin retrasos. </w:t>
             </w:r>
           </w:p>
         </w:tc>
@@ -3309,7 +6102,6 @@
                 <w:szCs w:val="20"/>
               </w:rPr>
             </w:pPr>
-            <w:proofErr w:type="gramStart"/>
             <w:r>
               <w:rPr>
                 <w:rFonts w:ascii="Tahoma" w:eastAsia="Calibri" w:hAnsi="Tahoma" w:cs="Tahoma"/>
@@ -3318,9 +6110,8 @@
                 <w:sz w:val="20"/>
                 <w:szCs w:val="20"/>
               </w:rPr>
-              <w:t>HITOS A INCLUIR</w:t>
-            </w:r>
-            <w:proofErr w:type="gramEnd"/>
+              <w:t>INFORMES A ELABORAR</w:t>
+            </w:r>
           </w:p>
         </w:tc>
       </w:tr>
@@ -3441,600 +6232,6 @@
                 <w:sz w:val="20"/>
                 <w:szCs w:val="20"/>
               </w:rPr>
-              <w:t xml:space="preserve">Aprobación de la Planificación y Diseño: </w:t>
-            </w:r>
-            <w:r>
-              <w:rPr>
-                <w:rFonts w:ascii="Tahoma" w:eastAsia="Calibri" w:hAnsi="Tahoma" w:cs="Tahoma"/>
-                <w:iCs/>
-                <w:sz w:val="20"/>
-                <w:szCs w:val="20"/>
-              </w:rPr>
-              <w:t>El documento GDD está completado y validado por el equipo y el tutor. Se han establecido los requisitos, el alcance, el cronograma y el plan de riesgos.</w:t>
-            </w:r>
-          </w:p>
-        </w:tc>
-      </w:tr>
-      <w:tr>
-        <w:trPr>
-          <w:trHeight w:val="386"/>
-        </w:trPr>
-        <w:tc>
-          <w:tcPr>
-            <w:tcW w:w="363" w:type="pct"/>
-            <w:tcBorders>
-              <w:top w:val="single" w:sz="4" w:space="0" w:color="auto"/>
-              <w:left w:val="single" w:sz="4" w:space="0" w:color="auto"/>
-              <w:bottom w:val="single" w:sz="4" w:space="0" w:color="auto"/>
-              <w:right w:val="single" w:sz="4" w:space="0" w:color="auto"/>
-            </w:tcBorders>
-            <w:vAlign w:val="center"/>
-          </w:tcPr>
-          <w:p>
-            <w:pPr>
-              <w:spacing w:after="0" w:line="240" w:lineRule="auto"/>
-              <w:rPr>
-                <w:rFonts w:ascii="Tahoma" w:eastAsia="Calibri" w:hAnsi="Tahoma" w:cs="Tahoma"/>
-                <w:iCs/>
-                <w:sz w:val="20"/>
-                <w:szCs w:val="20"/>
-              </w:rPr>
-            </w:pPr>
-            <w:r>
-              <w:rPr>
-                <w:rFonts w:ascii="Tahoma" w:eastAsia="Calibri" w:hAnsi="Tahoma" w:cs="Tahoma"/>
-                <w:iCs/>
-                <w:sz w:val="20"/>
-                <w:szCs w:val="20"/>
-              </w:rPr>
-              <w:t>2</w:t>
-            </w:r>
-          </w:p>
-        </w:tc>
-        <w:tc>
-          <w:tcPr>
-            <w:tcW w:w="4637" w:type="pct"/>
-            <w:tcBorders>
-              <w:top w:val="single" w:sz="4" w:space="0" w:color="auto"/>
-              <w:left w:val="single" w:sz="4" w:space="0" w:color="auto"/>
-              <w:bottom w:val="single" w:sz="4" w:space="0" w:color="auto"/>
-              <w:right w:val="single" w:sz="4" w:space="0" w:color="auto"/>
-            </w:tcBorders>
-            <w:vAlign w:val="center"/>
-          </w:tcPr>
-          <w:p>
-            <w:pPr>
-              <w:spacing w:after="0" w:line="240" w:lineRule="auto"/>
-              <w:rPr>
-                <w:rFonts w:ascii="Tahoma" w:eastAsia="Calibri" w:hAnsi="Tahoma" w:cs="Tahoma"/>
-                <w:iCs/>
-                <w:sz w:val="20"/>
-                <w:szCs w:val="20"/>
-              </w:rPr>
-            </w:pPr>
-            <w:r>
-              <w:rPr>
-                <w:rFonts w:ascii="Tahoma" w:eastAsia="Calibri" w:hAnsi="Tahoma" w:cs="Tahoma"/>
-                <w:iCs/>
-                <w:sz w:val="20"/>
-                <w:szCs w:val="20"/>
-              </w:rPr>
-              <w:t>Prototipo Funcional</w:t>
-            </w:r>
-            <w:r>
-              <w:rPr>
-                <w:rFonts w:ascii="Tahoma" w:eastAsia="Calibri" w:hAnsi="Tahoma" w:cs="Tahoma"/>
-                <w:iCs/>
-                <w:sz w:val="20"/>
-                <w:szCs w:val="20"/>
-              </w:rPr>
-              <w:t>: Versión jugable temprana donde las mecánicas base (movimiento, salto, combate y cambio de colores) funcionan correctamente.</w:t>
-            </w:r>
-          </w:p>
-        </w:tc>
-      </w:tr>
-      <w:tr>
-        <w:trPr>
-          <w:trHeight w:val="386"/>
-        </w:trPr>
-        <w:tc>
-          <w:tcPr>
-            <w:tcW w:w="363" w:type="pct"/>
-            <w:tcBorders>
-              <w:top w:val="single" w:sz="4" w:space="0" w:color="auto"/>
-              <w:left w:val="single" w:sz="4" w:space="0" w:color="auto"/>
-              <w:bottom w:val="single" w:sz="4" w:space="0" w:color="auto"/>
-              <w:right w:val="single" w:sz="4" w:space="0" w:color="auto"/>
-            </w:tcBorders>
-            <w:vAlign w:val="center"/>
-          </w:tcPr>
-          <w:p>
-            <w:pPr>
-              <w:spacing w:after="0" w:line="240" w:lineRule="auto"/>
-              <w:rPr>
-                <w:rFonts w:ascii="Tahoma" w:eastAsia="Calibri" w:hAnsi="Tahoma" w:cs="Tahoma"/>
-                <w:iCs/>
-                <w:sz w:val="20"/>
-                <w:szCs w:val="20"/>
-              </w:rPr>
-            </w:pPr>
-            <w:r>
-              <w:rPr>
-                <w:rFonts w:ascii="Tahoma" w:eastAsia="Calibri" w:hAnsi="Tahoma" w:cs="Tahoma"/>
-                <w:iCs/>
-                <w:sz w:val="20"/>
-                <w:szCs w:val="20"/>
-              </w:rPr>
-              <w:t>3</w:t>
-            </w:r>
-          </w:p>
-        </w:tc>
-        <w:tc>
-          <w:tcPr>
-            <w:tcW w:w="4637" w:type="pct"/>
-            <w:tcBorders>
-              <w:top w:val="single" w:sz="4" w:space="0" w:color="auto"/>
-              <w:left w:val="single" w:sz="4" w:space="0" w:color="auto"/>
-              <w:bottom w:val="single" w:sz="4" w:space="0" w:color="auto"/>
-              <w:right w:val="single" w:sz="4" w:space="0" w:color="auto"/>
-            </w:tcBorders>
-            <w:vAlign w:val="center"/>
-          </w:tcPr>
-          <w:p>
-            <w:pPr>
-              <w:spacing w:after="0" w:line="240" w:lineRule="auto"/>
-              <w:rPr>
-                <w:rFonts w:ascii="Tahoma" w:eastAsia="Calibri" w:hAnsi="Tahoma" w:cs="Tahoma"/>
-                <w:iCs/>
-                <w:sz w:val="20"/>
-                <w:szCs w:val="20"/>
-              </w:rPr>
-            </w:pPr>
-            <w:r>
-              <w:rPr>
-                <w:rFonts w:ascii="Tahoma" w:eastAsia="Calibri" w:hAnsi="Tahoma" w:cs="Tahoma"/>
-                <w:iCs/>
-                <w:sz w:val="20"/>
-                <w:szCs w:val="20"/>
-              </w:rPr>
-              <w:t>Cierre del Proyecto y Entrega Final</w:t>
-            </w:r>
-            <w:r>
-              <w:rPr>
-                <w:rFonts w:ascii="Tahoma" w:eastAsia="Calibri" w:hAnsi="Tahoma" w:cs="Tahoma"/>
-                <w:iCs/>
-                <w:sz w:val="20"/>
-                <w:szCs w:val="20"/>
-              </w:rPr>
-              <w:t>: Incluye el ejecutable final sin errores conocidos, la Memoria redactada según normativa, los manuales de usuario y el código fuente limpio en el repositorio.</w:t>
-            </w:r>
-          </w:p>
-        </w:tc>
-      </w:tr>
-    </w:tbl>
-    <w:p>
-      <w:pPr>
-        <w:rPr>
-          <w:rFonts w:ascii="Tahoma" w:hAnsi="Tahoma" w:cs="Tahoma"/>
-        </w:rPr>
-      </w:pPr>
-    </w:p>
-    <w:tbl>
-      <w:tblPr>
-        <w:tblW w:w="4995" w:type="pct"/>
-        <w:tblInd w:w="18" w:type="dxa"/>
-        <w:tblBorders>
-          <w:top w:val="single" w:sz="4" w:space="0" w:color="auto"/>
-          <w:left w:val="single" w:sz="4" w:space="0" w:color="auto"/>
-          <w:bottom w:val="single" w:sz="4" w:space="0" w:color="auto"/>
-          <w:right w:val="single" w:sz="4" w:space="0" w:color="auto"/>
-          <w:insideH w:val="single" w:sz="4" w:space="0" w:color="auto"/>
-          <w:insideV w:val="single" w:sz="4" w:space="0" w:color="auto"/>
-        </w:tblBorders>
-        <w:tblLook w:val="00A0" w:firstRow="1" w:lastRow="0" w:firstColumn="1" w:lastColumn="0" w:noHBand="0" w:noVBand="0"/>
-      </w:tblPr>
-      <w:tblGrid>
-        <w:gridCol w:w="758"/>
-        <w:gridCol w:w="9688"/>
-      </w:tblGrid>
-      <w:tr>
-        <w:trPr>
-          <w:trHeight w:val="241"/>
-        </w:trPr>
-        <w:tc>
-          <w:tcPr>
-            <w:tcW w:w="5000" w:type="pct"/>
-            <w:gridSpan w:val="2"/>
-            <w:shd w:val="clear" w:color="auto" w:fill="D9D9D9" w:themeFill="background1" w:themeFillShade="D9"/>
-            <w:vAlign w:val="bottom"/>
-          </w:tcPr>
-          <w:p>
-            <w:pPr>
-              <w:spacing w:after="0" w:line="240" w:lineRule="auto"/>
-              <w:rPr>
-                <w:rFonts w:ascii="Tahoma" w:eastAsia="Calibri" w:hAnsi="Tahoma" w:cs="Tahoma"/>
-                <w:b/>
-                <w:bCs/>
-                <w:sz w:val="20"/>
-                <w:szCs w:val="20"/>
-              </w:rPr>
-            </w:pPr>
-            <w:proofErr w:type="gramStart"/>
-            <w:r>
-              <w:rPr>
-                <w:rFonts w:ascii="Tahoma" w:eastAsia="Calibri" w:hAnsi="Tahoma" w:cs="Tahoma"/>
-                <w:b/>
-                <w:bCs/>
-                <w:sz w:val="20"/>
-                <w:szCs w:val="20"/>
-              </w:rPr>
-              <w:t>REUNIONES A REALIZAR</w:t>
-            </w:r>
-            <w:proofErr w:type="gramEnd"/>
-          </w:p>
-        </w:tc>
-      </w:tr>
-      <w:tr>
-        <w:trPr>
-          <w:trHeight w:val="286"/>
-        </w:trPr>
-        <w:tc>
-          <w:tcPr>
-            <w:tcW w:w="363" w:type="pct"/>
-            <w:shd w:val="clear" w:color="auto" w:fill="D9D9D9" w:themeFill="background1" w:themeFillShade="D9"/>
-            <w:vAlign w:val="center"/>
-          </w:tcPr>
-          <w:p>
-            <w:pPr>
-              <w:spacing w:after="0" w:line="240" w:lineRule="auto"/>
-              <w:jc w:val="center"/>
-              <w:rPr>
-                <w:rFonts w:ascii="Tahoma" w:eastAsia="Calibri" w:hAnsi="Tahoma" w:cs="Tahoma"/>
-                <w:b/>
-                <w:bCs/>
-                <w:sz w:val="20"/>
-                <w:szCs w:val="20"/>
-              </w:rPr>
-            </w:pPr>
-            <w:r>
-              <w:rPr>
-                <w:rFonts w:ascii="Tahoma" w:eastAsia="Calibri" w:hAnsi="Tahoma" w:cs="Tahoma"/>
-                <w:b/>
-                <w:bCs/>
-                <w:sz w:val="20"/>
-                <w:szCs w:val="20"/>
-              </w:rPr>
-              <w:t>#</w:t>
-            </w:r>
-          </w:p>
-        </w:tc>
-        <w:tc>
-          <w:tcPr>
-            <w:tcW w:w="4637" w:type="pct"/>
-            <w:shd w:val="clear" w:color="auto" w:fill="D9D9D9" w:themeFill="background1" w:themeFillShade="D9"/>
-            <w:vAlign w:val="center"/>
-          </w:tcPr>
-          <w:p>
-            <w:pPr>
-              <w:spacing w:after="0" w:line="240" w:lineRule="auto"/>
-              <w:jc w:val="center"/>
-              <w:rPr>
-                <w:rFonts w:ascii="Tahoma" w:eastAsia="Calibri" w:hAnsi="Tahoma" w:cs="Tahoma"/>
-                <w:b/>
-                <w:bCs/>
-                <w:sz w:val="20"/>
-                <w:szCs w:val="20"/>
-              </w:rPr>
-            </w:pPr>
-            <w:r>
-              <w:rPr>
-                <w:rFonts w:ascii="Tahoma" w:eastAsia="Calibri" w:hAnsi="Tahoma" w:cs="Tahoma"/>
-                <w:b/>
-                <w:bCs/>
-                <w:sz w:val="20"/>
-                <w:szCs w:val="20"/>
-              </w:rPr>
-              <w:t>DESCRIPCIÓN</w:t>
-            </w:r>
-          </w:p>
-        </w:tc>
-      </w:tr>
-      <w:tr>
-        <w:trPr>
-          <w:trHeight w:val="386"/>
-        </w:trPr>
-        <w:tc>
-          <w:tcPr>
-            <w:tcW w:w="363" w:type="pct"/>
-            <w:vAlign w:val="center"/>
-          </w:tcPr>
-          <w:p>
-            <w:pPr>
-              <w:spacing w:after="0" w:line="240" w:lineRule="auto"/>
-              <w:rPr>
-                <w:rFonts w:ascii="Tahoma" w:eastAsia="Calibri" w:hAnsi="Tahoma" w:cs="Tahoma"/>
-                <w:iCs/>
-                <w:sz w:val="20"/>
-                <w:szCs w:val="20"/>
-              </w:rPr>
-            </w:pPr>
-            <w:r>
-              <w:rPr>
-                <w:rFonts w:ascii="Tahoma" w:eastAsia="Calibri" w:hAnsi="Tahoma" w:cs="Tahoma"/>
-                <w:iCs/>
-                <w:sz w:val="20"/>
-                <w:szCs w:val="20"/>
-              </w:rPr>
-              <w:t>1</w:t>
-            </w:r>
-          </w:p>
-        </w:tc>
-        <w:tc>
-          <w:tcPr>
-            <w:tcW w:w="4637" w:type="pct"/>
-            <w:vAlign w:val="center"/>
-          </w:tcPr>
-          <w:p>
-            <w:pPr>
-              <w:spacing w:after="0" w:line="240" w:lineRule="auto"/>
-              <w:rPr>
-                <w:rFonts w:ascii="Tahoma" w:eastAsia="Calibri" w:hAnsi="Tahoma" w:cs="Tahoma"/>
-                <w:iCs/>
-                <w:sz w:val="20"/>
-                <w:szCs w:val="20"/>
-              </w:rPr>
-            </w:pPr>
-            <w:r>
-              <w:rPr>
-                <w:rFonts w:ascii="Tahoma" w:eastAsia="Calibri" w:hAnsi="Tahoma" w:cs="Tahoma"/>
-                <w:iCs/>
-                <w:sz w:val="20"/>
-                <w:szCs w:val="20"/>
-              </w:rPr>
-              <w:t>Reuniones semanales de seguimiento entre el equipo de trabajo para revisar los avances, informar de cambios e incidencias y comprobar el seguimiento del cronograma.</w:t>
-            </w:r>
-          </w:p>
-        </w:tc>
-      </w:tr>
-      <w:tr>
-        <w:trPr>
-          <w:trHeight w:val="406"/>
-        </w:trPr>
-        <w:tc>
-          <w:tcPr>
-            <w:tcW w:w="363" w:type="pct"/>
-            <w:vAlign w:val="center"/>
-          </w:tcPr>
-          <w:p>
-            <w:pPr>
-              <w:spacing w:after="0" w:line="240" w:lineRule="auto"/>
-              <w:rPr>
-                <w:rFonts w:ascii="Tahoma" w:eastAsia="Calibri" w:hAnsi="Tahoma" w:cs="Tahoma"/>
-                <w:iCs/>
-                <w:sz w:val="20"/>
-                <w:szCs w:val="20"/>
-              </w:rPr>
-            </w:pPr>
-            <w:r>
-              <w:rPr>
-                <w:rFonts w:ascii="Tahoma" w:eastAsia="Calibri" w:hAnsi="Tahoma" w:cs="Tahoma"/>
-                <w:iCs/>
-                <w:sz w:val="20"/>
-                <w:szCs w:val="20"/>
-              </w:rPr>
-              <w:t>2</w:t>
-            </w:r>
-          </w:p>
-        </w:tc>
-        <w:tc>
-          <w:tcPr>
-            <w:tcW w:w="4637" w:type="pct"/>
-            <w:vAlign w:val="center"/>
-          </w:tcPr>
-          <w:p>
-            <w:pPr>
-              <w:spacing w:after="0" w:line="240" w:lineRule="auto"/>
-              <w:rPr>
-                <w:rFonts w:ascii="Tahoma" w:eastAsia="Calibri" w:hAnsi="Tahoma" w:cs="Tahoma"/>
-                <w:iCs/>
-                <w:sz w:val="20"/>
-                <w:szCs w:val="20"/>
-              </w:rPr>
-            </w:pPr>
-            <w:r>
-              <w:rPr>
-                <w:rFonts w:ascii="Tahoma" w:eastAsia="Calibri" w:hAnsi="Tahoma" w:cs="Tahoma"/>
-                <w:iCs/>
-                <w:sz w:val="20"/>
-                <w:szCs w:val="20"/>
-              </w:rPr>
-              <w:t xml:space="preserve">Reuniones de revisión antes de hitos importantes para comprobar que se está siguiendo el plan y que se podrá cumplir con dichos hitos sin retrasos. </w:t>
-            </w:r>
-          </w:p>
-        </w:tc>
-      </w:tr>
-    </w:tbl>
-    <w:p>
-      <w:pPr>
-        <w:spacing w:after="0" w:afterAutospacing="0"/>
-        <w:jc w:val="both"/>
-        <w:rPr>
-          <w:rFonts w:ascii="Tahoma" w:hAnsi="Tahoma" w:cs="Tahoma"/>
-        </w:rPr>
-      </w:pPr>
-    </w:p>
-    <w:tbl>
-      <w:tblPr>
-        <w:tblW w:w="4995" w:type="pct"/>
-        <w:tblInd w:w="18" w:type="dxa"/>
-        <w:tblBorders>
-          <w:top w:val="single" w:sz="4" w:space="0" w:color="auto"/>
-          <w:left w:val="single" w:sz="4" w:space="0" w:color="auto"/>
-          <w:bottom w:val="single" w:sz="4" w:space="0" w:color="auto"/>
-          <w:right w:val="single" w:sz="4" w:space="0" w:color="auto"/>
-          <w:insideH w:val="single" w:sz="4" w:space="0" w:color="auto"/>
-          <w:insideV w:val="single" w:sz="4" w:space="0" w:color="auto"/>
-        </w:tblBorders>
-        <w:tblLook w:val="00A0" w:firstRow="1" w:lastRow="0" w:firstColumn="1" w:lastColumn="0" w:noHBand="0" w:noVBand="0"/>
-      </w:tblPr>
-      <w:tblGrid>
-        <w:gridCol w:w="758"/>
-        <w:gridCol w:w="9688"/>
-      </w:tblGrid>
-      <w:tr>
-        <w:trPr>
-          <w:trHeight w:val="241"/>
-        </w:trPr>
-        <w:tc>
-          <w:tcPr>
-            <w:tcW w:w="5000" w:type="pct"/>
-            <w:gridSpan w:val="2"/>
-            <w:shd w:val="clear" w:color="auto" w:fill="D9D9D9" w:themeFill="background1" w:themeFillShade="D9"/>
-            <w:vAlign w:val="bottom"/>
-          </w:tcPr>
-          <w:p>
-            <w:pPr>
-              <w:spacing w:after="0" w:line="240" w:lineRule="auto"/>
-              <w:rPr>
-                <w:rFonts w:ascii="Tahoma" w:eastAsia="Calibri" w:hAnsi="Tahoma" w:cs="Tahoma"/>
-                <w:b/>
-                <w:bCs/>
-                <w:sz w:val="20"/>
-                <w:szCs w:val="20"/>
-              </w:rPr>
-            </w:pPr>
-            <w:proofErr w:type="gramStart"/>
-            <w:r>
-              <w:rPr>
-                <w:rFonts w:ascii="Tahoma" w:eastAsia="Calibri" w:hAnsi="Tahoma" w:cs="Tahoma"/>
-                <w:b/>
-                <w:bCs/>
-                <w:sz w:val="20"/>
-                <w:szCs w:val="20"/>
-              </w:rPr>
-              <w:t>INFORMES A ELABORAR</w:t>
-            </w:r>
-            <w:proofErr w:type="gramEnd"/>
-          </w:p>
-        </w:tc>
-      </w:tr>
-      <w:tr>
-        <w:trPr>
-          <w:trHeight w:val="286"/>
-        </w:trPr>
-        <w:tc>
-          <w:tcPr>
-            <w:tcW w:w="363" w:type="pct"/>
-            <w:shd w:val="clear" w:color="auto" w:fill="D9D9D9" w:themeFill="background1" w:themeFillShade="D9"/>
-            <w:vAlign w:val="center"/>
-          </w:tcPr>
-          <w:p>
-            <w:pPr>
-              <w:spacing w:after="0" w:line="240" w:lineRule="auto"/>
-              <w:jc w:val="center"/>
-              <w:rPr>
-                <w:rFonts w:ascii="Tahoma" w:eastAsia="Calibri" w:hAnsi="Tahoma" w:cs="Tahoma"/>
-                <w:b/>
-                <w:bCs/>
-                <w:sz w:val="20"/>
-                <w:szCs w:val="20"/>
-              </w:rPr>
-            </w:pPr>
-            <w:r>
-              <w:rPr>
-                <w:rFonts w:ascii="Tahoma" w:eastAsia="Calibri" w:hAnsi="Tahoma" w:cs="Tahoma"/>
-                <w:b/>
-                <w:bCs/>
-                <w:sz w:val="20"/>
-                <w:szCs w:val="20"/>
-              </w:rPr>
-              <w:t>#</w:t>
-            </w:r>
-          </w:p>
-        </w:tc>
-        <w:tc>
-          <w:tcPr>
-            <w:tcW w:w="4637" w:type="pct"/>
-            <w:shd w:val="clear" w:color="auto" w:fill="D9D9D9" w:themeFill="background1" w:themeFillShade="D9"/>
-            <w:vAlign w:val="center"/>
-          </w:tcPr>
-          <w:p>
-            <w:pPr>
-              <w:spacing w:after="0" w:line="240" w:lineRule="auto"/>
-              <w:jc w:val="center"/>
-              <w:rPr>
-                <w:rFonts w:ascii="Tahoma" w:eastAsia="Calibri" w:hAnsi="Tahoma" w:cs="Tahoma"/>
-                <w:b/>
-                <w:bCs/>
-                <w:sz w:val="20"/>
-                <w:szCs w:val="20"/>
-              </w:rPr>
-            </w:pPr>
-            <w:r>
-              <w:rPr>
-                <w:rFonts w:ascii="Tahoma" w:eastAsia="Calibri" w:hAnsi="Tahoma" w:cs="Tahoma"/>
-                <w:b/>
-                <w:bCs/>
-                <w:sz w:val="20"/>
-                <w:szCs w:val="20"/>
-              </w:rPr>
-              <w:t>DESCRIPCIÓN</w:t>
-            </w:r>
-          </w:p>
-        </w:tc>
-      </w:tr>
-      <w:tr>
-        <w:trPr>
-          <w:trHeight w:val="386"/>
-        </w:trPr>
-        <w:tc>
-          <w:tcPr>
-            <w:tcW w:w="363" w:type="pct"/>
-            <w:vAlign w:val="center"/>
-          </w:tcPr>
-          <w:p>
-            <w:pPr>
-              <w:spacing w:after="0" w:line="240" w:lineRule="auto"/>
-              <w:rPr>
-                <w:rFonts w:ascii="Tahoma" w:eastAsia="Calibri" w:hAnsi="Tahoma" w:cs="Tahoma"/>
-                <w:iCs/>
-                <w:sz w:val="20"/>
-                <w:szCs w:val="20"/>
-              </w:rPr>
-            </w:pPr>
-            <w:r>
-              <w:rPr>
-                <w:rFonts w:ascii="Tahoma" w:eastAsia="Calibri" w:hAnsi="Tahoma" w:cs="Tahoma"/>
-                <w:iCs/>
-                <w:sz w:val="20"/>
-                <w:szCs w:val="20"/>
-              </w:rPr>
-              <w:t>1</w:t>
-            </w:r>
-          </w:p>
-        </w:tc>
-        <w:tc>
-          <w:tcPr>
-            <w:tcW w:w="4637" w:type="pct"/>
-            <w:vAlign w:val="center"/>
-          </w:tcPr>
-          <w:p>
-            <w:pPr>
-              <w:spacing w:after="0" w:line="240" w:lineRule="auto"/>
-              <w:rPr>
-                <w:rFonts w:ascii="Tahoma" w:eastAsia="Calibri" w:hAnsi="Tahoma" w:cs="Tahoma"/>
-                <w:iCs/>
-                <w:sz w:val="20"/>
-                <w:szCs w:val="20"/>
-              </w:rPr>
-            </w:pPr>
-            <w:r>
-              <w:rPr>
-                <w:rFonts w:ascii="Tahoma" w:eastAsia="Calibri" w:hAnsi="Tahoma" w:cs="Tahoma"/>
-                <w:iCs/>
-                <w:sz w:val="20"/>
-                <w:szCs w:val="20"/>
-              </w:rPr>
               <w:t>Informes de seguimiento del progreso de la aplicación en ca</w:t>
             </w:r>
             <w:r>
@@ -4044,7 +6241,15 @@
                 <w:sz w:val="20"/>
                 <w:szCs w:val="20"/>
               </w:rPr>
-              <w:t>da entregable</w:t>
+              <w:t xml:space="preserve">da </w:t>
+            </w:r>
+            <w:r>
+              <w:rPr>
+                <w:rFonts w:ascii="Tahoma" w:eastAsia="Calibri" w:hAnsi="Tahoma" w:cs="Tahoma"/>
+                <w:sz w:val="20"/>
+                <w:szCs w:val="20"/>
+              </w:rPr>
+              <w:t>hito o sprint</w:t>
             </w:r>
             <w:r>
               <w:rPr>
@@ -4066,32 +6271,13 @@
         <w:rPr>
           <w:rFonts w:ascii="Tahoma" w:hAnsi="Tahoma" w:cs="Tahoma"/>
           <w:b/>
-        </w:rPr>
-      </w:pPr>
-    </w:p>
-    <w:p>
-      <w:pPr>
-        <w:shd w:val="clear" w:color="auto" w:fill="FFFFFF" w:themeFill="background1"/>
-        <w:spacing w:after="0" w:afterAutospacing="0"/>
-        <w:rPr>
-          <w:rFonts w:ascii="Tahoma" w:hAnsi="Tahoma" w:cs="Tahoma"/>
-          <w:b/>
-        </w:rPr>
-      </w:pPr>
-    </w:p>
-    <w:p>
-      <w:pPr>
-        <w:shd w:val="clear" w:color="auto" w:fill="FFFFFF" w:themeFill="background1"/>
-        <w:spacing w:after="0" w:afterAutospacing="0"/>
-        <w:rPr>
-          <w:rFonts w:ascii="Tahoma" w:hAnsi="Tahoma" w:cs="Tahoma"/>
-          <w:b/>
+          <w:bCs/>
         </w:rPr>
       </w:pPr>
     </w:p>
     <w:tbl>
       <w:tblPr>
-        <w:tblStyle w:val="Tablaconcuadrcula"/>
+        <w:tblStyle w:val="TableGrid"/>
         <w:tblW w:w="0" w:type="auto"/>
         <w:tblLook w:val="04A0" w:firstRow="1" w:lastRow="0" w:firstColumn="1" w:lastColumn="0" w:noHBand="0" w:noVBand="1"/>
       </w:tblPr>
@@ -4122,7 +6308,6 @@
                 <w:sz w:val="20"/>
                 <w:szCs w:val="20"/>
               </w:rPr>
-              <w:lastRenderedPageBreak/>
               <w:t>HERRAMIENTAS PARA LA GESTIÓN DE LA CALIDAD</w:t>
             </w:r>
           </w:p>
@@ -4219,13 +6404,15 @@
               <w:rPr>
                 <w:rFonts w:ascii="Tahoma" w:hAnsi="Tahoma" w:cs="Tahoma"/>
                 <w:sz w:val="20"/>
-                <w:lang w:val="es-ES"/>
-              </w:rPr>
-            </w:pPr>
-            <w:r>
-              <w:rPr>
-                <w:rFonts w:ascii="Tahoma" w:hAnsi="Tahoma" w:cs="Tahoma"/>
-                <w:sz w:val="20"/>
+                <w:szCs w:val="20"/>
+                <w:lang w:val="es-ES"/>
+              </w:rPr>
+            </w:pPr>
+            <w:r>
+              <w:rPr>
+                <w:rFonts w:ascii="Tahoma" w:hAnsi="Tahoma" w:cs="Tahoma"/>
+                <w:sz w:val="20"/>
+                <w:szCs w:val="20"/>
                 <w:lang w:val="es-ES"/>
               </w:rPr>
               <w:t>Estándares</w:t>
@@ -4234,6 +6421,7 @@
               <w:rPr>
                 <w:rFonts w:ascii="Tahoma" w:hAnsi="Tahoma" w:cs="Tahoma"/>
                 <w:sz w:val="20"/>
+                <w:szCs w:val="20"/>
                 <w:lang w:val="es-ES"/>
               </w:rPr>
               <w:t xml:space="preserve"> de calidad con </w:t>
@@ -4243,6 +6431,7 @@
               <w:rPr>
                 <w:rFonts w:ascii="Tahoma" w:hAnsi="Tahoma" w:cs="Tahoma"/>
                 <w:sz w:val="20"/>
+                <w:szCs w:val="20"/>
                 <w:lang w:val="es-ES"/>
               </w:rPr>
               <w:t>GDScript</w:t>
@@ -4252,6 +6441,7 @@
               <w:rPr>
                 <w:rFonts w:ascii="Tahoma" w:hAnsi="Tahoma" w:cs="Tahoma"/>
                 <w:sz w:val="20"/>
+                <w:szCs w:val="20"/>
                 <w:lang w:val="es-ES"/>
               </w:rPr>
               <w:t xml:space="preserve"> </w:t>
@@ -4261,6 +6451,7 @@
               <w:rPr>
                 <w:rFonts w:ascii="Tahoma" w:hAnsi="Tahoma" w:cs="Tahoma"/>
                 <w:sz w:val="20"/>
+                <w:szCs w:val="20"/>
                 <w:lang w:val="es-ES"/>
               </w:rPr>
               <w:t>Toolkit</w:t>
@@ -4270,62 +6461,19 @@
               <w:rPr>
                 <w:rFonts w:ascii="Tahoma" w:hAnsi="Tahoma" w:cs="Tahoma"/>
                 <w:sz w:val="20"/>
+                <w:szCs w:val="20"/>
                 <w:lang w:val="es-ES"/>
               </w:rPr>
               <w:t>.</w:t>
             </w:r>
-          </w:p>
-          <w:p>
-            <w:pPr>
-              <w:spacing w:afterAutospacing="0"/>
-              <w:rPr>
-                <w:rFonts w:ascii="Tahoma" w:hAnsi="Tahoma" w:cs="Tahoma"/>
-                <w:sz w:val="20"/>
-                <w:lang w:val="es-ES"/>
-              </w:rPr>
-            </w:pPr>
-            <w:r>
-              <w:rPr>
-                <w:rFonts w:ascii="Tahoma" w:hAnsi="Tahoma" w:cs="Tahoma"/>
-                <w:sz w:val="20"/>
-                <w:lang w:val="es-ES"/>
-              </w:rPr>
-              <w:t xml:space="preserve">Formularios de </w:t>
-            </w:r>
-            <w:r>
-              <w:rPr>
-                <w:rFonts w:ascii="Tahoma" w:hAnsi="Tahoma" w:cs="Tahoma"/>
-                <w:sz w:val="20"/>
-                <w:lang w:val="es-ES"/>
-              </w:rPr>
-              <w:t xml:space="preserve">Google </w:t>
-            </w:r>
-            <w:r>
-              <w:rPr>
-                <w:rFonts w:ascii="Tahoma" w:hAnsi="Tahoma" w:cs="Tahoma"/>
-                <w:sz w:val="20"/>
-                <w:lang w:val="es-ES"/>
-              </w:rPr>
-              <w:t xml:space="preserve">para </w:t>
-            </w:r>
-            <w:proofErr w:type="spellStart"/>
-            <w:r>
-              <w:rPr>
-                <w:rFonts w:ascii="Tahoma" w:hAnsi="Tahoma" w:cs="Tahoma"/>
-                <w:sz w:val="20"/>
-                <w:lang w:val="es-ES"/>
-              </w:rPr>
-              <w:t>feedback</w:t>
-            </w:r>
-            <w:proofErr w:type="spellEnd"/>
           </w:p>
         </w:tc>
       </w:tr>
     </w:tbl>
     <w:p/>
     <w:sectPr>
-      <w:headerReference w:type="default" r:id="rId6"/>
-      <w:footerReference w:type="default" r:id="rId7"/>
+      <w:headerReference w:type="default" r:id="rId8"/>
+      <w:footerReference w:type="default" r:id="rId9"/>
       <w:pgSz w:w="11906" w:h="16838"/>
       <w:pgMar w:top="720" w:right="720" w:bottom="720" w:left="720" w:header="708" w:footer="708" w:gutter="0"/>
       <w:cols w:space="708"/>
@@ -4396,7 +6544,7 @@
         </w:tcPr>
         <w:p>
           <w:pPr>
-            <w:pStyle w:val="Piedepgina"/>
+            <w:pStyle w:val="Footer"/>
             <w:jc w:val="right"/>
             <w:rPr>
               <w:lang w:val="es-PR"/>
@@ -4417,7 +6565,7 @@
         </w:tcPr>
         <w:p>
           <w:pPr>
-            <w:pStyle w:val="Piedepgina"/>
+            <w:pStyle w:val="Footer"/>
             <w:rPr>
               <w:lang w:val="es-PR"/>
             </w:rPr>
@@ -4428,7 +6576,7 @@
   </w:tbl>
   <w:p>
     <w:pPr>
-      <w:pStyle w:val="Piedepgina"/>
+      <w:pStyle w:val="Footer"/>
       <w:jc w:val="right"/>
       <w:rPr>
         <w:lang w:val="es-PR"/>
@@ -4533,7 +6681,7 @@
 <w:hdr xmlns:wpc="http://schemas.microsoft.com/office/word/2010/wordprocessingCanvas" xmlns:cx="http://schemas.microsoft.com/office/drawing/2014/chartex" xmlns:cx1="http://schemas.microsoft.com/office/drawing/2015/9/8/chartex" xmlns:cx2="http://schemas.microsoft.com/office/drawing/2015/10/21/chartex" xmlns:cx3="http://schemas.microsoft.com/office/drawing/2016/5/9/chartex" xmlns:cx4="http://schemas.microsoft.com/office/drawing/2016/5/10/chartex" xmlns:cx5="http://schemas.microsoft.com/office/drawing/2016/5/11/chartex" xmlns:cx6="http://schemas.microsoft.com/office/drawing/2016/5/12/chartex" xmlns:cx7="http://schemas.microsoft.com/office/drawing/2016/5/13/chartex" xmlns:cx8="http://schemas.microsoft.com/office/drawing/2016/5/14/chartex" xmlns:mc="http://schemas.openxmlformats.org/markup-compatibility/2006" xmlns:aink="http://schemas.microsoft.com/office/drawing/2016/ink" xmlns:am3d="http://schemas.microsoft.com/office/drawing/2017/model3d" xmlns:o="urn:schemas-microsoft-com:office:office" xmlns:oel="http://schemas.microsoft.com/office/2019/extlst" xmlns:r="http://schemas.openxmlformats.org/officeDocument/2006/relationships" xmlns:m="http://schemas.openxmlformats.org/officeDocument/2006/math" xmlns:v="urn:schemas-microsoft-com:vml" xmlns:wp14="http://schemas.microsoft.com/office/word/2010/wordprocessingDrawing" xmlns:wp="http://schemas.openxmlformats.org/drawingml/2006/wordprocessingDrawing" xmlns:w10="urn:schemas-microsoft-com:office:word" xmlns:w="http://schemas.openxmlformats.org/wordprocessingml/2006/main" xmlns:w14="http://schemas.microsoft.com/office/word/2010/wordml" xmlns:w15="http://schemas.microsoft.com/office/word/2012/wordml" xmlns:w16cex="http://schemas.microsoft.com/office/word/2018/wordml/cex" xmlns:w16cid="http://schemas.microsoft.com/office/word/2016/wordml/cid" xmlns:w16="http://schemas.microsoft.com/office/word/2018/wordml" xmlns:w16du="http://schemas.microsoft.com/office/word/2023/wordml/word16du" xmlns:w16sdtdh="http://schemas.microsoft.com/office/word/2020/wordml/sdtdatahash" xmlns:w16sdtfl="http://schemas.microsoft.com/office/word/2024/wordml/sdtformatlock" xmlns:w16se="http://schemas.microsoft.com/office/word/2015/wordml/symex" xmlns:wpg="http://schemas.microsoft.com/office/word/2010/wordprocessingGroup" xmlns:wpi="http://schemas.microsoft.com/office/word/2010/wordprocessingInk" xmlns:wne="http://schemas.microsoft.com/office/word/2006/wordml" xmlns:wps="http://schemas.microsoft.com/office/word/2010/wordprocessingShape" mc:Ignorable="w14 w15 w16se w16cid w16 w16cex w16sdtdh w16sdtfl w16du wp14">
   <w:p>
     <w:pPr>
-      <w:pStyle w:val="Encabezado"/>
+      <w:pStyle w:val="Header"/>
     </w:pPr>
     <w:r>
       <w:rPr>
@@ -4613,10 +6761,11 @@
                             <w:dataBinding w:prefixMappings="xmlns:ns0='http://purl.org/dc/elements/1.1/' xmlns:ns1='http://schemas.openxmlformats.org/package/2006/metadata/core-properties' " w:xpath="/ns1:coreProperties[1]/ns0:title[1]" w:storeItemID="{6C3C8BC8-F283-45AE-878A-BAB7291924A1}"/>
                             <w:text/>
                           </w:sdtPr>
+                          <w:sdtEndPr/>
                           <w:sdtContent>
                             <w:p>
                               <w:pPr>
-                                <w:pStyle w:val="Encabezado"/>
+                                <w:pStyle w:val="Header"/>
                                 <w:spacing w:afterAutospacing="0"/>
                                 <w:jc w:val="center"/>
                                 <w:rPr>
@@ -4654,9 +6803,9 @@
             </wp:anchor>
           </w:drawing>
         </mc:Choice>
-        <mc:Fallback>
+        <mc:Fallback xmlns:a="http://schemas.openxmlformats.org/drawingml/2006/main" xmlns:arto="http://schemas.microsoft.com/office/word/2006/arto">
           <w:pict>
-            <v:rect w14:anchorId="466FCC39" id="Rectángulo 200" o:spid="_x0000_s1026" style="position:absolute;margin-left:0;margin-top:0;width:468.5pt;height:21.3pt;z-index:-251658240;visibility:visible;mso-wrap-style:square;mso-width-percent:1000;mso-height-percent:27;mso-top-percent:45;mso-wrap-distance-left:9.35pt;mso-wrap-distance-top:0;mso-wrap-distance-right:9.35pt;mso-wrap-distance-bottom:0;mso-position-horizontal:center;mso-position-horizontal-relative:margin;mso-position-vertical-relative:page;mso-width-percent:1000;mso-height-percent:27;mso-top-percent:45;mso-width-relative:margin;mso-height-relative:page;v-text-anchor:middle" o:gfxdata="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" o:allowoverlap="f" fillcolor="#156082 [3204]" stroked="f" strokeweight="1.5pt">
+            <v:rect id="Rectángulo 200" style="position:absolute;margin-left:0;margin-top:0;width:468.5pt;height:21.3pt;z-index:-251658240;visibility:visible;mso-wrap-style:square;mso-width-percent:1000;mso-height-percent:27;mso-top-percent:45;mso-wrap-distance-left:9.35pt;mso-wrap-distance-top:0;mso-wrap-distance-right:9.35pt;mso-wrap-distance-bottom:0;mso-position-horizontal:center;mso-position-horizontal-relative:margin;mso-position-vertical-relative:page;mso-width-percent:1000;mso-height-percent:27;mso-top-percent:45;mso-width-relative:margin;mso-height-relative:page;v-text-anchor:middle" o:spid="_x0000_s1026" o:allowoverlap="f" fillcolor="#156082 [3204]" stroked="f" strokeweight="1.5pt" w14:anchorId="466FCC39" o:gfxdata="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">
               <v:textbox style="mso-fit-shape-to-text:t">
                 <w:txbxContent>
                   <w:sdt>
@@ -4702,6 +6851,28 @@
     </w:r>
   </w:p>
 </w:hdr>
+</file>
+
+<file path=word/intelligence2.xml><?xml version="1.0" encoding="utf-8"?>
+<int2:intelligence xmlns:int2="http://schemas.microsoft.com/office/intelligence/2020/intelligence" xmlns:oel="http://schemas.microsoft.com/office/2019/extlst">
+  <int2:observations>
+    <int2:textHash int2:hashCode="59Z5RIpybfk6Ds" int2:id="FTGPKXtO">
+      <int2:state int2:value="Rejected" int2:type="spell"/>
+    </int2:textHash>
+    <int2:textHash int2:hashCode="FmQJVmAWFFVYyO" int2:id="f0FEapdF">
+      <int2:state int2:value="Rejected" int2:type="spell"/>
+    </int2:textHash>
+    <int2:textHash int2:hashCode="7xX0jJZUuFeEo9" int2:id="rZDDW72K">
+      <int2:state int2:value="Rejected" int2:type="spell"/>
+    </int2:textHash>
+  </int2:observations>
+  <int2:intelligenceSettings/>
+  <int2:onDemandWorkflows/>
+</int2:intelligence>
+</file>
+
+<file path=word/numbering.xml><?xml version="1.0" encoding="utf-8"?>
+<w:numbering xmlns:wpc="http://schemas.microsoft.com/office/word/2010/wordprocessingCanvas" xmlns:cx="http://schemas.microsoft.com/office/drawing/2014/chartex" xmlns:cx1="http://schemas.microsoft.com/office/drawing/2015/9/8/chartex" xmlns:cx2="http://schemas.microsoft.com/office/drawing/2015/10/21/chartex" xmlns:cx3="http://schemas.microsoft.com/office/drawing/2016/5/9/chartex" xmlns:cx4="http://schemas.microsoft.com/office/drawing/2016/5/10/chartex" xmlns:cx5="http://schemas.microsoft.com/office/drawing/2016/5/11/chartex" xmlns:cx6="http://schemas.microsoft.com/office/drawing/2016/5/12/chartex" xmlns:cx7="http://schemas.microsoft.com/office/drawing/2016/5/13/chartex" xmlns:cx8="http://schemas.microsoft.com/office/drawing/2016/5/14/chartex" xmlns:mc="http://schemas.openxmlformats.org/markup-compatibility/2006" xmlns:aink="http://schemas.microsoft.com/office/drawing/2016/ink" xmlns:am3d="http://schemas.microsoft.com/office/drawing/2017/model3d" xmlns:o="urn:schemas-microsoft-com:office:office" xmlns:oel="http://schemas.microsoft.com/office/2019/extlst" xmlns:r="http://schemas.openxmlformats.org/officeDocument/2006/relationships" xmlns:m="http://schemas.openxmlformats.org/officeDocument/2006/math" xmlns:v="urn:schemas-microsoft-com:vml" xmlns:wp14="http://schemas.microsoft.com/office/word/2010/wordprocessingDrawing" xmlns:wp="http://schemas.openxmlformats.org/drawingml/2006/wordprocessingDrawing" xmlns:w10="urn:schemas-microsoft-com:office:word" xmlns:w="http://schemas.openxmlformats.org/wordprocessingml/2006/main" xmlns:w14="http://schemas.microsoft.com/office/word/2010/wordml" xmlns:w15="http://schemas.microsoft.com/office/word/2012/wordml" xmlns:w16cex="http://schemas.microsoft.com/office/word/2018/wordml/cex" xmlns:w16cid="http://schemas.microsoft.com/office/word/2016/wordml/cid" xmlns:w16="http://schemas.microsoft.com/office/word/2018/wordml" xmlns:w16du="http://schemas.microsoft.com/office/word/2023/wordml/word16du" xmlns:w16sdtdh="http://schemas.microsoft.com/office/word/2020/wordml/sdtdatahash" xmlns:w16sdtfl="http://schemas.microsoft.com/office/word/2024/wordml/sdtformatlock" xmlns:w16se="http://schemas.microsoft.com/office/word/2015/wordml/symex" xmlns:wpg="http://schemas.microsoft.com/office/word/2010/wordprocessingGroup" xmlns:wpi="http://schemas.microsoft.com/office/word/2010/wordprocessingInk" xmlns:wne="http://schemas.microsoft.com/office/word/2006/wordml" xmlns:wps="http://schemas.microsoft.com/office/word/2010/wordprocessingShape" mc:Ignorable="w14 w15 w16se w16cid w16 w16cex w16sdtdh w16sdtfl w16du wp14"/>
 </file>
 
 <file path=word/styles.xml><?xml version="1.0" encoding="utf-8"?>
@@ -5115,11 +7286,11 @@
       <w14:ligatures w14:val="none"/>
     </w:rPr>
   </w:style>
-  <w:style w:type="paragraph" w:styleId="Ttulo1">
+  <w:style w:type="paragraph" w:styleId="Heading1">
     <w:name w:val="heading 1"/>
     <w:basedOn w:val="Normal"/>
     <w:next w:val="Normal"/>
-    <w:link w:val="Ttulo1Car"/>
+    <w:link w:val="Heading1Char"/>
     <w:uiPriority w:val="9"/>
     <w:qFormat/>
     <w:rsid w:val="00F86B65"/>
@@ -5138,11 +7309,11 @@
       <w14:ligatures w14:val="standardContextual"/>
     </w:rPr>
   </w:style>
-  <w:style w:type="paragraph" w:styleId="Ttulo2">
+  <w:style w:type="paragraph" w:styleId="Heading2">
     <w:name w:val="heading 2"/>
     <w:basedOn w:val="Normal"/>
     <w:next w:val="Normal"/>
-    <w:link w:val="Ttulo2Car"/>
+    <w:link w:val="Heading2Char"/>
     <w:uiPriority w:val="9"/>
     <w:semiHidden/>
     <w:unhideWhenUsed/>
@@ -5163,11 +7334,11 @@
       <w14:ligatures w14:val="standardContextual"/>
     </w:rPr>
   </w:style>
-  <w:style w:type="paragraph" w:styleId="Ttulo3">
+  <w:style w:type="paragraph" w:styleId="Heading3">
     <w:name w:val="heading 3"/>
     <w:basedOn w:val="Normal"/>
     <w:next w:val="Normal"/>
-    <w:link w:val="Ttulo3Car"/>
+    <w:link w:val="Heading3Char"/>
     <w:uiPriority w:val="9"/>
     <w:semiHidden/>
     <w:unhideWhenUsed/>
@@ -5188,11 +7359,11 @@
       <w14:ligatures w14:val="standardContextual"/>
     </w:rPr>
   </w:style>
-  <w:style w:type="paragraph" w:styleId="Ttulo4">
+  <w:style w:type="paragraph" w:styleId="Heading4">
     <w:name w:val="heading 4"/>
     <w:basedOn w:val="Normal"/>
     <w:next w:val="Normal"/>
-    <w:link w:val="Ttulo4Car"/>
+    <w:link w:val="Heading4Char"/>
     <w:uiPriority w:val="9"/>
     <w:semiHidden/>
     <w:unhideWhenUsed/>
@@ -5215,11 +7386,11 @@
       <w14:ligatures w14:val="standardContextual"/>
     </w:rPr>
   </w:style>
-  <w:style w:type="paragraph" w:styleId="Ttulo5">
+  <w:style w:type="paragraph" w:styleId="Heading5">
     <w:name w:val="heading 5"/>
     <w:basedOn w:val="Normal"/>
     <w:next w:val="Normal"/>
-    <w:link w:val="Ttulo5Car"/>
+    <w:link w:val="Heading5Char"/>
     <w:uiPriority w:val="9"/>
     <w:semiHidden/>
     <w:unhideWhenUsed/>
@@ -5240,11 +7411,11 @@
       <w14:ligatures w14:val="standardContextual"/>
     </w:rPr>
   </w:style>
-  <w:style w:type="paragraph" w:styleId="Ttulo6">
+  <w:style w:type="paragraph" w:styleId="Heading6">
     <w:name w:val="heading 6"/>
     <w:basedOn w:val="Normal"/>
     <w:next w:val="Normal"/>
-    <w:link w:val="Ttulo6Car"/>
+    <w:link w:val="Heading6Char"/>
     <w:uiPriority w:val="9"/>
     <w:semiHidden/>
     <w:unhideWhenUsed/>
@@ -5267,11 +7438,11 @@
       <w14:ligatures w14:val="standardContextual"/>
     </w:rPr>
   </w:style>
-  <w:style w:type="paragraph" w:styleId="Ttulo7">
+  <w:style w:type="paragraph" w:styleId="Heading7">
     <w:name w:val="heading 7"/>
     <w:basedOn w:val="Normal"/>
     <w:next w:val="Normal"/>
-    <w:link w:val="Ttulo7Car"/>
+    <w:link w:val="Heading7Char"/>
     <w:uiPriority w:val="9"/>
     <w:semiHidden/>
     <w:unhideWhenUsed/>
@@ -5292,11 +7463,11 @@
       <w14:ligatures w14:val="standardContextual"/>
     </w:rPr>
   </w:style>
-  <w:style w:type="paragraph" w:styleId="Ttulo8">
+  <w:style w:type="paragraph" w:styleId="Heading8">
     <w:name w:val="heading 8"/>
     <w:basedOn w:val="Normal"/>
     <w:next w:val="Normal"/>
-    <w:link w:val="Ttulo8Car"/>
+    <w:link w:val="Heading8Char"/>
     <w:uiPriority w:val="9"/>
     <w:semiHidden/>
     <w:unhideWhenUsed/>
@@ -5319,11 +7490,11 @@
       <w14:ligatures w14:val="standardContextual"/>
     </w:rPr>
   </w:style>
-  <w:style w:type="paragraph" w:styleId="Ttulo9">
+  <w:style w:type="paragraph" w:styleId="Heading9">
     <w:name w:val="heading 9"/>
     <w:basedOn w:val="Normal"/>
     <w:next w:val="Normal"/>
-    <w:link w:val="Ttulo9Car"/>
+    <w:link w:val="Heading9Char"/>
     <w:uiPriority w:val="9"/>
     <w:semiHidden/>
     <w:unhideWhenUsed/>
@@ -5344,13 +7515,13 @@
       <w14:ligatures w14:val="standardContextual"/>
     </w:rPr>
   </w:style>
-  <w:style w:type="character" w:default="1" w:styleId="Fuentedeprrafopredeter">
+  <w:style w:type="character" w:default="1" w:styleId="DefaultParagraphFont">
     <w:name w:val="Default Paragraph Font"/>
     <w:uiPriority w:val="1"/>
     <w:semiHidden/>
     <w:unhideWhenUsed/>
   </w:style>
-  <w:style w:type="table" w:default="1" w:styleId="Tablanormal">
+  <w:style w:type="table" w:default="1" w:styleId="TableNormal">
     <w:name w:val="Normal Table"/>
     <w:uiPriority w:val="99"/>
     <w:semiHidden/>
@@ -5365,16 +7536,16 @@
       </w:tblCellMar>
     </w:tblPr>
   </w:style>
-  <w:style w:type="numbering" w:default="1" w:styleId="Sinlista">
+  <w:style w:type="numbering" w:default="1" w:styleId="NoList">
     <w:name w:val="No List"/>
     <w:uiPriority w:val="99"/>
     <w:semiHidden/>
     <w:unhideWhenUsed/>
   </w:style>
-  <w:style w:type="character" w:customStyle="1" w:styleId="Ttulo1Car">
-    <w:name w:val="Título 1 Car"/>
-    <w:basedOn w:val="Fuentedeprrafopredeter"/>
-    <w:link w:val="Ttulo1"/>
+  <w:style w:type="character" w:customStyle="1" w:styleId="Heading1Char">
+    <w:name w:val="Heading 1 Char"/>
+    <w:basedOn w:val="DefaultParagraphFont"/>
+    <w:link w:val="Heading1"/>
     <w:uiPriority w:val="9"/>
     <w:rsid w:val="00F86B65"/>
     <w:rPr>
@@ -5384,10 +7555,10 @@
       <w:szCs w:val="40"/>
     </w:rPr>
   </w:style>
-  <w:style w:type="character" w:customStyle="1" w:styleId="Ttulo2Car">
-    <w:name w:val="Título 2 Car"/>
-    <w:basedOn w:val="Fuentedeprrafopredeter"/>
-    <w:link w:val="Ttulo2"/>
+  <w:style w:type="character" w:customStyle="1" w:styleId="Heading2Char">
+    <w:name w:val="Heading 2 Char"/>
+    <w:basedOn w:val="DefaultParagraphFont"/>
+    <w:link w:val="Heading2"/>
     <w:uiPriority w:val="9"/>
     <w:semiHidden/>
     <w:rsid w:val="00F86B65"/>
@@ -5398,10 +7569,10 @@
       <w:szCs w:val="32"/>
     </w:rPr>
   </w:style>
-  <w:style w:type="character" w:customStyle="1" w:styleId="Ttulo3Car">
-    <w:name w:val="Título 3 Car"/>
-    <w:basedOn w:val="Fuentedeprrafopredeter"/>
-    <w:link w:val="Ttulo3"/>
+  <w:style w:type="character" w:customStyle="1" w:styleId="Heading3Char">
+    <w:name w:val="Heading 3 Char"/>
+    <w:basedOn w:val="DefaultParagraphFont"/>
+    <w:link w:val="Heading3"/>
     <w:uiPriority w:val="9"/>
     <w:semiHidden/>
     <w:rsid w:val="00F86B65"/>
@@ -5412,10 +7583,10 @@
       <w:szCs w:val="28"/>
     </w:rPr>
   </w:style>
-  <w:style w:type="character" w:customStyle="1" w:styleId="Ttulo4Car">
-    <w:name w:val="Título 4 Car"/>
-    <w:basedOn w:val="Fuentedeprrafopredeter"/>
-    <w:link w:val="Ttulo4"/>
+  <w:style w:type="character" w:customStyle="1" w:styleId="Heading4Char">
+    <w:name w:val="Heading 4 Char"/>
+    <w:basedOn w:val="DefaultParagraphFont"/>
+    <w:link w:val="Heading4"/>
     <w:uiPriority w:val="9"/>
     <w:semiHidden/>
     <w:rsid w:val="00F86B65"/>
@@ -5426,10 +7597,10 @@
       <w:color w:val="0F4761" w:themeColor="accent1" w:themeShade="BF"/>
     </w:rPr>
   </w:style>
-  <w:style w:type="character" w:customStyle="1" w:styleId="Ttulo5Car">
-    <w:name w:val="Título 5 Car"/>
-    <w:basedOn w:val="Fuentedeprrafopredeter"/>
-    <w:link w:val="Ttulo5"/>
+  <w:style w:type="character" w:customStyle="1" w:styleId="Heading5Char">
+    <w:name w:val="Heading 5 Char"/>
+    <w:basedOn w:val="DefaultParagraphFont"/>
+    <w:link w:val="Heading5"/>
     <w:uiPriority w:val="9"/>
     <w:semiHidden/>
     <w:rsid w:val="00F86B65"/>
@@ -5438,10 +7609,10 @@
       <w:color w:val="0F4761" w:themeColor="accent1" w:themeShade="BF"/>
     </w:rPr>
   </w:style>
-  <w:style w:type="character" w:customStyle="1" w:styleId="Ttulo6Car">
-    <w:name w:val="Título 6 Car"/>
-    <w:basedOn w:val="Fuentedeprrafopredeter"/>
-    <w:link w:val="Ttulo6"/>
+  <w:style w:type="character" w:customStyle="1" w:styleId="Heading6Char">
+    <w:name w:val="Heading 6 Char"/>
+    <w:basedOn w:val="DefaultParagraphFont"/>
+    <w:link w:val="Heading6"/>
     <w:uiPriority w:val="9"/>
     <w:semiHidden/>
     <w:rsid w:val="00F86B65"/>
@@ -5452,10 +7623,10 @@
       <w:color w:val="595959" w:themeColor="text1" w:themeTint="A6"/>
     </w:rPr>
   </w:style>
-  <w:style w:type="character" w:customStyle="1" w:styleId="Ttulo7Car">
-    <w:name w:val="Título 7 Car"/>
-    <w:basedOn w:val="Fuentedeprrafopredeter"/>
-    <w:link w:val="Ttulo7"/>
+  <w:style w:type="character" w:customStyle="1" w:styleId="Heading7Char">
+    <w:name w:val="Heading 7 Char"/>
+    <w:basedOn w:val="DefaultParagraphFont"/>
+    <w:link w:val="Heading7"/>
     <w:uiPriority w:val="9"/>
     <w:semiHidden/>
     <w:rsid w:val="00F86B65"/>
@@ -5464,10 +7635,10 @@
       <w:color w:val="595959" w:themeColor="text1" w:themeTint="A6"/>
     </w:rPr>
   </w:style>
-  <w:style w:type="character" w:customStyle="1" w:styleId="Ttulo8Car">
-    <w:name w:val="Título 8 Car"/>
-    <w:basedOn w:val="Fuentedeprrafopredeter"/>
-    <w:link w:val="Ttulo8"/>
+  <w:style w:type="character" w:customStyle="1" w:styleId="Heading8Char">
+    <w:name w:val="Heading 8 Char"/>
+    <w:basedOn w:val="DefaultParagraphFont"/>
+    <w:link w:val="Heading8"/>
     <w:uiPriority w:val="9"/>
     <w:semiHidden/>
     <w:rsid w:val="00F86B65"/>
@@ -5478,10 +7649,10 @@
       <w:color w:val="272727" w:themeColor="text1" w:themeTint="D8"/>
     </w:rPr>
   </w:style>
-  <w:style w:type="character" w:customStyle="1" w:styleId="Ttulo9Car">
-    <w:name w:val="Título 9 Car"/>
-    <w:basedOn w:val="Fuentedeprrafopredeter"/>
-    <w:link w:val="Ttulo9"/>
+  <w:style w:type="character" w:customStyle="1" w:styleId="Heading9Char">
+    <w:name w:val="Heading 9 Char"/>
+    <w:basedOn w:val="DefaultParagraphFont"/>
+    <w:link w:val="Heading9"/>
     <w:uiPriority w:val="9"/>
     <w:semiHidden/>
     <w:rsid w:val="00F86B65"/>
@@ -5490,11 +7661,11 @@
       <w:color w:val="272727" w:themeColor="text1" w:themeTint="D8"/>
     </w:rPr>
   </w:style>
-  <w:style w:type="paragraph" w:styleId="Ttulo">
+  <w:style w:type="paragraph" w:styleId="Title">
     <w:name w:val="Title"/>
     <w:basedOn w:val="Normal"/>
     <w:next w:val="Normal"/>
-    <w:link w:val="TtuloCar"/>
+    <w:link w:val="TitleChar"/>
     <w:uiPriority w:val="10"/>
     <w:qFormat/>
     <w:rsid w:val="00F86B65"/>
@@ -5511,10 +7682,10 @@
       <w14:ligatures w14:val="standardContextual"/>
     </w:rPr>
   </w:style>
-  <w:style w:type="character" w:customStyle="1" w:styleId="TtuloCar">
-    <w:name w:val="Título Car"/>
-    <w:basedOn w:val="Fuentedeprrafopredeter"/>
-    <w:link w:val="Ttulo"/>
+  <w:style w:type="character" w:customStyle="1" w:styleId="TitleChar">
+    <w:name w:val="Title Char"/>
+    <w:basedOn w:val="DefaultParagraphFont"/>
+    <w:link w:val="Title"/>
     <w:uiPriority w:val="10"/>
     <w:rsid w:val="00F86B65"/>
     <w:rPr>
@@ -5525,11 +7696,11 @@
       <w:szCs w:val="56"/>
     </w:rPr>
   </w:style>
-  <w:style w:type="paragraph" w:styleId="Subttulo">
+  <w:style w:type="paragraph" w:styleId="Subtitle">
     <w:name w:val="Subtitle"/>
     <w:basedOn w:val="Normal"/>
     <w:next w:val="Normal"/>
-    <w:link w:val="SubttuloCar"/>
+    <w:link w:val="SubtitleChar"/>
     <w:uiPriority w:val="11"/>
     <w:qFormat/>
     <w:rsid w:val="00F86B65"/>
@@ -5549,10 +7720,10 @@
       <w14:ligatures w14:val="standardContextual"/>
     </w:rPr>
   </w:style>
-  <w:style w:type="character" w:customStyle="1" w:styleId="SubttuloCar">
-    <w:name w:val="Subtítulo Car"/>
-    <w:basedOn w:val="Fuentedeprrafopredeter"/>
-    <w:link w:val="Subttulo"/>
+  <w:style w:type="character" w:customStyle="1" w:styleId="SubtitleChar">
+    <w:name w:val="Subtitle Char"/>
+    <w:basedOn w:val="DefaultParagraphFont"/>
+    <w:link w:val="Subtitle"/>
     <w:uiPriority w:val="11"/>
     <w:rsid w:val="00F86B65"/>
     <w:rPr>
@@ -5563,11 +7734,11 @@
       <w:szCs w:val="28"/>
     </w:rPr>
   </w:style>
-  <w:style w:type="paragraph" w:styleId="Cita">
+  <w:style w:type="paragraph" w:styleId="Quote">
     <w:name w:val="Quote"/>
     <w:basedOn w:val="Normal"/>
     <w:next w:val="Normal"/>
-    <w:link w:val="CitaCar"/>
+    <w:link w:val="QuoteChar"/>
     <w:uiPriority w:val="29"/>
     <w:qFormat/>
     <w:rsid w:val="00F86B65"/>
@@ -5585,10 +7756,10 @@
       <w14:ligatures w14:val="standardContextual"/>
     </w:rPr>
   </w:style>
-  <w:style w:type="character" w:customStyle="1" w:styleId="CitaCar">
-    <w:name w:val="Cita Car"/>
-    <w:basedOn w:val="Fuentedeprrafopredeter"/>
-    <w:link w:val="Cita"/>
+  <w:style w:type="character" w:customStyle="1" w:styleId="QuoteChar">
+    <w:name w:val="Quote Char"/>
+    <w:basedOn w:val="DefaultParagraphFont"/>
+    <w:link w:val="Quote"/>
     <w:uiPriority w:val="29"/>
     <w:rsid w:val="00F86B65"/>
     <w:rPr>
@@ -5597,7 +7768,7 @@
       <w:color w:val="404040" w:themeColor="text1" w:themeTint="BF"/>
     </w:rPr>
   </w:style>
-  <w:style w:type="paragraph" w:styleId="Prrafodelista">
+  <w:style w:type="paragraph" w:styleId="ListParagraph">
     <w:name w:val="List Paragraph"/>
     <w:basedOn w:val="Normal"/>
     <w:uiPriority w:val="34"/>
@@ -5615,9 +7786,9 @@
       <w14:ligatures w14:val="standardContextual"/>
     </w:rPr>
   </w:style>
-  <w:style w:type="character" w:styleId="nfasisintenso">
+  <w:style w:type="character" w:styleId="IntenseEmphasis">
     <w:name w:val="Intense Emphasis"/>
-    <w:basedOn w:val="Fuentedeprrafopredeter"/>
+    <w:basedOn w:val="DefaultParagraphFont"/>
     <w:uiPriority w:val="21"/>
     <w:qFormat/>
     <w:rsid w:val="00F86B65"/>
@@ -5627,11 +7798,11 @@
       <w:color w:val="0F4761" w:themeColor="accent1" w:themeShade="BF"/>
     </w:rPr>
   </w:style>
-  <w:style w:type="paragraph" w:styleId="Citadestacada">
+  <w:style w:type="paragraph" w:styleId="IntenseQuote">
     <w:name w:val="Intense Quote"/>
     <w:basedOn w:val="Normal"/>
     <w:next w:val="Normal"/>
-    <w:link w:val="CitadestacadaCar"/>
+    <w:link w:val="IntenseQuoteChar"/>
     <w:uiPriority w:val="30"/>
     <w:qFormat/>
     <w:rsid w:val="00F86B65"/>
@@ -5654,10 +7825,10 @@
       <w14:ligatures w14:val="standardContextual"/>
     </w:rPr>
   </w:style>
-  <w:style w:type="character" w:customStyle="1" w:styleId="CitadestacadaCar">
-    <w:name w:val="Cita destacada Car"/>
-    <w:basedOn w:val="Fuentedeprrafopredeter"/>
-    <w:link w:val="Citadestacada"/>
+  <w:style w:type="character" w:customStyle="1" w:styleId="IntenseQuoteChar">
+    <w:name w:val="Intense Quote Char"/>
+    <w:basedOn w:val="DefaultParagraphFont"/>
+    <w:link w:val="IntenseQuote"/>
     <w:uiPriority w:val="30"/>
     <w:rsid w:val="00F86B65"/>
     <w:rPr>
@@ -5666,9 +7837,9 @@
       <w:color w:val="0F4761" w:themeColor="accent1" w:themeShade="BF"/>
     </w:rPr>
   </w:style>
-  <w:style w:type="character" w:styleId="Referenciaintensa">
+  <w:style w:type="character" w:styleId="IntenseReference">
     <w:name w:val="Intense Reference"/>
-    <w:basedOn w:val="Fuentedeprrafopredeter"/>
+    <w:basedOn w:val="DefaultParagraphFont"/>
     <w:uiPriority w:val="32"/>
     <w:qFormat/>
     <w:rsid w:val="00F86B65"/>
@@ -5680,9 +7851,9 @@
       <w:spacing w:val="5"/>
     </w:rPr>
   </w:style>
-  <w:style w:type="table" w:styleId="Tablaconcuadrcula">
+  <w:style w:type="table" w:styleId="TableGrid">
     <w:name w:val="Table Grid"/>
-    <w:basedOn w:val="Tablanormal"/>
+    <w:basedOn w:val="TableNormal"/>
     <w:uiPriority w:val="59"/>
     <w:rsid w:val="00F86B65"/>
     <w:pPr>
@@ -5706,10 +7877,10 @@
       </w:tblBorders>
     </w:tblPr>
   </w:style>
-  <w:style w:type="paragraph" w:styleId="Encabezado">
+  <w:style w:type="paragraph" w:styleId="Header">
     <w:name w:val="header"/>
     <w:basedOn w:val="Normal"/>
-    <w:link w:val="EncabezadoCar"/>
+    <w:link w:val="HeaderChar"/>
     <w:uiPriority w:val="99"/>
     <w:unhideWhenUsed/>
     <w:rsid w:val="00F86B65"/>
@@ -5721,10 +7892,10 @@
       <w:spacing w:after="0" w:line="240" w:lineRule="auto"/>
     </w:pPr>
   </w:style>
-  <w:style w:type="character" w:customStyle="1" w:styleId="EncabezadoCar">
-    <w:name w:val="Encabezado Car"/>
-    <w:basedOn w:val="Fuentedeprrafopredeter"/>
-    <w:link w:val="Encabezado"/>
+  <w:style w:type="character" w:customStyle="1" w:styleId="HeaderChar">
+    <w:name w:val="Header Char"/>
+    <w:basedOn w:val="DefaultParagraphFont"/>
+    <w:link w:val="Header"/>
     <w:uiPriority w:val="99"/>
     <w:rsid w:val="00F86B65"/>
     <w:rPr>
@@ -5735,10 +7906,10 @@
       <w14:ligatures w14:val="none"/>
     </w:rPr>
   </w:style>
-  <w:style w:type="paragraph" w:styleId="Piedepgina">
+  <w:style w:type="paragraph" w:styleId="Footer">
     <w:name w:val="footer"/>
     <w:basedOn w:val="Normal"/>
-    <w:link w:val="PiedepginaCar"/>
+    <w:link w:val="FooterChar"/>
     <w:uiPriority w:val="99"/>
     <w:unhideWhenUsed/>
     <w:rsid w:val="00F86B65"/>
@@ -5750,10 +7921,10 @@
       <w:spacing w:after="0" w:line="240" w:lineRule="auto"/>
     </w:pPr>
   </w:style>
-  <w:style w:type="character" w:customStyle="1" w:styleId="PiedepginaCar">
-    <w:name w:val="Pie de página Car"/>
-    <w:basedOn w:val="Fuentedeprrafopredeter"/>
-    <w:link w:val="Piedepgina"/>
+  <w:style w:type="character" w:customStyle="1" w:styleId="FooterChar">
+    <w:name w:val="Footer Char"/>
+    <w:basedOn w:val="DefaultParagraphFont"/>
+    <w:link w:val="Footer"/>
     <w:uiPriority w:val="99"/>
     <w:rsid w:val="00F86B65"/>
     <w:rPr>
@@ -6080,4 +8251,16 @@
     </a:ext>
   </a:extLst>
 </a:theme>
+</file>
+
+<file path=customXml/item1.xml><?xml version="1.0" encoding="utf-8"?>
+<b:Sources xmlns:b="http://schemas.openxmlformats.org/officeDocument/2006/bibliography" xmlns="http://schemas.openxmlformats.org/officeDocument/2006/bibliography" SelectedStyle="\IEEE2006OfficeOnline.xsl" StyleName="IEEE" Version="2006"/>
+</file>
+
+<file path=customXml/itemProps1.xml><?xml version="1.0" encoding="utf-8"?>
+<ds:datastoreItem xmlns:ds="http://schemas.openxmlformats.org/officeDocument/2006/customXml" ds:itemID="{CF6F4636-661C-41FD-8560-7028580A8D81}">
+  <ds:schemaRefs>
+    <ds:schemaRef ds:uri="http://schemas.openxmlformats.org/officeDocument/2006/bibliography"/>
+  </ds:schemaRefs>
+</ds:datastoreItem>
 </file>
--- a/Documentacion/Planificacion/Planes/PLAN DE GESTIÓN DE CALIDAD.docx
+++ b/Documentacion/Planificacion/Planes/PLAN DE GESTIÓN DE CALIDAD.docx
@@ -4,7 +4,7 @@
   <w:body>
     <w:tbl>
       <w:tblPr>
-        <w:tblStyle w:val="TableGrid"/>
+        <w:tblStyle w:val="Tablaconcuadrcula"/>
         <w:tblW w:w="0" w:type="auto"/>
         <w:tblLook w:val="04A0" w:firstRow="1" w:lastRow="0" w:firstColumn="1" w:lastColumn="0" w:noHBand="0" w:noVBand="1"/>
       </w:tblPr>
@@ -254,7 +254,7 @@
     </w:p>
     <w:tbl>
       <w:tblPr>
-        <w:tblStyle w:val="TableGrid"/>
+        <w:tblStyle w:val="Tablaconcuadrcula"/>
         <w:tblW w:w="0" w:type="auto"/>
         <w:tblLook w:val="04A0" w:firstRow="1" w:lastRow="0" w:firstColumn="1" w:lastColumn="0" w:noHBand="0" w:noVBand="1"/>
       </w:tblPr>
@@ -572,7 +572,6 @@
               </w:rPr>
               <w:t xml:space="preserve">Se utilizará control de versiones mediante Git, con un flujo de ramas destinado a las distintas funcionalidades. Las nuevas funcionalidades se integrarán en la rama principal a través de </w:t>
             </w:r>
-            <w:proofErr w:type="spellStart"/>
             <w:r>
               <w:rPr>
                 <w:rFonts w:ascii="Tahoma" w:hAnsi="Tahoma" w:cs="Tahoma"/>
@@ -582,33 +581,8 @@
                 <w:szCs w:val="20"/>
                 <w:lang w:val="es-ES"/>
               </w:rPr>
-              <w:t>pull</w:t>
-            </w:r>
-            <w:proofErr w:type="spellEnd"/>
-            <w:r>
-              <w:rPr>
-                <w:rFonts w:ascii="Tahoma" w:hAnsi="Tahoma" w:cs="Tahoma"/>
-                <w:i/>
-                <w:iCs/>
-                <w:sz w:val="20"/>
-                <w:szCs w:val="20"/>
-                <w:lang w:val="es-ES"/>
-              </w:rPr>
-              <w:t xml:space="preserve"> </w:t>
-            </w:r>
-            <w:proofErr w:type="spellStart"/>
-            <w:r>
-              <w:rPr>
-                <w:rFonts w:ascii="Tahoma" w:hAnsi="Tahoma" w:cs="Tahoma"/>
-                <w:i/>
-                <w:iCs/>
-                <w:sz w:val="20"/>
-                <w:szCs w:val="20"/>
-                <w:lang w:val="es-ES"/>
-              </w:rPr>
-              <w:t>requests</w:t>
-            </w:r>
-            <w:proofErr w:type="spellEnd"/>
+              <w:t>pull requests</w:t>
+            </w:r>
             <w:r>
               <w:rPr>
                 <w:rFonts w:ascii="Tahoma" w:hAnsi="Tahoma" w:cs="Tahoma"/>
@@ -1127,7 +1101,7 @@
     </w:p>
     <w:tbl>
       <w:tblPr>
-        <w:tblStyle w:val="TableGrid"/>
+        <w:tblStyle w:val="Tablaconcuadrcula"/>
         <w:tblW w:w="10490" w:type="dxa"/>
         <w:tblInd w:w="-5" w:type="dxa"/>
         <w:tblLook w:val="04A0" w:firstRow="1" w:lastRow="0" w:firstColumn="1" w:lastColumn="0" w:noHBand="0" w:noVBand="1"/>
@@ -1332,7 +1306,7 @@
                 <w:szCs w:val="20"/>
                 <w:lang w:val="es-ES"/>
               </w:rPr>
-              <w:t>4</w:t>
+              <w:t>7</w:t>
             </w:r>
           </w:p>
         </w:tc>
@@ -1466,7 +1440,7 @@
                 <w:szCs w:val="20"/>
                 <w:lang w:val="es-ES"/>
               </w:rPr>
-              <w:t>5</w:t>
+              <w:t>8</w:t>
             </w:r>
           </w:p>
         </w:tc>
@@ -1592,6 +1566,7 @@
                 <w:szCs w:val="20"/>
                 <w:lang w:val="es-ES"/>
               </w:rPr>
+              <w:lastRenderedPageBreak/>
               <w:t>A15</w:t>
             </w:r>
             <w:r>
@@ -1601,7 +1576,7 @@
                 <w:szCs w:val="20"/>
                 <w:lang w:val="es-ES"/>
               </w:rPr>
-              <w:t>6</w:t>
+              <w:t>9</w:t>
             </w:r>
           </w:p>
         </w:tc>
@@ -1718,16 +1693,16 @@
                 <w:szCs w:val="20"/>
                 <w:lang w:val="es-ES"/>
               </w:rPr>
-              <w:t>A15</w:t>
-            </w:r>
-            <w:r>
-              <w:rPr>
-                <w:rFonts w:ascii="Tahoma" w:hAnsi="Tahoma" w:cs="Tahoma"/>
-                <w:sz w:val="20"/>
-                <w:szCs w:val="20"/>
-                <w:lang w:val="es-ES"/>
-              </w:rPr>
-              <w:t>7</w:t>
+              <w:t>A1</w:t>
+            </w:r>
+            <w:r>
+              <w:rPr>
+                <w:rFonts w:ascii="Tahoma" w:hAnsi="Tahoma" w:cs="Tahoma"/>
+                <w:sz w:val="20"/>
+                <w:szCs w:val="20"/>
+                <w:lang w:val="es-ES"/>
+              </w:rPr>
+              <w:t>60</w:t>
             </w:r>
           </w:p>
         </w:tc>
@@ -1853,16 +1828,16 @@
                 <w:szCs w:val="20"/>
                 <w:lang w:val="es-ES"/>
               </w:rPr>
-              <w:t>A15</w:t>
-            </w:r>
-            <w:r>
-              <w:rPr>
-                <w:rFonts w:ascii="Tahoma" w:hAnsi="Tahoma" w:cs="Tahoma"/>
-                <w:sz w:val="20"/>
-                <w:szCs w:val="20"/>
-                <w:lang w:val="es-ES"/>
-              </w:rPr>
-              <w:t>8</w:t>
+              <w:t>A1</w:t>
+            </w:r>
+            <w:r>
+              <w:rPr>
+                <w:rFonts w:ascii="Tahoma" w:hAnsi="Tahoma" w:cs="Tahoma"/>
+                <w:sz w:val="20"/>
+                <w:szCs w:val="20"/>
+                <w:lang w:val="es-ES"/>
+              </w:rPr>
+              <w:t>61</w:t>
             </w:r>
           </w:p>
         </w:tc>
@@ -1979,16 +1954,16 @@
                 <w:szCs w:val="20"/>
                 <w:lang w:val="es-ES"/>
               </w:rPr>
-              <w:t>A15</w:t>
-            </w:r>
-            <w:r>
-              <w:rPr>
-                <w:rFonts w:ascii="Tahoma" w:hAnsi="Tahoma" w:cs="Tahoma"/>
-                <w:sz w:val="20"/>
-                <w:szCs w:val="20"/>
-                <w:lang w:val="es-ES"/>
-              </w:rPr>
-              <w:t>9</w:t>
+              <w:t>A1</w:t>
+            </w:r>
+            <w:r>
+              <w:rPr>
+                <w:rFonts w:ascii="Tahoma" w:hAnsi="Tahoma" w:cs="Tahoma"/>
+                <w:sz w:val="20"/>
+                <w:szCs w:val="20"/>
+                <w:lang w:val="es-ES"/>
+              </w:rPr>
+              <w:t>62</w:t>
             </w:r>
           </w:p>
         </w:tc>
@@ -2105,7 +2080,16 @@
                 <w:szCs w:val="20"/>
                 <w:lang w:val="es-ES"/>
               </w:rPr>
-              <w:t>60</w:t>
+              <w:t>6</w:t>
+            </w:r>
+            <w:r>
+              <w:rPr>
+                <w:rFonts w:ascii="Tahoma" w:hAnsi="Tahoma" w:cs="Tahoma"/>
+                <w:sz w:val="20"/>
+                <w:szCs w:val="20"/>
+                <w:lang w:val="es-ES"/>
+              </w:rPr>
+              <w:t>3</w:t>
             </w:r>
           </w:p>
         </w:tc>
@@ -2169,7 +2153,6 @@
               </w:rPr>
               <w:t xml:space="preserve">Realizar sesiones de </w:t>
             </w:r>
-            <w:proofErr w:type="spellStart"/>
             <w:r>
               <w:rPr>
                 <w:rFonts w:ascii="Tahoma" w:hAnsi="Tahoma" w:cs="Tahoma"/>
@@ -2181,7 +2164,6 @@
               </w:rPr>
               <w:t>playtesting</w:t>
             </w:r>
-            <w:proofErr w:type="spellEnd"/>
             <w:r>
               <w:rPr>
                 <w:rFonts w:ascii="Tahoma" w:hAnsi="Tahoma" w:cs="Tahoma"/>
@@ -2269,7 +2251,16 @@
                 <w:szCs w:val="20"/>
                 <w:lang w:val="es-ES"/>
               </w:rPr>
-              <w:t>61</w:t>
+              <w:t>6</w:t>
+            </w:r>
+            <w:r>
+              <w:rPr>
+                <w:rFonts w:ascii="Tahoma" w:hAnsi="Tahoma" w:cs="Tahoma"/>
+                <w:sz w:val="20"/>
+                <w:szCs w:val="20"/>
+                <w:lang w:val="es-ES"/>
+              </w:rPr>
+              <w:t>4</w:t>
             </w:r>
           </w:p>
         </w:tc>
@@ -2444,7 +2435,16 @@
                 <w:szCs w:val="20"/>
                 <w:lang w:val="es-ES"/>
               </w:rPr>
-              <w:t>62</w:t>
+              <w:t>6</w:t>
+            </w:r>
+            <w:r>
+              <w:rPr>
+                <w:rFonts w:ascii="Tahoma" w:hAnsi="Tahoma" w:cs="Tahoma"/>
+                <w:sz w:val="20"/>
+                <w:szCs w:val="20"/>
+                <w:lang w:val="es-ES"/>
+              </w:rPr>
+              <w:t>5</w:t>
             </w:r>
           </w:p>
         </w:tc>
@@ -2623,7 +2623,7 @@
     </w:p>
     <w:tbl>
       <w:tblPr>
-        <w:tblStyle w:val="TableGrid"/>
+        <w:tblStyle w:val="Tablaconcuadrcula"/>
         <w:tblW w:w="0" w:type="auto"/>
         <w:tblLook w:val="04A0" w:firstRow="1" w:lastRow="0" w:firstColumn="1" w:lastColumn="0" w:noHBand="0" w:noVBand="1"/>
       </w:tblPr>
@@ -3559,6 +3559,7 @@
                 <w:sz w:val="20"/>
                 <w:szCs w:val="20"/>
               </w:rPr>
+              <w:lastRenderedPageBreak/>
               <w:t>1.2</w:t>
             </w:r>
           </w:p>
@@ -5032,7 +5033,7 @@
     </w:p>
     <w:tbl>
       <w:tblPr>
-        <w:tblStyle w:val="TableGrid"/>
+        <w:tblStyle w:val="Tablaconcuadrcula"/>
         <w:tblW w:w="0" w:type="auto"/>
         <w:tblLook w:val="04A0" w:firstRow="1" w:lastRow="0" w:firstColumn="1" w:lastColumn="0" w:noHBand="0" w:noVBand="1"/>
       </w:tblPr>
@@ -5662,6 +5663,7 @@
                 <w:sz w:val="20"/>
                 <w:szCs w:val="20"/>
               </w:rPr>
+              <w:lastRenderedPageBreak/>
               <w:t>2</w:t>
             </w:r>
           </w:p>
@@ -6277,7 +6279,7 @@
     </w:p>
     <w:tbl>
       <w:tblPr>
-        <w:tblStyle w:val="TableGrid"/>
+        <w:tblStyle w:val="Tablaconcuadrcula"/>
         <w:tblW w:w="0" w:type="auto"/>
         <w:tblLook w:val="04A0" w:firstRow="1" w:lastRow="0" w:firstColumn="1" w:lastColumn="0" w:noHBand="0" w:noVBand="1"/>
       </w:tblPr>
@@ -6341,25 +6343,7 @@
                 <w:sz w:val="20"/>
                 <w:lang w:val="es-ES"/>
               </w:rPr>
-              <w:t xml:space="preserve">Godot </w:t>
-            </w:r>
-            <w:proofErr w:type="spellStart"/>
-            <w:r>
-              <w:rPr>
-                <w:rFonts w:ascii="Tahoma" w:hAnsi="Tahoma" w:cs="Tahoma"/>
-                <w:sz w:val="20"/>
-                <w:lang w:val="es-ES"/>
-              </w:rPr>
-              <w:t>Unit</w:t>
-            </w:r>
-            <w:proofErr w:type="spellEnd"/>
-            <w:r>
-              <w:rPr>
-                <w:rFonts w:ascii="Tahoma" w:hAnsi="Tahoma" w:cs="Tahoma"/>
-                <w:sz w:val="20"/>
-                <w:lang w:val="es-ES"/>
-              </w:rPr>
-              <w:t xml:space="preserve"> Test</w:t>
+              <w:t>Godot Unit Test</w:t>
             </w:r>
           </w:p>
           <w:p>
@@ -6426,37 +6410,15 @@
               </w:rPr>
               <w:t xml:space="preserve"> de calidad con </w:t>
             </w:r>
-            <w:proofErr w:type="spellStart"/>
-            <w:r>
-              <w:rPr>
-                <w:rFonts w:ascii="Tahoma" w:hAnsi="Tahoma" w:cs="Tahoma"/>
-                <w:sz w:val="20"/>
-                <w:szCs w:val="20"/>
-                <w:lang w:val="es-ES"/>
-              </w:rPr>
-              <w:t>GDScript</w:t>
-            </w:r>
-            <w:proofErr w:type="spellEnd"/>
-            <w:r>
-              <w:rPr>
-                <w:rFonts w:ascii="Tahoma" w:hAnsi="Tahoma" w:cs="Tahoma"/>
-                <w:sz w:val="20"/>
-                <w:szCs w:val="20"/>
-                <w:lang w:val="es-ES"/>
-              </w:rPr>
-              <w:t xml:space="preserve"> </w:t>
-            </w:r>
-            <w:proofErr w:type="spellStart"/>
-            <w:r>
-              <w:rPr>
-                <w:rFonts w:ascii="Tahoma" w:hAnsi="Tahoma" w:cs="Tahoma"/>
-                <w:sz w:val="20"/>
-                <w:szCs w:val="20"/>
-                <w:lang w:val="es-ES"/>
-              </w:rPr>
-              <w:t>Toolkit</w:t>
-            </w:r>
-            <w:proofErr w:type="spellEnd"/>
+            <w:r>
+              <w:rPr>
+                <w:rFonts w:ascii="Tahoma" w:hAnsi="Tahoma" w:cs="Tahoma"/>
+                <w:sz w:val="20"/>
+                <w:szCs w:val="20"/>
+                <w:lang w:val="es-ES"/>
+              </w:rPr>
+              <w:t>GDScript Toolkit</w:t>
+            </w:r>
             <w:r>
               <w:rPr>
                 <w:rFonts w:ascii="Tahoma" w:hAnsi="Tahoma" w:cs="Tahoma"/>
@@ -6472,8 +6434,8 @@
     </w:tbl>
     <w:p/>
     <w:sectPr>
-      <w:headerReference w:type="default" r:id="rId8"/>
-      <w:footerReference w:type="default" r:id="rId9"/>
+      <w:headerReference w:type="default" r:id="rId7"/>
+      <w:footerReference w:type="default" r:id="rId8"/>
       <w:pgSz w:w="11906" w:h="16838"/>
       <w:pgMar w:top="720" w:right="720" w:bottom="720" w:left="720" w:header="708" w:footer="708" w:gutter="0"/>
       <w:cols w:space="708"/>
@@ -6544,7 +6506,7 @@
         </w:tcPr>
         <w:p>
           <w:pPr>
-            <w:pStyle w:val="Footer"/>
+            <w:pStyle w:val="Piedepgina"/>
             <w:jc w:val="right"/>
             <w:rPr>
               <w:lang w:val="es-PR"/>
@@ -6565,7 +6527,7 @@
         </w:tcPr>
         <w:p>
           <w:pPr>
-            <w:pStyle w:val="Footer"/>
+            <w:pStyle w:val="Piedepgina"/>
             <w:rPr>
               <w:lang w:val="es-PR"/>
             </w:rPr>
@@ -6576,7 +6538,7 @@
   </w:tbl>
   <w:p>
     <w:pPr>
-      <w:pStyle w:val="Footer"/>
+      <w:pStyle w:val="Piedepgina"/>
       <w:jc w:val="right"/>
       <w:rPr>
         <w:lang w:val="es-PR"/>
@@ -6681,7 +6643,7 @@
 <w:hdr xmlns:wpc="http://schemas.microsoft.com/office/word/2010/wordprocessingCanvas" xmlns:cx="http://schemas.microsoft.com/office/drawing/2014/chartex" xmlns:cx1="http://schemas.microsoft.com/office/drawing/2015/9/8/chartex" xmlns:cx2="http://schemas.microsoft.com/office/drawing/2015/10/21/chartex" xmlns:cx3="http://schemas.microsoft.com/office/drawing/2016/5/9/chartex" xmlns:cx4="http://schemas.microsoft.com/office/drawing/2016/5/10/chartex" xmlns:cx5="http://schemas.microsoft.com/office/drawing/2016/5/11/chartex" xmlns:cx6="http://schemas.microsoft.com/office/drawing/2016/5/12/chartex" xmlns:cx7="http://schemas.microsoft.com/office/drawing/2016/5/13/chartex" xmlns:cx8="http://schemas.microsoft.com/office/drawing/2016/5/14/chartex" xmlns:mc="http://schemas.openxmlformats.org/markup-compatibility/2006" xmlns:aink="http://schemas.microsoft.com/office/drawing/2016/ink" xmlns:am3d="http://schemas.microsoft.com/office/drawing/2017/model3d" xmlns:o="urn:schemas-microsoft-com:office:office" xmlns:oel="http://schemas.microsoft.com/office/2019/extlst" xmlns:r="http://schemas.openxmlformats.org/officeDocument/2006/relationships" xmlns:m="http://schemas.openxmlformats.org/officeDocument/2006/math" xmlns:v="urn:schemas-microsoft-com:vml" xmlns:wp14="http://schemas.microsoft.com/office/word/2010/wordprocessingDrawing" xmlns:wp="http://schemas.openxmlformats.org/drawingml/2006/wordprocessingDrawing" xmlns:w10="urn:schemas-microsoft-com:office:word" xmlns:w="http://schemas.openxmlformats.org/wordprocessingml/2006/main" xmlns:w14="http://schemas.microsoft.com/office/word/2010/wordml" xmlns:w15="http://schemas.microsoft.com/office/word/2012/wordml" xmlns:w16cex="http://schemas.microsoft.com/office/word/2018/wordml/cex" xmlns:w16cid="http://schemas.microsoft.com/office/word/2016/wordml/cid" xmlns:w16="http://schemas.microsoft.com/office/word/2018/wordml" xmlns:w16du="http://schemas.microsoft.com/office/word/2023/wordml/word16du" xmlns:w16sdtdh="http://schemas.microsoft.com/office/word/2020/wordml/sdtdatahash" xmlns:w16sdtfl="http://schemas.microsoft.com/office/word/2024/wordml/sdtformatlock" xmlns:w16se="http://schemas.microsoft.com/office/word/2015/wordml/symex" xmlns:wpg="http://schemas.microsoft.com/office/word/2010/wordprocessingGroup" xmlns:wpi="http://schemas.microsoft.com/office/word/2010/wordprocessingInk" xmlns:wne="http://schemas.microsoft.com/office/word/2006/wordml" xmlns:wps="http://schemas.microsoft.com/office/word/2010/wordprocessingShape" mc:Ignorable="w14 w15 w16se w16cid w16 w16cex w16sdtdh w16sdtfl w16du wp14">
   <w:p>
     <w:pPr>
-      <w:pStyle w:val="Header"/>
+      <w:pStyle w:val="Encabezado"/>
     </w:pPr>
     <w:r>
       <w:rPr>
@@ -6761,11 +6723,10 @@
                             <w:dataBinding w:prefixMappings="xmlns:ns0='http://purl.org/dc/elements/1.1/' xmlns:ns1='http://schemas.openxmlformats.org/package/2006/metadata/core-properties' " w:xpath="/ns1:coreProperties[1]/ns0:title[1]" w:storeItemID="{6C3C8BC8-F283-45AE-878A-BAB7291924A1}"/>
                             <w:text/>
                           </w:sdtPr>
-                          <w:sdtEndPr/>
                           <w:sdtContent>
                             <w:p>
                               <w:pPr>
-                                <w:pStyle w:val="Header"/>
+                                <w:pStyle w:val="Encabezado"/>
                                 <w:spacing w:afterAutospacing="0"/>
                                 <w:jc w:val="center"/>
                                 <w:rPr>
@@ -6803,9 +6764,9 @@
             </wp:anchor>
           </w:drawing>
         </mc:Choice>
-        <mc:Fallback xmlns:a="http://schemas.openxmlformats.org/drawingml/2006/main" xmlns:arto="http://schemas.microsoft.com/office/word/2006/arto">
+        <mc:Fallback>
           <w:pict>
-            <v:rect id="Rectángulo 200" style="position:absolute;margin-left:0;margin-top:0;width:468.5pt;height:21.3pt;z-index:-251658240;visibility:visible;mso-wrap-style:square;mso-width-percent:1000;mso-height-percent:27;mso-top-percent:45;mso-wrap-distance-left:9.35pt;mso-wrap-distance-top:0;mso-wrap-distance-right:9.35pt;mso-wrap-distance-bottom:0;mso-position-horizontal:center;mso-position-horizontal-relative:margin;mso-position-vertical-relative:page;mso-width-percent:1000;mso-height-percent:27;mso-top-percent:45;mso-width-relative:margin;mso-height-relative:page;v-text-anchor:middle" o:spid="_x0000_s1026" o:allowoverlap="f" fillcolor="#156082 [3204]" stroked="f" strokeweight="1.5pt" w14:anchorId="466FCC39" o:gfxdata="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">
+            <v:rect w14:anchorId="466FCC39" id="Rectángulo 200" o:spid="_x0000_s1026" style="position:absolute;margin-left:0;margin-top:0;width:468.5pt;height:21.3pt;z-index:-251658240;visibility:visible;mso-wrap-style:square;mso-width-percent:1000;mso-height-percent:27;mso-top-percent:45;mso-wrap-distance-left:9.35pt;mso-wrap-distance-top:0;mso-wrap-distance-right:9.35pt;mso-wrap-distance-bottom:0;mso-position-horizontal:center;mso-position-horizontal-relative:margin;mso-position-vertical-relative:page;mso-width-percent:1000;mso-height-percent:27;mso-top-percent:45;mso-width-relative:margin;mso-height-relative:page;v-text-anchor:middle" o:gfxdata="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" o:allowoverlap="f" fillcolor="#156082 [3204]" stroked="f" strokeweight="1.5pt">
               <v:textbox style="mso-fit-shape-to-text:t">
                 <w:txbxContent>
                   <w:sdt>
@@ -6869,10 +6830,6 @@
   <int2:intelligenceSettings/>
   <int2:onDemandWorkflows/>
 </int2:intelligence>
-</file>
-
-<file path=word/numbering.xml><?xml version="1.0" encoding="utf-8"?>
-<w:numbering xmlns:wpc="http://schemas.microsoft.com/office/word/2010/wordprocessingCanvas" xmlns:cx="http://schemas.microsoft.com/office/drawing/2014/chartex" xmlns:cx1="http://schemas.microsoft.com/office/drawing/2015/9/8/chartex" xmlns:cx2="http://schemas.microsoft.com/office/drawing/2015/10/21/chartex" xmlns:cx3="http://schemas.microsoft.com/office/drawing/2016/5/9/chartex" xmlns:cx4="http://schemas.microsoft.com/office/drawing/2016/5/10/chartex" xmlns:cx5="http://schemas.microsoft.com/office/drawing/2016/5/11/chartex" xmlns:cx6="http://schemas.microsoft.com/office/drawing/2016/5/12/chartex" xmlns:cx7="http://schemas.microsoft.com/office/drawing/2016/5/13/chartex" xmlns:cx8="http://schemas.microsoft.com/office/drawing/2016/5/14/chartex" xmlns:mc="http://schemas.openxmlformats.org/markup-compatibility/2006" xmlns:aink="http://schemas.microsoft.com/office/drawing/2016/ink" xmlns:am3d="http://schemas.microsoft.com/office/drawing/2017/model3d" xmlns:o="urn:schemas-microsoft-com:office:office" xmlns:oel="http://schemas.microsoft.com/office/2019/extlst" xmlns:r="http://schemas.openxmlformats.org/officeDocument/2006/relationships" xmlns:m="http://schemas.openxmlformats.org/officeDocument/2006/math" xmlns:v="urn:schemas-microsoft-com:vml" xmlns:wp14="http://schemas.microsoft.com/office/word/2010/wordprocessingDrawing" xmlns:wp="http://schemas.openxmlformats.org/drawingml/2006/wordprocessingDrawing" xmlns:w10="urn:schemas-microsoft-com:office:word" xmlns:w="http://schemas.openxmlformats.org/wordprocessingml/2006/main" xmlns:w14="http://schemas.microsoft.com/office/word/2010/wordml" xmlns:w15="http://schemas.microsoft.com/office/word/2012/wordml" xmlns:w16cex="http://schemas.microsoft.com/office/word/2018/wordml/cex" xmlns:w16cid="http://schemas.microsoft.com/office/word/2016/wordml/cid" xmlns:w16="http://schemas.microsoft.com/office/word/2018/wordml" xmlns:w16du="http://schemas.microsoft.com/office/word/2023/wordml/word16du" xmlns:w16sdtdh="http://schemas.microsoft.com/office/word/2020/wordml/sdtdatahash" xmlns:w16sdtfl="http://schemas.microsoft.com/office/word/2024/wordml/sdtformatlock" xmlns:w16se="http://schemas.microsoft.com/office/word/2015/wordml/symex" xmlns:wpg="http://schemas.microsoft.com/office/word/2010/wordprocessingGroup" xmlns:wpi="http://schemas.microsoft.com/office/word/2010/wordprocessingInk" xmlns:wne="http://schemas.microsoft.com/office/word/2006/wordml" xmlns:wps="http://schemas.microsoft.com/office/word/2010/wordprocessingShape" mc:Ignorable="w14 w15 w16se w16cid w16 w16cex w16sdtdh w16sdtfl w16du wp14"/>
 </file>
 
 <file path=word/styles.xml><?xml version="1.0" encoding="utf-8"?>
@@ -7286,11 +7243,11 @@
       <w14:ligatures w14:val="none"/>
     </w:rPr>
   </w:style>
-  <w:style w:type="paragraph" w:styleId="Heading1">
+  <w:style w:type="paragraph" w:styleId="Ttulo1">
     <w:name w:val="heading 1"/>
     <w:basedOn w:val="Normal"/>
     <w:next w:val="Normal"/>
-    <w:link w:val="Heading1Char"/>
+    <w:link w:val="Ttulo1Car"/>
     <w:uiPriority w:val="9"/>
     <w:qFormat/>
     <w:rsid w:val="00F86B65"/>
@@ -7309,11 +7266,11 @@
       <w14:ligatures w14:val="standardContextual"/>
     </w:rPr>
   </w:style>
-  <w:style w:type="paragraph" w:styleId="Heading2">
+  <w:style w:type="paragraph" w:styleId="Ttulo2">
     <w:name w:val="heading 2"/>
     <w:basedOn w:val="Normal"/>
     <w:next w:val="Normal"/>
-    <w:link w:val="Heading2Char"/>
+    <w:link w:val="Ttulo2Car"/>
     <w:uiPriority w:val="9"/>
     <w:semiHidden/>
     <w:unhideWhenUsed/>
@@ -7334,11 +7291,11 @@
       <w14:ligatures w14:val="standardContextual"/>
     </w:rPr>
   </w:style>
-  <w:style w:type="paragraph" w:styleId="Heading3">
+  <w:style w:type="paragraph" w:styleId="Ttulo3">
     <w:name w:val="heading 3"/>
     <w:basedOn w:val="Normal"/>
     <w:next w:val="Normal"/>
-    <w:link w:val="Heading3Char"/>
+    <w:link w:val="Ttulo3Car"/>
     <w:uiPriority w:val="9"/>
     <w:semiHidden/>
     <w:unhideWhenUsed/>
@@ -7359,11 +7316,11 @@
       <w14:ligatures w14:val="standardContextual"/>
     </w:rPr>
   </w:style>
-  <w:style w:type="paragraph" w:styleId="Heading4">
+  <w:style w:type="paragraph" w:styleId="Ttulo4">
     <w:name w:val="heading 4"/>
     <w:basedOn w:val="Normal"/>
     <w:next w:val="Normal"/>
-    <w:link w:val="Heading4Char"/>
+    <w:link w:val="Ttulo4Car"/>
     <w:uiPriority w:val="9"/>
     <w:semiHidden/>
     <w:unhideWhenUsed/>
@@ -7386,11 +7343,11 @@
       <w14:ligatures w14:val="standardContextual"/>
     </w:rPr>
   </w:style>
-  <w:style w:type="paragraph" w:styleId="Heading5">
+  <w:style w:type="paragraph" w:styleId="Ttulo5">
     <w:name w:val="heading 5"/>
     <w:basedOn w:val="Normal"/>
     <w:next w:val="Normal"/>
-    <w:link w:val="Heading5Char"/>
+    <w:link w:val="Ttulo5Car"/>
     <w:uiPriority w:val="9"/>
     <w:semiHidden/>
     <w:unhideWhenUsed/>
@@ -7411,11 +7368,11 @@
       <w14:ligatures w14:val="standardContextual"/>
     </w:rPr>
   </w:style>
-  <w:style w:type="paragraph" w:styleId="Heading6">
+  <w:style w:type="paragraph" w:styleId="Ttulo6">
     <w:name w:val="heading 6"/>
     <w:basedOn w:val="Normal"/>
     <w:next w:val="Normal"/>
-    <w:link w:val="Heading6Char"/>
+    <w:link w:val="Ttulo6Car"/>
     <w:uiPriority w:val="9"/>
     <w:semiHidden/>
     <w:unhideWhenUsed/>
@@ -7438,11 +7395,11 @@
       <w14:ligatures w14:val="standardContextual"/>
     </w:rPr>
   </w:style>
-  <w:style w:type="paragraph" w:styleId="Heading7">
+  <w:style w:type="paragraph" w:styleId="Ttulo7">
     <w:name w:val="heading 7"/>
     <w:basedOn w:val="Normal"/>
     <w:next w:val="Normal"/>
-    <w:link w:val="Heading7Char"/>
+    <w:link w:val="Ttulo7Car"/>
     <w:uiPriority w:val="9"/>
     <w:semiHidden/>
     <w:unhideWhenUsed/>
@@ -7463,11 +7420,11 @@
       <w14:ligatures w14:val="standardContextual"/>
     </w:rPr>
   </w:style>
-  <w:style w:type="paragraph" w:styleId="Heading8">
+  <w:style w:type="paragraph" w:styleId="Ttulo8">
     <w:name w:val="heading 8"/>
     <w:basedOn w:val="Normal"/>
     <w:next w:val="Normal"/>
-    <w:link w:val="Heading8Char"/>
+    <w:link w:val="Ttulo8Car"/>
     <w:uiPriority w:val="9"/>
     <w:semiHidden/>
     <w:unhideWhenUsed/>
@@ -7490,11 +7447,11 @@
       <w14:ligatures w14:val="standardContextual"/>
     </w:rPr>
   </w:style>
-  <w:style w:type="paragraph" w:styleId="Heading9">
+  <w:style w:type="paragraph" w:styleId="Ttulo9">
     <w:name w:val="heading 9"/>
     <w:basedOn w:val="Normal"/>
     <w:next w:val="Normal"/>
-    <w:link w:val="Heading9Char"/>
+    <w:link w:val="Ttulo9Car"/>
     <w:uiPriority w:val="9"/>
     <w:semiHidden/>
     <w:unhideWhenUsed/>
@@ -7515,13 +7472,13 @@
       <w14:ligatures w14:val="standardContextual"/>
     </w:rPr>
   </w:style>
-  <w:style w:type="character" w:default="1" w:styleId="DefaultParagraphFont">
+  <w:style w:type="character" w:default="1" w:styleId="Fuentedeprrafopredeter">
     <w:name w:val="Default Paragraph Font"/>
     <w:uiPriority w:val="1"/>
     <w:semiHidden/>
     <w:unhideWhenUsed/>
   </w:style>
-  <w:style w:type="table" w:default="1" w:styleId="TableNormal">
+  <w:style w:type="table" w:default="1" w:styleId="Tablanormal">
     <w:name w:val="Normal Table"/>
     <w:uiPriority w:val="99"/>
     <w:semiHidden/>
@@ -7536,16 +7493,16 @@
       </w:tblCellMar>
     </w:tblPr>
   </w:style>
-  <w:style w:type="numbering" w:default="1" w:styleId="NoList">
+  <w:style w:type="numbering" w:default="1" w:styleId="Sinlista">
     <w:name w:val="No List"/>
     <w:uiPriority w:val="99"/>
     <w:semiHidden/>
     <w:unhideWhenUsed/>
   </w:style>
-  <w:style w:type="character" w:customStyle="1" w:styleId="Heading1Char">
-    <w:name w:val="Heading 1 Char"/>
-    <w:basedOn w:val="DefaultParagraphFont"/>
-    <w:link w:val="Heading1"/>
+  <w:style w:type="character" w:customStyle="1" w:styleId="Ttulo1Car">
+    <w:name w:val="Título 1 Car"/>
+    <w:basedOn w:val="Fuentedeprrafopredeter"/>
+    <w:link w:val="Ttulo1"/>
     <w:uiPriority w:val="9"/>
     <w:rsid w:val="00F86B65"/>
     <w:rPr>
@@ -7555,10 +7512,10 @@
       <w:szCs w:val="40"/>
     </w:rPr>
   </w:style>
-  <w:style w:type="character" w:customStyle="1" w:styleId="Heading2Char">
-    <w:name w:val="Heading 2 Char"/>
-    <w:basedOn w:val="DefaultParagraphFont"/>
-    <w:link w:val="Heading2"/>
+  <w:style w:type="character" w:customStyle="1" w:styleId="Ttulo2Car">
+    <w:name w:val="Título 2 Car"/>
+    <w:basedOn w:val="Fuentedeprrafopredeter"/>
+    <w:link w:val="Ttulo2"/>
     <w:uiPriority w:val="9"/>
     <w:semiHidden/>
     <w:rsid w:val="00F86B65"/>
@@ -7569,10 +7526,10 @@
       <w:szCs w:val="32"/>
     </w:rPr>
   </w:style>
-  <w:style w:type="character" w:customStyle="1" w:styleId="Heading3Char">
-    <w:name w:val="Heading 3 Char"/>
-    <w:basedOn w:val="DefaultParagraphFont"/>
-    <w:link w:val="Heading3"/>
+  <w:style w:type="character" w:customStyle="1" w:styleId="Ttulo3Car">
+    <w:name w:val="Título 3 Car"/>
+    <w:basedOn w:val="Fuentedeprrafopredeter"/>
+    <w:link w:val="Ttulo3"/>
     <w:uiPriority w:val="9"/>
     <w:semiHidden/>
     <w:rsid w:val="00F86B65"/>
@@ -7583,10 +7540,10 @@
       <w:szCs w:val="28"/>
     </w:rPr>
   </w:style>
-  <w:style w:type="character" w:customStyle="1" w:styleId="Heading4Char">
-    <w:name w:val="Heading 4 Char"/>
-    <w:basedOn w:val="DefaultParagraphFont"/>
-    <w:link w:val="Heading4"/>
+  <w:style w:type="character" w:customStyle="1" w:styleId="Ttulo4Car">
+    <w:name w:val="Título 4 Car"/>
+    <w:basedOn w:val="Fuentedeprrafopredeter"/>
+    <w:link w:val="Ttulo4"/>
     <w:uiPriority w:val="9"/>
     <w:semiHidden/>
     <w:rsid w:val="00F86B65"/>
@@ -7597,10 +7554,10 @@
       <w:color w:val="0F4761" w:themeColor="accent1" w:themeShade="BF"/>
     </w:rPr>
   </w:style>
-  <w:style w:type="character" w:customStyle="1" w:styleId="Heading5Char">
-    <w:name w:val="Heading 5 Char"/>
-    <w:basedOn w:val="DefaultParagraphFont"/>
-    <w:link w:val="Heading5"/>
+  <w:style w:type="character" w:customStyle="1" w:styleId="Ttulo5Car">
+    <w:name w:val="Título 5 Car"/>
+    <w:basedOn w:val="Fuentedeprrafopredeter"/>
+    <w:link w:val="Ttulo5"/>
     <w:uiPriority w:val="9"/>
     <w:semiHidden/>
     <w:rsid w:val="00F86B65"/>
@@ -7609,10 +7566,10 @@
       <w:color w:val="0F4761" w:themeColor="accent1" w:themeShade="BF"/>
     </w:rPr>
   </w:style>
-  <w:style w:type="character" w:customStyle="1" w:styleId="Heading6Char">
-    <w:name w:val="Heading 6 Char"/>
-    <w:basedOn w:val="DefaultParagraphFont"/>
-    <w:link w:val="Heading6"/>
+  <w:style w:type="character" w:customStyle="1" w:styleId="Ttulo6Car">
+    <w:name w:val="Título 6 Car"/>
+    <w:basedOn w:val="Fuentedeprrafopredeter"/>
+    <w:link w:val="Ttulo6"/>
     <w:uiPriority w:val="9"/>
     <w:semiHidden/>
     <w:rsid w:val="00F86B65"/>
@@ -7623,10 +7580,10 @@
       <w:color w:val="595959" w:themeColor="text1" w:themeTint="A6"/>
     </w:rPr>
   </w:style>
-  <w:style w:type="character" w:customStyle="1" w:styleId="Heading7Char">
-    <w:name w:val="Heading 7 Char"/>
-    <w:basedOn w:val="DefaultParagraphFont"/>
-    <w:link w:val="Heading7"/>
+  <w:style w:type="character" w:customStyle="1" w:styleId="Ttulo7Car">
+    <w:name w:val="Título 7 Car"/>
+    <w:basedOn w:val="Fuentedeprrafopredeter"/>
+    <w:link w:val="Ttulo7"/>
     <w:uiPriority w:val="9"/>
     <w:semiHidden/>
     <w:rsid w:val="00F86B65"/>
@@ -7635,10 +7592,10 @@
       <w:color w:val="595959" w:themeColor="text1" w:themeTint="A6"/>
     </w:rPr>
   </w:style>
-  <w:style w:type="character" w:customStyle="1" w:styleId="Heading8Char">
-    <w:name w:val="Heading 8 Char"/>
-    <w:basedOn w:val="DefaultParagraphFont"/>
-    <w:link w:val="Heading8"/>
+  <w:style w:type="character" w:customStyle="1" w:styleId="Ttulo8Car">
+    <w:name w:val="Título 8 Car"/>
+    <w:basedOn w:val="Fuentedeprrafopredeter"/>
+    <w:link w:val="Ttulo8"/>
     <w:uiPriority w:val="9"/>
     <w:semiHidden/>
     <w:rsid w:val="00F86B65"/>
@@ -7649,10 +7606,10 @@
       <w:color w:val="272727" w:themeColor="text1" w:themeTint="D8"/>
     </w:rPr>
   </w:style>
-  <w:style w:type="character" w:customStyle="1" w:styleId="Heading9Char">
-    <w:name w:val="Heading 9 Char"/>
-    <w:basedOn w:val="DefaultParagraphFont"/>
-    <w:link w:val="Heading9"/>
+  <w:style w:type="character" w:customStyle="1" w:styleId="Ttulo9Car">
+    <w:name w:val="Título 9 Car"/>
+    <w:basedOn w:val="Fuentedeprrafopredeter"/>
+    <w:link w:val="Ttulo9"/>
     <w:uiPriority w:val="9"/>
     <w:semiHidden/>
     <w:rsid w:val="00F86B65"/>
@@ -7661,11 +7618,11 @@
       <w:color w:val="272727" w:themeColor="text1" w:themeTint="D8"/>
     </w:rPr>
   </w:style>
-  <w:style w:type="paragraph" w:styleId="Title">
+  <w:style w:type="paragraph" w:styleId="Ttulo">
     <w:name w:val="Title"/>
     <w:basedOn w:val="Normal"/>
     <w:next w:val="Normal"/>
-    <w:link w:val="TitleChar"/>
+    <w:link w:val="TtuloCar"/>
     <w:uiPriority w:val="10"/>
     <w:qFormat/>
     <w:rsid w:val="00F86B65"/>
@@ -7682,10 +7639,10 @@
       <w14:ligatures w14:val="standardContextual"/>
     </w:rPr>
   </w:style>
-  <w:style w:type="character" w:customStyle="1" w:styleId="TitleChar">
-    <w:name w:val="Title Char"/>
-    <w:basedOn w:val="DefaultParagraphFont"/>
-    <w:link w:val="Title"/>
+  <w:style w:type="character" w:customStyle="1" w:styleId="TtuloCar">
+    <w:name w:val="Título Car"/>
+    <w:basedOn w:val="Fuentedeprrafopredeter"/>
+    <w:link w:val="Ttulo"/>
     <w:uiPriority w:val="10"/>
     <w:rsid w:val="00F86B65"/>
     <w:rPr>
@@ -7696,11 +7653,11 @@
       <w:szCs w:val="56"/>
     </w:rPr>
   </w:style>
-  <w:style w:type="paragraph" w:styleId="Subtitle">
+  <w:style w:type="paragraph" w:styleId="Subttulo">
     <w:name w:val="Subtitle"/>
     <w:basedOn w:val="Normal"/>
     <w:next w:val="Normal"/>
-    <w:link w:val="SubtitleChar"/>
+    <w:link w:val="SubttuloCar"/>
     <w:uiPriority w:val="11"/>
     <w:qFormat/>
     <w:rsid w:val="00F86B65"/>
@@ -7720,10 +7677,10 @@
       <w14:ligatures w14:val="standardContextual"/>
     </w:rPr>
   </w:style>
-  <w:style w:type="character" w:customStyle="1" w:styleId="SubtitleChar">
-    <w:name w:val="Subtitle Char"/>
-    <w:basedOn w:val="DefaultParagraphFont"/>
-    <w:link w:val="Subtitle"/>
+  <w:style w:type="character" w:customStyle="1" w:styleId="SubttuloCar">
+    <w:name w:val="Subtítulo Car"/>
+    <w:basedOn w:val="Fuentedeprrafopredeter"/>
+    <w:link w:val="Subttulo"/>
     <w:uiPriority w:val="11"/>
     <w:rsid w:val="00F86B65"/>
     <w:rPr>
@@ -7734,11 +7691,11 @@
       <w:szCs w:val="28"/>
     </w:rPr>
   </w:style>
-  <w:style w:type="paragraph" w:styleId="Quote">
+  <w:style w:type="paragraph" w:styleId="Cita">
     <w:name w:val="Quote"/>
     <w:basedOn w:val="Normal"/>
     <w:next w:val="Normal"/>
-    <w:link w:val="QuoteChar"/>
+    <w:link w:val="CitaCar"/>
     <w:uiPriority w:val="29"/>
     <w:qFormat/>
     <w:rsid w:val="00F86B65"/>
@@ -7756,10 +7713,10 @@
       <w14:ligatures w14:val="standardContextual"/>
     </w:rPr>
   </w:style>
-  <w:style w:type="character" w:customStyle="1" w:styleId="QuoteChar">
-    <w:name w:val="Quote Char"/>
-    <w:basedOn w:val="DefaultParagraphFont"/>
-    <w:link w:val="Quote"/>
+  <w:style w:type="character" w:customStyle="1" w:styleId="CitaCar">
+    <w:name w:val="Cita Car"/>
+    <w:basedOn w:val="Fuentedeprrafopredeter"/>
+    <w:link w:val="Cita"/>
     <w:uiPriority w:val="29"/>
     <w:rsid w:val="00F86B65"/>
     <w:rPr>
@@ -7768,7 +7725,7 @@
       <w:color w:val="404040" w:themeColor="text1" w:themeTint="BF"/>
     </w:rPr>
   </w:style>
-  <w:style w:type="paragraph" w:styleId="ListParagraph">
+  <w:style w:type="paragraph" w:styleId="Prrafodelista">
     <w:name w:val="List Paragraph"/>
     <w:basedOn w:val="Normal"/>
     <w:uiPriority w:val="34"/>
@@ -7786,9 +7743,9 @@
       <w14:ligatures w14:val="standardContextual"/>
     </w:rPr>
   </w:style>
-  <w:style w:type="character" w:styleId="IntenseEmphasis">
+  <w:style w:type="character" w:styleId="nfasisintenso">
     <w:name w:val="Intense Emphasis"/>
-    <w:basedOn w:val="DefaultParagraphFont"/>
+    <w:basedOn w:val="Fuentedeprrafopredeter"/>
     <w:uiPriority w:val="21"/>
     <w:qFormat/>
     <w:rsid w:val="00F86B65"/>
@@ -7798,11 +7755,11 @@
       <w:color w:val="0F4761" w:themeColor="accent1" w:themeShade="BF"/>
     </w:rPr>
   </w:style>
-  <w:style w:type="paragraph" w:styleId="IntenseQuote">
+  <w:style w:type="paragraph" w:styleId="Citadestacada">
     <w:name w:val="Intense Quote"/>
     <w:basedOn w:val="Normal"/>
     <w:next w:val="Normal"/>
-    <w:link w:val="IntenseQuoteChar"/>
+    <w:link w:val="CitadestacadaCar"/>
     <w:uiPriority w:val="30"/>
     <w:qFormat/>
     <w:rsid w:val="00F86B65"/>
@@ -7825,10 +7782,10 @@
       <w14:ligatures w14:val="standardContextual"/>
     </w:rPr>
   </w:style>
-  <w:style w:type="character" w:customStyle="1" w:styleId="IntenseQuoteChar">
-    <w:name w:val="Intense Quote Char"/>
-    <w:basedOn w:val="DefaultParagraphFont"/>
-    <w:link w:val="IntenseQuote"/>
+  <w:style w:type="character" w:customStyle="1" w:styleId="CitadestacadaCar">
+    <w:name w:val="Cita destacada Car"/>
+    <w:basedOn w:val="Fuentedeprrafopredeter"/>
+    <w:link w:val="Citadestacada"/>
     <w:uiPriority w:val="30"/>
     <w:rsid w:val="00F86B65"/>
     <w:rPr>
@@ -7837,9 +7794,9 @@
       <w:color w:val="0F4761" w:themeColor="accent1" w:themeShade="BF"/>
     </w:rPr>
   </w:style>
-  <w:style w:type="character" w:styleId="IntenseReference">
+  <w:style w:type="character" w:styleId="Referenciaintensa">
     <w:name w:val="Intense Reference"/>
-    <w:basedOn w:val="DefaultParagraphFont"/>
+    <w:basedOn w:val="Fuentedeprrafopredeter"/>
     <w:uiPriority w:val="32"/>
     <w:qFormat/>
     <w:rsid w:val="00F86B65"/>
@@ -7851,9 +7808,9 @@
       <w:spacing w:val="5"/>
     </w:rPr>
   </w:style>
-  <w:style w:type="table" w:styleId="TableGrid">
+  <w:style w:type="table" w:styleId="Tablaconcuadrcula">
     <w:name w:val="Table Grid"/>
-    <w:basedOn w:val="TableNormal"/>
+    <w:basedOn w:val="Tablanormal"/>
     <w:uiPriority w:val="59"/>
     <w:rsid w:val="00F86B65"/>
     <w:pPr>
@@ -7877,10 +7834,10 @@
       </w:tblBorders>
     </w:tblPr>
   </w:style>
-  <w:style w:type="paragraph" w:styleId="Header">
+  <w:style w:type="paragraph" w:styleId="Encabezado">
     <w:name w:val="header"/>
     <w:basedOn w:val="Normal"/>
-    <w:link w:val="HeaderChar"/>
+    <w:link w:val="EncabezadoCar"/>
     <w:uiPriority w:val="99"/>
     <w:unhideWhenUsed/>
     <w:rsid w:val="00F86B65"/>
@@ -7892,10 +7849,10 @@
       <w:spacing w:after="0" w:line="240" w:lineRule="auto"/>
     </w:pPr>
   </w:style>
-  <w:style w:type="character" w:customStyle="1" w:styleId="HeaderChar">
-    <w:name w:val="Header Char"/>
-    <w:basedOn w:val="DefaultParagraphFont"/>
-    <w:link w:val="Header"/>
+  <w:style w:type="character" w:customStyle="1" w:styleId="EncabezadoCar">
+    <w:name w:val="Encabezado Car"/>
+    <w:basedOn w:val="Fuentedeprrafopredeter"/>
+    <w:link w:val="Encabezado"/>
     <w:uiPriority w:val="99"/>
     <w:rsid w:val="00F86B65"/>
     <w:rPr>
@@ -7906,10 +7863,10 @@
       <w14:ligatures w14:val="none"/>
     </w:rPr>
   </w:style>
-  <w:style w:type="paragraph" w:styleId="Footer">
+  <w:style w:type="paragraph" w:styleId="Piedepgina">
     <w:name w:val="footer"/>
     <w:basedOn w:val="Normal"/>
-    <w:link w:val="FooterChar"/>
+    <w:link w:val="PiedepginaCar"/>
     <w:uiPriority w:val="99"/>
     <w:unhideWhenUsed/>
     <w:rsid w:val="00F86B65"/>
@@ -7921,10 +7878,10 @@
       <w:spacing w:after="0" w:line="240" w:lineRule="auto"/>
     </w:pPr>
   </w:style>
-  <w:style w:type="character" w:customStyle="1" w:styleId="FooterChar">
-    <w:name w:val="Footer Char"/>
-    <w:basedOn w:val="DefaultParagraphFont"/>
-    <w:link w:val="Footer"/>
+  <w:style w:type="character" w:customStyle="1" w:styleId="PiedepginaCar">
+    <w:name w:val="Pie de página Car"/>
+    <w:basedOn w:val="Fuentedeprrafopredeter"/>
+    <w:link w:val="Piedepgina"/>
     <w:uiPriority w:val="99"/>
     <w:rsid w:val="00F86B65"/>
     <w:rPr>
